--- a/arb/docx/29.content.docx
+++ b/arb/docx/29.content.docx
@@ -32,23 +32,6 @@
     </w:p>
     <w:p>
       <w:pPr>
-        <w:pStyle w:val="Heading2"/>
-        <w:bidi/>
-      </w:pPr>
-      <w:r>
-        <w:rPr>
-          <w:lang w:val="ar_AE" w:bidi="ar_AE"/>
-        </w:rPr>
-        <w:t>License Information</w:t>
-      </w:r>
-      <w:r>
-        <w:rPr>
-          <w:lang w:val="ar_AE" w:bidi="ar_AE"/>
-        </w:rPr>
-      </w:r>
-    </w:p>
-    <w:p>
-      <w:pPr>
         <w:bidi/>
       </w:pPr>
       <w:r>
@@ -61,19 +44,23 @@
           <w:b/>
           <w:lang w:val="ar_AE" w:bidi="ar_AE"/>
         </w:rPr>
-        <w:t>ملاحظات الدراسة (تينديل)</w:t>
-      </w:r>
-      <w:r>
-        <w:rPr>
-          <w:lang w:val="ar_AE" w:bidi="ar_AE"/>
-        </w:rPr>
-        <w:t xml:space="preserve"> (Arabic) is based on</w:t>
-      </w:r>
-      <w:r>
-        <w:rPr>
-          <w:lang w:val="ar_AE" w:bidi="ar_AE"/>
-        </w:rPr>
-        <w:t xml:space="preserve">: </w:t>
+        <w:t>Aquifer Open Study Notes</w:t>
+      </w:r>
+    </w:p>
+    <w:p>
+      <w:pPr>
+        <w:bidi/>
+      </w:pPr>
+      <w:r>
+        <w:rPr>
+          <w:lang w:val="ar_AE" w:bidi="ar_AE"/>
+        </w:rPr>
+      </w:r>
+      <w:r>
+        <w:rPr>
+          <w:lang w:val="ar_AE" w:bidi="ar_AE"/>
+        </w:rPr>
+        <w:t xml:space="preserve">This work is an adaptation of </w:t>
       </w:r>
       <w:r>
         <w:rPr>
@@ -85,64 +72,35 @@
         <w:rPr>
           <w:lang w:val="ar_AE" w:bidi="ar_AE"/>
         </w:rPr>
-        <w:t xml:space="preserve">, </w:t>
-      </w:r>
-      <w:hyperlink r:id="rId13">
-        <w:r>
-          <w:rPr>
-            <w:lang w:val="ar_AE" w:bidi="ar_AE"/>
-          </w:rPr>
-          <w:rPr>
-            <w:color w:val="0000EE"/>
-            <w:u w:val="single"/>
-          </w:rPr>
-          <w:t>Tyndale House Publishers</w:t>
-        </w:r>
-      </w:hyperlink>
-      <w:r>
-        <w:rPr>
-          <w:lang w:val="ar_AE" w:bidi="ar_AE"/>
-        </w:rPr>
-        <w:t xml:space="preserve">, 2019, which is licensed under a </w:t>
-      </w:r>
-      <w:hyperlink r:id="rId14">
-        <w:r>
-          <w:rPr>
-            <w:lang w:val="ar_AE" w:bidi="ar_AE"/>
-          </w:rPr>
-          <w:rPr>
-            <w:color w:val="0000EE"/>
-            <w:u w:val="single"/>
-          </w:rPr>
-          <w:t>CC BY-SA 4.0 license</w:t>
-        </w:r>
-      </w:hyperlink>
-      <w:r>
-        <w:rPr>
-          <w:lang w:val="ar_AE" w:bidi="ar_AE"/>
-        </w:rPr>
-        <w:t>.</w:t>
-      </w:r>
-      <w:r>
-        <w:rPr>
-          <w:lang w:val="ar_AE" w:bidi="ar_AE"/>
-        </w:rPr>
-      </w:r>
-    </w:p>
-    <w:p>
-      <w:pPr>
-        <w:bidi/>
-      </w:pPr>
-      <w:r>
-        <w:rPr>
-          <w:lang w:val="ar_AE" w:bidi="ar_AE"/>
-        </w:rPr>
-      </w:r>
-      <w:r>
-        <w:rPr>
-          <w:lang w:val="ar_AE" w:bidi="ar_AE"/>
-        </w:rPr>
-        <w:t>This PDF version is provided under the same license.</w:t>
+        <w:t xml:space="preserve"> © 2023 Tyndale House Publishers, licensed under the CC BY-SA 4.0 license. The adaptation, </w:t>
+      </w:r>
+      <w:r>
+        <w:rPr>
+          <w:lang w:val="ar_AE" w:bidi="ar_AE"/>
+        </w:rPr>
+        <w:t>Aquifer Open Study Notes</w:t>
+      </w:r>
+      <w:r>
+        <w:rPr>
+          <w:lang w:val="ar_AE" w:bidi="ar_AE"/>
+        </w:rPr>
+        <w:t>, was created by Mission Mutual and is also licensed under CC BY-SA 4.0.</w:t>
+      </w:r>
+    </w:p>
+    <w:p>
+      <w:pPr>
+        <w:bidi/>
+      </w:pPr>
+      <w:r>
+        <w:rPr>
+          <w:lang w:val="ar_AE" w:bidi="ar_AE"/>
+        </w:rPr>
+      </w:r>
+      <w:r>
+        <w:rPr>
+          <w:lang w:val="ar_AE" w:bidi="ar_AE"/>
+        </w:rPr>
+        <w:t>This resource has been adapted into multiple languages, including English, Tok Pisin, Arabic (عربي), French (Français), Hindi (हिंदी), Indonesian (Bahasa Indonesia), Portuguese (Português), Russian (Русский), Spanish (Español), Swahili (Kiswahili), and Simplified Chinese (简体中文).</w:t>
       </w:r>
       <w:r>
         <w:rPr>
@@ -515,7 +473,7 @@
         </w:rPr>
         <w:t xml:space="preserve">كان شعب الله سيخبر الأجيال القادمة عما كان يحدث حتى يستفيد نسلهم من الدروس التي تعلموها (انظر </w:t>
       </w:r>
-      <w:hyperlink r:id="rId15">
+      <w:hyperlink r:id="rId13">
         <w:r>
           <w:rPr>
             <w:lang w:val="ar_AE" w:bidi="ar_AE"/>
@@ -533,7 +491,7 @@
         </w:rPr>
         <w:t xml:space="preserve">؛ </w:t>
       </w:r>
-      <w:hyperlink r:id="rId16">
+      <w:hyperlink r:id="rId14">
         <w:r>
           <w:rPr>
             <w:lang w:val="ar_AE" w:bidi="ar_AE"/>
@@ -852,7 +810,7 @@
         </w:rPr>
         <w:t xml:space="preserve">هددت ضربة الجراد شعب يهوذا بالمجاعة وأدَّت إلى توقف الذبائح الحيوانية اليومية المعتادة وتقدمات الحبوب والخمر في الهيكل في أورشليم (قارن </w:t>
       </w:r>
-      <w:hyperlink r:id="rId17">
+      <w:hyperlink r:id="rId15">
         <w:r>
           <w:rPr>
             <w:lang w:val="ar_AE" w:bidi="ar_AE"/>
@@ -870,7 +828,7 @@
         </w:rPr>
         <w:t xml:space="preserve">؛ </w:t>
       </w:r>
-      <w:hyperlink r:id="rId18">
+      <w:hyperlink r:id="rId16">
         <w:r>
           <w:rPr>
             <w:lang w:val="ar_AE" w:bidi="ar_AE"/>
@@ -1004,7 +962,7 @@
         </w:rPr>
         <w:t xml:space="preserve">لقد زاد الجفاف من حدة دمار ضربة الجراد؛ فقد ذبل كل شيء وجف (انظر أيضًا </w:t>
       </w:r>
-      <w:hyperlink r:id="rId19">
+      <w:hyperlink r:id="rId17">
         <w:r>
           <w:rPr>
             <w:lang w:val="ar_AE" w:bidi="ar_AE"/>
@@ -1075,7 +1033,7 @@
         </w:rPr>
         <w:t xml:space="preserve">كان على الكهنة أن يقودوا جميع الناس في طقوس الحداد (الاعتكاف) العامة في الهيكل. وينبغي أن تتوافق أفعالهم الخارجية مع تغيير داخلي حقيقي (انظر </w:t>
       </w:r>
-      <w:hyperlink r:id="rId20">
+      <w:hyperlink r:id="rId18">
         <w:r>
           <w:rPr>
             <w:lang w:val="ar_AE" w:bidi="ar_AE"/>
@@ -1146,7 +1104,7 @@
         </w:rPr>
         <w:t>لم تكن ضربة الجراد مجرد حدث طبيعي، بل كانت علامة على اقتراب يوم الرب. فبدءًا من عاموس في القرن السابع قبل الميلاد (</w:t>
       </w:r>
-      <w:hyperlink r:id="rId21">
+      <w:hyperlink r:id="rId19">
         <w:r>
           <w:rPr>
             <w:lang w:val="ar_AE" w:bidi="ar_AE"/>
@@ -1451,7 +1409,7 @@
         </w:rPr>
         <w:t>كل الخليقة تعاني بسبب خطية الإنسان (</w:t>
       </w:r>
-      <w:hyperlink r:id="rId22">
+      <w:hyperlink r:id="rId20">
         <w:r>
           <w:rPr>
             <w:lang w:val="ar_AE" w:bidi="ar_AE"/>
@@ -1469,7 +1427,7 @@
         </w:rPr>
         <w:t xml:space="preserve">؛ </w:t>
       </w:r>
-      <w:hyperlink r:id="rId23">
+      <w:hyperlink r:id="rId21">
         <w:r>
           <w:rPr>
             <w:lang w:val="ar_AE" w:bidi="ar_AE"/>
@@ -1487,7 +1445,7 @@
         </w:rPr>
         <w:t xml:space="preserve">؛ </w:t>
       </w:r>
-      <w:hyperlink r:id="rId24">
+      <w:hyperlink r:id="rId22">
         <w:r>
           <w:rPr>
             <w:lang w:val="ar_AE" w:bidi="ar_AE"/>
@@ -1505,7 +1463,7 @@
         </w:rPr>
         <w:t xml:space="preserve">)—حتى الحيوانات البرية تصرخ إلى الله. الكلمة العبرية المترجمة "تصرخ" هي نفس الكلمة المستخدمة في </w:t>
       </w:r>
-      <w:hyperlink r:id="rId25">
+      <w:hyperlink r:id="rId23">
         <w:r>
           <w:rPr>
             <w:lang w:val="ar_AE" w:bidi="ar_AE"/>
@@ -1523,7 +1481,7 @@
         </w:rPr>
         <w:t xml:space="preserve"> عن الأيل الذي "يشتاق" إلى جداول المياه. الحيوانات، التي تحتاج بشدة إلى طعامها وشرابها، تُقدم مثالًا لكيف ينبغي لشعب يهوذا وأورشليم أن يطلبوا الرب (قارن </w:t>
       </w:r>
-      <w:hyperlink r:id="rId26">
+      <w:hyperlink r:id="rId24">
         <w:r>
           <w:rPr>
             <w:lang w:val="ar_AE" w:bidi="ar_AE"/>
@@ -1594,7 +1552,7 @@
         </w:rPr>
         <w:t xml:space="preserve">عندما تتعرض مدينة قديمة للهجوم، كان الحراس على سور المدينة يطلقون الإنذار عن طريق النفخ في البوق، وهي أداة مصنوعة من قرن الكبش تُسمى شوفار (انظر أيضًا </w:t>
       </w:r>
-      <w:hyperlink r:id="rId27">
+      <w:hyperlink r:id="rId25">
         <w:r>
           <w:rPr>
             <w:lang w:val="ar_AE" w:bidi="ar_AE"/>
@@ -1665,7 +1623,7 @@
         </w:rPr>
         <w:t xml:space="preserve">يعتبر البعض أن هذا القسم يمثل رواية ثانية لضربة الجراد الموصوفة في أصحاح </w:t>
       </w:r>
-      <w:hyperlink r:id="rId28">
+      <w:hyperlink r:id="rId26">
         <w:r>
           <w:rPr>
             <w:lang w:val="ar_AE" w:bidi="ar_AE"/>
@@ -1683,7 +1641,7 @@
         </w:rPr>
         <w:t xml:space="preserve">، ولكن في أصحاح </w:t>
       </w:r>
-      <w:hyperlink r:id="rId28">
+      <w:hyperlink r:id="rId26">
         <w:r>
           <w:rPr>
             <w:lang w:val="ar_AE" w:bidi="ar_AE"/>
@@ -1767,7 +1725,7 @@
         </w:rPr>
         <w:t xml:space="preserve">علّم بعض القادة الدينيين شعب أورشليم ويهوذا أن يوم الرب سيكون وقت بركة لشعب الله. بينما أعلن يوئيل أنه سيكون بدلًا من ذلك يوم ظلام وكآبة (انظر أيضًا </w:t>
       </w:r>
-      <w:hyperlink r:id="rId29">
+      <w:hyperlink r:id="rId27">
         <w:r>
           <w:rPr>
             <w:lang w:val="ar_AE" w:bidi="ar_AE"/>
@@ -1785,7 +1743,7 @@
         </w:rPr>
         <w:t>)، مرددًا صدى النبي صفنيا (</w:t>
       </w:r>
-      <w:hyperlink r:id="rId30">
+      <w:hyperlink r:id="rId28">
         <w:r>
           <w:rPr>
             <w:lang w:val="ar_AE" w:bidi="ar_AE"/>
@@ -1869,7 +1827,7 @@
         </w:rPr>
         <w:t xml:space="preserve"> ولكن بعده، لن تكون سوى خراب (عكس </w:t>
       </w:r>
-      <w:hyperlink r:id="rId31">
+      <w:hyperlink r:id="rId29">
         <w:r>
           <w:rPr>
             <w:lang w:val="ar_AE" w:bidi="ar_AE"/>
@@ -1887,7 +1845,7 @@
         </w:rPr>
         <w:t xml:space="preserve"> و</w:t>
       </w:r>
-      <w:hyperlink r:id="rId32">
+      <w:hyperlink r:id="rId30">
         <w:r>
           <w:rPr>
             <w:lang w:val="ar_AE" w:bidi="ar_AE"/>
@@ -1958,7 +1916,7 @@
         </w:rPr>
         <w:t xml:space="preserve">كَمَنْظَرِ الْخَيْلِ مَنْظَرُهُ: التشابه بين الجراد والخيول (انظر أيضًا </w:t>
       </w:r>
-      <w:hyperlink r:id="rId33">
+      <w:hyperlink r:id="rId31">
         <w:r>
           <w:rPr>
             <w:lang w:val="ar_AE" w:bidi="ar_AE"/>
@@ -2029,7 +1987,7 @@
         </w:rPr>
         <w:t xml:space="preserve">مِنْهُ تَرْتَعِدُ الشُّعُوبِ: تَوَقُّع الغزو هيأ الشعب إلى الدعوة للتوبة في </w:t>
       </w:r>
-      <w:hyperlink r:id="rId34">
+      <w:hyperlink r:id="rId32">
         <w:r>
           <w:rPr>
             <w:lang w:val="ar_AE" w:bidi="ar_AE"/>
@@ -2166,7 +2124,7 @@
         </w:rPr>
         <w:t xml:space="preserve"> أي ظهور الله (انظر </w:t>
       </w:r>
-      <w:hyperlink r:id="rId35">
+      <w:hyperlink r:id="rId33">
         <w:r>
           <w:rPr>
             <w:lang w:val="ar_AE" w:bidi="ar_AE"/>
@@ -2184,7 +2142,7 @@
         </w:rPr>
         <w:t xml:space="preserve">؛ </w:t>
       </w:r>
-      <w:hyperlink r:id="rId36">
+      <w:hyperlink r:id="rId34">
         <w:r>
           <w:rPr>
             <w:lang w:val="ar_AE" w:bidi="ar_AE"/>
@@ -2202,7 +2160,7 @@
         </w:rPr>
         <w:t xml:space="preserve">؛ </w:t>
       </w:r>
-      <w:hyperlink r:id="rId37">
+      <w:hyperlink r:id="rId35">
         <w:r>
           <w:rPr>
             <w:lang w:val="ar_AE" w:bidi="ar_AE"/>
@@ -2220,7 +2178,7 @@
         </w:rPr>
         <w:t>). ويرمز ظلام الشمس والقمر إلى القضاء الإلهي (</w:t>
       </w:r>
-      <w:hyperlink r:id="rId38">
+      <w:hyperlink r:id="rId36">
         <w:r>
           <w:rPr>
             <w:lang w:val="ar_AE" w:bidi="ar_AE"/>
@@ -2357,7 +2315,7 @@
         </w:rPr>
         <w:t xml:space="preserve">تبدأ هذه الآية بكلمات "يقول الرب"، وهي عبارة ترافق بشكل متكرر الخطابات الإلهية في الأنبياء. وهذه هي المرة الوحيدة التي تظهر فيها في يوئيل ("يقول الرب" في </w:t>
       </w:r>
-      <w:hyperlink r:id="rId39">
+      <w:hyperlink r:id="rId37">
         <w:r>
           <w:rPr>
             <w:lang w:val="ar_AE" w:bidi="ar_AE"/>
@@ -2481,7 +2439,7 @@
         </w:rPr>
         <w:t>كانت إحدى وسائل التعبير عن الحزن في العالم القديم هي تمزيق الثياب (</w:t>
       </w:r>
-      <w:hyperlink r:id="rId40">
+      <w:hyperlink r:id="rId38">
         <w:r>
           <w:rPr>
             <w:lang w:val="ar_AE" w:bidi="ar_AE"/>
@@ -2499,7 +2457,7 @@
         </w:rPr>
         <w:t xml:space="preserve">؛ </w:t>
       </w:r>
-      <w:hyperlink r:id="rId41">
+      <w:hyperlink r:id="rId39">
         <w:r>
           <w:rPr>
             <w:lang w:val="ar_AE" w:bidi="ar_AE"/>
@@ -2517,7 +2475,7 @@
         </w:rPr>
         <w:t xml:space="preserve">؛ </w:t>
       </w:r>
-      <w:hyperlink r:id="rId42">
+      <w:hyperlink r:id="rId40">
         <w:r>
           <w:rPr>
             <w:lang w:val="ar_AE" w:bidi="ar_AE"/>
@@ -2535,7 +2493,7 @@
         </w:rPr>
         <w:t xml:space="preserve">). • مَزِّقُوا قُلُوبَكُمْ: في اللغة العبرية، القلب هو مركز الفكر والإيمان والإرادة. كان على شعب الله أن يتجاوزوا المظاهر الخارجية للتوبة ليحققوا توبة داخلية—بتغيير توجهاتهم وأولوياتهم ومواقفهم. هذا لا يمكن أن يتحقق إلا إذا عادوا إلى الرب. • لأَنَّهُ رَؤُوفٌ رَحِيمٌ، … وَكَثِيرُ الرَّأْفَةِ: كان رجاء الشعب الوحيد هو شخصية الرب الرحيمة (انظر أيضًا </w:t>
       </w:r>
-      <w:hyperlink r:id="rId43">
+      <w:hyperlink r:id="rId41">
         <w:r>
           <w:rPr>
             <w:lang w:val="ar_AE" w:bidi="ar_AE"/>
@@ -2553,7 +2511,7 @@
         </w:rPr>
         <w:t xml:space="preserve"> </w:t>
       </w:r>
-      <w:hyperlink r:id="rId44">
+      <w:hyperlink r:id="rId42">
         <w:r>
           <w:rPr>
             <w:lang w:val="ar_AE" w:bidi="ar_AE"/>
@@ -2571,7 +2529,7 @@
         </w:rPr>
         <w:t xml:space="preserve">؛ </w:t>
       </w:r>
-      <w:hyperlink r:id="rId45">
+      <w:hyperlink r:id="rId43">
         <w:r>
           <w:rPr>
             <w:lang w:val="ar_AE" w:bidi="ar_AE"/>
@@ -2589,7 +2547,7 @@
         </w:rPr>
         <w:t xml:space="preserve">؛ </w:t>
       </w:r>
-      <w:hyperlink r:id="rId46">
+      <w:hyperlink r:id="rId44">
         <w:r>
           <w:rPr>
             <w:lang w:val="ar_AE" w:bidi="ar_AE"/>
@@ -2607,7 +2565,7 @@
         </w:rPr>
         <w:t xml:space="preserve">؛ </w:t>
       </w:r>
-      <w:hyperlink r:id="rId47">
+      <w:hyperlink r:id="rId45">
         <w:r>
           <w:rPr>
             <w:lang w:val="ar_AE" w:bidi="ar_AE"/>
@@ -2625,7 +2583,7 @@
         </w:rPr>
         <w:t xml:space="preserve">؛ </w:t>
       </w:r>
-      <w:hyperlink r:id="rId48">
+      <w:hyperlink r:id="rId46">
         <w:r>
           <w:rPr>
             <w:lang w:val="ar_AE" w:bidi="ar_AE"/>
@@ -2643,7 +2601,7 @@
         </w:rPr>
         <w:t xml:space="preserve">؛ </w:t>
       </w:r>
-      <w:hyperlink r:id="rId49">
+      <w:hyperlink r:id="rId47">
         <w:r>
           <w:rPr>
             <w:lang w:val="ar_AE" w:bidi="ar_AE"/>
@@ -2714,7 +2672,7 @@
         </w:rPr>
         <w:t xml:space="preserve">من يعلم؟ (لَعَلَّهُ) يعكس سؤال يوئيل البسيط سيادة الله المطلقة (انظر أيضًا </w:t>
       </w:r>
-      <w:hyperlink r:id="rId50">
+      <w:hyperlink r:id="rId48">
         <w:r>
           <w:rPr>
             <w:lang w:val="ar_AE" w:bidi="ar_AE"/>
@@ -2732,7 +2690,7 @@
         </w:rPr>
         <w:t>). الله ليس ملزمًا بأن يستردنا لمجرد أننا نقوم بطقوس معينة. تأتي المغفرة فقط من خلال النعمة الإلهية، لكن يوئيل كان يعلم أن الله يميل إلى أن يغفر (</w:t>
       </w:r>
-      <w:hyperlink r:id="rId20">
+      <w:hyperlink r:id="rId18">
         <w:r>
           <w:rPr>
             <w:lang w:val="ar_AE" w:bidi="ar_AE"/>
@@ -2856,7 +2814,7 @@
         </w:rPr>
         <w:t xml:space="preserve"> الْعَرِيسُ … وَالْعَرُوسُ: كان المتزوجون حديثًا معفيين من معظم الواجبات المدنية في إسرائيل القديمة (</w:t>
       </w:r>
-      <w:hyperlink r:id="rId51">
+      <w:hyperlink r:id="rId49">
         <w:r>
           <w:rPr>
             <w:lang w:val="ar_AE" w:bidi="ar_AE"/>
@@ -2874,7 +2832,7 @@
         </w:rPr>
         <w:t xml:space="preserve">؛ </w:t>
       </w:r>
-      <w:hyperlink r:id="rId52">
+      <w:hyperlink r:id="rId50">
         <w:r>
           <w:rPr>
             <w:lang w:val="ar_AE" w:bidi="ar_AE"/>
@@ -3157,7 +3115,7 @@
         </w:rPr>
         <w:t xml:space="preserve">قَمْحًا وَمِسْطَارًا وَزَيْتًا: سيعيد الله ثمار الأرض. هذا سيجعل العناصر الضرورية للذبيحة والعبادة متاحة مرة أخرى (انظر </w:t>
       </w:r>
-      <w:hyperlink r:id="rId53">
+      <w:hyperlink r:id="rId51">
         <w:r>
           <w:rPr>
             <w:lang w:val="ar_AE" w:bidi="ar_AE"/>
@@ -3175,7 +3133,7 @@
         </w:rPr>
         <w:t xml:space="preserve">؛ </w:t>
       </w:r>
-      <w:hyperlink r:id="rId54">
+      <w:hyperlink r:id="rId52">
         <w:r>
           <w:rPr>
             <w:lang w:val="ar_AE" w:bidi="ar_AE"/>
@@ -3299,7 +3257,7 @@
         </w:rPr>
         <w:t>أمطار الخريف (المطر المبكر) … أمطار الربيع (المطر المتأخر): سيعيد الله مرة أخرى النمط المنتظم لهطول الأمطار، وسينعكس الجفاف (</w:t>
       </w:r>
-      <w:hyperlink r:id="rId55">
+      <w:hyperlink r:id="rId53">
         <w:r>
           <w:rPr>
             <w:lang w:val="ar_AE" w:bidi="ar_AE"/>
@@ -3317,7 +3275,7 @@
         </w:rPr>
         <w:t xml:space="preserve">، </w:t>
       </w:r>
-      <w:hyperlink r:id="rId56">
+      <w:hyperlink r:id="rId54">
         <w:r>
           <w:rPr>
             <w:lang w:val="ar_AE" w:bidi="ar_AE"/>
@@ -3388,7 +3346,7 @@
         </w:rPr>
         <w:t xml:space="preserve">لقد وعد الرب بالتعويض عن الأضرار الفادحة التي تسبب فيها الجراد (انظر </w:t>
       </w:r>
-      <w:hyperlink r:id="rId57">
+      <w:hyperlink r:id="rId55">
         <w:r>
           <w:rPr>
             <w:lang w:val="ar_AE" w:bidi="ar_AE"/>
@@ -3406,7 +3364,7 @@
         </w:rPr>
         <w:t xml:space="preserve">، </w:t>
       </w:r>
-      <w:hyperlink r:id="rId53">
+      <w:hyperlink r:id="rId51">
         <w:r>
           <w:rPr>
             <w:lang w:val="ar_AE" w:bidi="ar_AE"/>
@@ -3552,7 +3510,7 @@
         </w:rPr>
         <w:t>أَنِّي أَسْكُبُ رُوحِي عَلَى كُلِّ بَشَرٍ: في إسرائيل، كانت عطية روح الله المُقوية تُمنح سابقًا فقط لأفراد مختارين مثل القضاة (</w:t>
       </w:r>
-      <w:hyperlink r:id="rId58">
+      <w:hyperlink r:id="rId56">
         <w:r>
           <w:rPr>
             <w:lang w:val="ar_AE" w:bidi="ar_AE"/>
@@ -3570,7 +3528,7 @@
         </w:rPr>
         <w:t xml:space="preserve">؛ </w:t>
       </w:r>
-      <w:hyperlink r:id="rId59">
+      <w:hyperlink r:id="rId57">
         <w:r>
           <w:rPr>
             <w:lang w:val="ar_AE" w:bidi="ar_AE"/>
@@ -3588,7 +3546,7 @@
         </w:rPr>
         <w:t>)، والكهنة (</w:t>
       </w:r>
-      <w:hyperlink r:id="rId60">
+      <w:hyperlink r:id="rId58">
         <w:r>
           <w:rPr>
             <w:lang w:val="ar_AE" w:bidi="ar_AE"/>
@@ -3606,7 +3564,7 @@
         </w:rPr>
         <w:t>)، والملوك (</w:t>
       </w:r>
-      <w:hyperlink r:id="rId61">
+      <w:hyperlink r:id="rId59">
         <w:r>
           <w:rPr>
             <w:lang w:val="ar_AE" w:bidi="ar_AE"/>
@@ -3624,7 +3582,7 @@
         </w:rPr>
         <w:t>)، والأنبياء (</w:t>
       </w:r>
-      <w:hyperlink r:id="rId62">
+      <w:hyperlink r:id="rId60">
         <w:r>
           <w:rPr>
             <w:lang w:val="ar_AE" w:bidi="ar_AE"/>
@@ -3642,7 +3600,7 @@
         </w:rPr>
         <w:t>). لكن سيأتي الوقت الذي سيُعطَى فيه الروح القدس لكل فرد من شعب الله، بغض النظر عن الجنس أو العمر أو المكانة الاجتماعية. وتحقيقًا لرغبة موسى في أن يكون كل إسرائيلي نبيًا (</w:t>
       </w:r>
-      <w:hyperlink r:id="rId63">
+      <w:hyperlink r:id="rId61">
         <w:r>
           <w:rPr>
             <w:lang w:val="ar_AE" w:bidi="ar_AE"/>
@@ -3660,7 +3618,7 @@
         </w:rPr>
         <w:t xml:space="preserve">)، سيتنبأ الجميع ويرون رؤى. في </w:t>
       </w:r>
-      <w:hyperlink r:id="rId64">
+      <w:hyperlink r:id="rId62">
         <w:r>
           <w:rPr>
             <w:lang w:val="ar_AE" w:bidi="ar_AE"/>
@@ -3678,7 +3636,7 @@
         </w:rPr>
         <w:t>، وسّع بطرس هذا الوعد ليشمل الناس من جميع أنحاء العالم المعروف الذين تجمعوا في أورشليم، بغض النظر عن عرقهم (</w:t>
       </w:r>
-      <w:hyperlink r:id="rId65">
+      <w:hyperlink r:id="rId63">
         <w:r>
           <w:rPr>
             <w:lang w:val="ar_AE" w:bidi="ar_AE"/>
@@ -3696,7 +3654,7 @@
         </w:rPr>
         <w:t xml:space="preserve">؛ انظر أيضًا </w:t>
       </w:r>
-      <w:hyperlink r:id="rId66">
+      <w:hyperlink r:id="rId64">
         <w:r>
           <w:rPr>
             <w:lang w:val="ar_AE" w:bidi="ar_AE"/>
@@ -3767,7 +3725,7 @@
         </w:rPr>
         <w:t>لقد نظر النبي إلى ما هو أبعد من زمنه إلى يوم الرب المستقبلي، عندما يسكب الله روحه بطرق لم يسبق لها مثيل، ويجري آيات وعجائب ليراها كل البشر. وقد اقتبس الرسول بطرس هذا المقطع باعتباره قد تحقق في يوم الخمسين (</w:t>
       </w:r>
-      <w:hyperlink r:id="rId67">
+      <w:hyperlink r:id="rId65">
         <w:r>
           <w:rPr>
             <w:lang w:val="ar_AE" w:bidi="ar_AE"/>
@@ -3891,7 +3849,7 @@
         </w:rPr>
         <w:t xml:space="preserve">سيكون انسكاب روح الله في المستقبل مصحوبًا بعلامات وعجائب. الدم والنار … والدخان، مع ظلام الشمس والقمر، هي إشارات لقدوم الله للدينونة (انظر </w:t>
       </w:r>
-      <w:hyperlink r:id="rId68">
+      <w:hyperlink r:id="rId66">
         <w:r>
           <w:rPr>
             <w:lang w:val="ar_AE" w:bidi="ar_AE"/>
@@ -3909,7 +3867,7 @@
         </w:rPr>
         <w:t xml:space="preserve">؛ </w:t>
       </w:r>
-      <w:hyperlink r:id="rId69">
+      <w:hyperlink r:id="rId67">
         <w:r>
           <w:rPr>
             <w:lang w:val="ar_AE" w:bidi="ar_AE"/>
@@ -3927,7 +3885,7 @@
         </w:rPr>
         <w:t xml:space="preserve">؛ </w:t>
       </w:r>
-      <w:hyperlink r:id="rId70">
+      <w:hyperlink r:id="rId68">
         <w:r>
           <w:rPr>
             <w:lang w:val="ar_AE" w:bidi="ar_AE"/>
@@ -3998,7 +3956,7 @@
         </w:rPr>
         <w:t xml:space="preserve">وَيَكُونُ أَنَّ كُلَّ مَنْ يَدْعُو بِاسْمِ الرَّبِّ يَنْجُو: يجب أن تكون الدعوة باسم الله مصحوبة بالتزام دائم بالعبادة والخدمة والشركة مع الرب، وليس عملًا أخيرًا نابعًا من اليأس (انظر </w:t>
       </w:r>
-      <w:hyperlink r:id="rId71">
+      <w:hyperlink r:id="rId69">
         <w:r>
           <w:rPr>
             <w:lang w:val="ar_AE" w:bidi="ar_AE"/>
@@ -4016,7 +3974,7 @@
         </w:rPr>
         <w:t xml:space="preserve">؛ </w:t>
       </w:r>
-      <w:hyperlink r:id="rId72">
+      <w:hyperlink r:id="rId70">
         <w:r>
           <w:rPr>
             <w:lang w:val="ar_AE" w:bidi="ar_AE"/>
@@ -4034,7 +3992,7 @@
         </w:rPr>
         <w:t xml:space="preserve">؛ </w:t>
       </w:r>
-      <w:hyperlink r:id="rId73">
+      <w:hyperlink r:id="rId71">
         <w:r>
           <w:rPr>
             <w:lang w:val="ar_AE" w:bidi="ar_AE"/>
@@ -4052,7 +4010,7 @@
         </w:rPr>
         <w:t xml:space="preserve"> </w:t>
       </w:r>
-      <w:hyperlink r:id="rId74">
+      <w:hyperlink r:id="rId72">
         <w:r>
           <w:rPr>
             <w:lang w:val="ar_AE" w:bidi="ar_AE"/>
@@ -4070,7 +4028,7 @@
         </w:rPr>
         <w:t xml:space="preserve">؛ </w:t>
       </w:r>
-      <w:hyperlink r:id="rId75">
+      <w:hyperlink r:id="rId73">
         <w:r>
           <w:rPr>
             <w:lang w:val="ar_AE" w:bidi="ar_AE"/>
@@ -4088,7 +4046,7 @@
         </w:rPr>
         <w:t xml:space="preserve">). • أولئك الذين دعاهم الرب هم البقية المختارة، الناجون من الدينونة الذين يعبدونه (انظر </w:t>
       </w:r>
-      <w:hyperlink r:id="rId76">
+      <w:hyperlink r:id="rId74">
         <w:r>
           <w:rPr>
             <w:lang w:val="ar_AE" w:bidi="ar_AE"/>
@@ -4106,7 +4064,7 @@
         </w:rPr>
         <w:t xml:space="preserve">؛ </w:t>
       </w:r>
-      <w:hyperlink r:id="rId77">
+      <w:hyperlink r:id="rId75">
         <w:r>
           <w:rPr>
             <w:lang w:val="ar_AE" w:bidi="ar_AE"/>
@@ -4124,7 +4082,7 @@
         </w:rPr>
         <w:t xml:space="preserve">؛ </w:t>
       </w:r>
-      <w:hyperlink r:id="rId78">
+      <w:hyperlink r:id="rId76">
         <w:r>
           <w:rPr>
             <w:lang w:val="ar_AE" w:bidi="ar_AE"/>
@@ -4261,7 +4219,7 @@
         </w:rPr>
         <w:t>) في وادي يهوشافاط. هذا الوادي ليس مرتبطًا بالملك يهوشافاط ملك يهوذا (</w:t>
       </w:r>
-      <w:hyperlink r:id="rId79">
+      <w:hyperlink r:id="rId77">
         <w:r>
           <w:rPr>
             <w:lang w:val="ar_AE" w:bidi="ar_AE"/>
@@ -4279,7 +4237,7 @@
         </w:rPr>
         <w:t xml:space="preserve">)؛ بل، إن هذا الوصف، الذي يعني "الوادي حيث يقضي الرب"، يحدد الموقع على أنه المكان الذي سيصدر فيه الله قراره (انظر </w:t>
       </w:r>
-      <w:hyperlink r:id="rId80">
+      <w:hyperlink r:id="rId78">
         <w:r>
           <w:rPr>
             <w:lang w:val="ar_AE" w:bidi="ar_AE"/>
@@ -4297,7 +4255,7 @@
         </w:rPr>
         <w:t xml:space="preserve">) بشأن مصير الأمم. • تشمل خطايا الأمم أنهم سبوا شعب عهد الله واستغلوا الأولاد والبنات العاجزين في تجارة العبيد اللاإنسانية (قارن </w:t>
       </w:r>
-      <w:hyperlink r:id="rId81">
+      <w:hyperlink r:id="rId79">
         <w:r>
           <w:rPr>
             <w:lang w:val="ar_AE" w:bidi="ar_AE"/>
@@ -4315,7 +4273,7 @@
         </w:rPr>
         <w:t xml:space="preserve">؛ </w:t>
       </w:r>
-      <w:hyperlink r:id="rId82">
+      <w:hyperlink r:id="rId80">
         <w:r>
           <w:rPr>
             <w:lang w:val="ar_AE" w:bidi="ar_AE"/>
@@ -4386,7 +4344,7 @@
         </w:rPr>
         <w:t xml:space="preserve">كانت المدن الفينيقية، مثل صور وصيدون، ومدن الفلسطينيين مذنبة بنهب الكنوز الثمينة لأورشليم وبيع شعبها كعبيد لليونانيين (انظر </w:t>
       </w:r>
-      <w:hyperlink r:id="rId83">
+      <w:hyperlink r:id="rId81">
         <w:r>
           <w:rPr>
             <w:lang w:val="ar_AE" w:bidi="ar_AE"/>
@@ -4404,7 +4362,7 @@
         </w:rPr>
         <w:t xml:space="preserve">، </w:t>
       </w:r>
-      <w:hyperlink r:id="rId84">
+      <w:hyperlink r:id="rId82">
         <w:r>
           <w:rPr>
             <w:lang w:val="ar_AE" w:bidi="ar_AE"/>
@@ -4601,7 +4559,7 @@
         </w:rPr>
         <w:t xml:space="preserve">اِطْبَعُوا سِكَّاتِكُمْ سُيُوفًا: على عكس الصورة في </w:t>
       </w:r>
-      <w:hyperlink r:id="rId85">
+      <w:hyperlink r:id="rId83">
         <w:r>
           <w:rPr>
             <w:lang w:val="ar_AE" w:bidi="ar_AE"/>
@@ -4619,7 +4577,7 @@
         </w:rPr>
         <w:t xml:space="preserve"> و</w:t>
       </w:r>
-      <w:hyperlink r:id="rId86">
+      <w:hyperlink r:id="rId84">
         <w:r>
           <w:rPr>
             <w:lang w:val="ar_AE" w:bidi="ar_AE"/>
@@ -4768,7 +4726,7 @@
         </w:rPr>
         <w:t xml:space="preserve">سيهزم الله الأمم كما يحصد المنجل سيقان الحبوب وكالعمال الذين يدوسون العنب في المعصرة (انظر </w:t>
       </w:r>
-      <w:hyperlink r:id="rId87">
+      <w:hyperlink r:id="rId85">
         <w:r>
           <w:rPr>
             <w:lang w:val="ar_AE" w:bidi="ar_AE"/>
@@ -4786,7 +4744,7 @@
         </w:rPr>
         <w:t xml:space="preserve">؛ </w:t>
       </w:r>
-      <w:hyperlink r:id="rId88">
+      <w:hyperlink r:id="rId86">
         <w:r>
           <w:rPr>
             <w:lang w:val="ar_AE" w:bidi="ar_AE"/>
@@ -4883,7 +4841,7 @@
         </w:rPr>
         <w:t xml:space="preserve">): تكرار الكلمة العبرية يجسد الضجيج الفوضوي الذي يُحدثه الحشد الهائل. • وَادِي الْقَضَاءِ: تم تغيير اسم الوادي (قارن </w:t>
       </w:r>
-      <w:hyperlink r:id="rId89">
+      <w:hyperlink r:id="rId87">
         <w:r>
           <w:rPr>
             <w:lang w:val="ar_AE" w:bidi="ar_AE"/>
@@ -4901,7 +4859,7 @@
         </w:rPr>
         <w:t xml:space="preserve">، </w:t>
       </w:r>
-      <w:hyperlink r:id="rId90">
+      <w:hyperlink r:id="rId88">
         <w:r>
           <w:rPr>
             <w:lang w:val="ar_AE" w:bidi="ar_AE"/>
@@ -4972,7 +4930,7 @@
         </w:rPr>
         <w:t xml:space="preserve">كان صوت الرب، مثل صوت الأسد، يزمجر من صهيون، يهز السماء والأرض ويرعب الخطاة (انظر </w:t>
       </w:r>
-      <w:hyperlink r:id="rId91">
+      <w:hyperlink r:id="rId89">
         <w:r>
           <w:rPr>
             <w:lang w:val="ar_AE" w:bidi="ar_AE"/>
@@ -5056,7 +5014,7 @@
         </w:rPr>
         <w:t xml:space="preserve"> جبل قدسه (انظر أيضًا </w:t>
       </w:r>
-      <w:hyperlink r:id="rId92">
+      <w:hyperlink r:id="rId90">
         <w:r>
           <w:rPr>
             <w:lang w:val="ar_AE" w:bidi="ar_AE"/>
@@ -5127,7 +5085,7 @@
         </w:rPr>
         <w:t xml:space="preserve">ستتدفق البركات من حضور الرب السيادي في صهيون (انظر أيضًا </w:t>
       </w:r>
-      <w:hyperlink r:id="rId93">
+      <w:hyperlink r:id="rId91">
         <w:r>
           <w:rPr>
             <w:lang w:val="ar_AE" w:bidi="ar_AE"/>
@@ -5145,7 +5103,7 @@
         </w:rPr>
         <w:t xml:space="preserve">؛ </w:t>
       </w:r>
-      <w:hyperlink r:id="rId94">
+      <w:hyperlink r:id="rId92">
         <w:r>
           <w:rPr>
             <w:lang w:val="ar_AE" w:bidi="ar_AE"/>
@@ -5163,7 +5121,7 @@
         </w:rPr>
         <w:t xml:space="preserve">). ستكون هناك وفرة فائضة من الخمر الجيد واللبن. ومن الهيكل، مسكن الله الخاص على الأرض، يخرج ينبوع يسقي الأراضي القاحلة إلى الأبد (انظر </w:t>
       </w:r>
-      <w:hyperlink r:id="rId95">
+      <w:hyperlink r:id="rId93">
         <w:r>
           <w:rPr>
             <w:lang w:val="ar_AE" w:bidi="ar_AE"/>
@@ -5181,7 +5139,7 @@
         </w:rPr>
         <w:t xml:space="preserve">؛ </w:t>
       </w:r>
-      <w:hyperlink r:id="rId96">
+      <w:hyperlink r:id="rId94">
         <w:r>
           <w:rPr>
             <w:lang w:val="ar_AE" w:bidi="ar_AE"/>
@@ -5305,7 +5263,7 @@
         </w:rPr>
         <w:t xml:space="preserve">إن خاتمة نبوة يوئيل هي نقيض بدايتها. ففي </w:t>
       </w:r>
-      <w:hyperlink r:id="rId28">
+      <w:hyperlink r:id="rId26">
         <w:r>
           <w:rPr>
             <w:lang w:val="ar_AE" w:bidi="ar_AE"/>
@@ -5323,7 +5281,7 @@
         </w:rPr>
         <w:t xml:space="preserve">، بدا مستقبل يهوذا موضع شك كبير. وكانت ضربة الجراد والجفاف، وهما علامتان للدينونة الإلهية، يهددان وجود يهوذا. والآن، ينتهي يوئيل بتأكيد إلهي على أن يهوذا … وأورشليم ستبقيان إلى دورٍ فدورٍ. وينعم شعب الله في كل جيل بالطمأنينة في الرجاء بأن مملكته ستسود على السماء والأرض (انظر أيضًا </w:t>
       </w:r>
-      <w:hyperlink r:id="rId97">
+      <w:hyperlink r:id="rId95">
         <w:r>
           <w:rPr>
             <w:lang w:val="ar_AE" w:bidi="ar_AE"/>
@@ -5341,7 +5299,7 @@
         </w:rPr>
         <w:t xml:space="preserve"> </w:t>
       </w:r>
-      <w:hyperlink r:id="rId98">
+      <w:hyperlink r:id="rId96">
         <w:r>
           <w:rPr>
             <w:lang w:val="ar_AE" w:bidi="ar_AE"/>
@@ -5359,7 +5317,7 @@
         </w:rPr>
         <w:t xml:space="preserve">؛ </w:t>
       </w:r>
-      <w:hyperlink r:id="rId99">
+      <w:hyperlink r:id="rId97">
         <w:r>
           <w:rPr>
             <w:lang w:val="ar_AE" w:bidi="ar_AE"/>

--- a/arb/docx/29.content.docx
+++ b/arb/docx/29.content.docx
@@ -178,13 +178,6 @@
         <w:rPr>
           <w:lang w:val="ar_AE" w:bidi="ar_AE"/>
         </w:rPr>
-      </w:r>
-      <w:r>
-        <w:rPr>
-          <w:i/>
-          <w:lang w:val="ar_AE" w:bidi="ar_AE"/>
-        </w:rPr>
-        <w:t>يوئيل 1: 1, يوئيل 1: 1–2: 17, يوئيل 1: 2, يوئيل 1: 3, يوئيل 1: 4, يوئيل 1: 5, يوئيل 1: 7, يوئيل 1: 8, يوئيل 1: 9, يوئيل 1: 10, يوئيل 1: 12, يوئيل 1: 13–14, يوئيل 1: 15, يوئيل 1: 17, يوئيل 1: 18, يوئيل 1: 19, يوئيل 1: 20, يوئيل 2: 1, يوئيل 2: 1–11, يوئيل 2: 2, يوئيل 2: 3, يوئيل 2: 4–5, يوئيل 2: 6, يوئيل 2: 7–9, يوئيل 2: 10, يوئيل 2: 11, يوئيل 2: 12, يوئيل 2: 12–17, يوئيل 2: 13, يوئيل 2: 14, يوئيل 2: 15, يوئيل 2: 16, يوئيل 2: 17, يوئيل 2: 18, يوئيل 2: 18–27, يوئيل 2: 18–3: 21, يوئيل 2: 19–20, يوئيل 2: 21–22, يوئيل 2: 23, يوئيل 2: 25, يوئيل 2: 26–27, يوئيل 2: 28–29, يوئيل 2: 28–32, يوئيل 2: 28–3: 21, يوئيل 2: 30–31, يوئيل 2: 32, يوئيل 3: 1–16, يوئيل 3: 2–3, يوئيل 3: 4–6, يوئيل 3: 7–8, يوئيل 3: 9, يوئيل 3: 10, يوئيل 3: 12, يوئيل 3: 13, يوئيل 3: 14, يوئيل 3: 16, يوئيل 3: 17, يوئيل 3: 18, يوئيل 3: 19, يوئيل 3: 20–21</w:t>
       </w:r>
       <w:r>
         <w:rPr>

--- a/arb/docx/29.content.docx
+++ b/arb/docx/29.content.docx
@@ -163,21 +163,6 @@
           <w:lang w:val="ar_AE" w:bidi="ar_AE"/>
         </w:rPr>
         <w:t>JOL</w:t>
-      </w:r>
-      <w:r>
-        <w:rPr>
-          <w:lang w:val="ar_AE" w:bidi="ar_AE"/>
-        </w:rPr>
-      </w:r>
-    </w:p>
-    <w:p>
-      <w:pPr>
-        <w:bidi/>
-      </w:pPr>
-      <w:r>
-        <w:rPr>
-          <w:lang w:val="ar_AE" w:bidi="ar_AE"/>
-        </w:rPr>
       </w:r>
       <w:r>
         <w:rPr>

--- a/arb/docx/29.content.docx
+++ b/arb/docx/29.content.docx
@@ -22,7 +22,7 @@
         <w:rPr>
           <w:lang w:val="ar_AE" w:bidi="ar_AE"/>
         </w:rPr>
-        <w:t>Resource: ملاحظات الدراسة (تينديل)</w:t>
+        <w:t>Resource: Tyndale Open Study Notes</w:t>
       </w:r>
       <w:r>
         <w:rPr>
@@ -122,7 +122,7 @@
         <w:rPr>
           <w:lang w:val="ar_AE" w:bidi="ar_AE"/>
         </w:rPr>
-        <w:t>ملاحظات الدراسة (تينديل)</w:t>
+        <w:t>Tyndale Open Study Notes</w:t>
       </w:r>
     </w:p>
     <w:p>

--- a/arb/docx/29.content.docx
+++ b/arb/docx/29.content.docx
@@ -22,7 +22,7 @@
         <w:rPr>
           <w:lang w:val="ar_AE" w:bidi="ar_AE"/>
         </w:rPr>
-        <w:t>Resource: Tyndale Open Study Notes</w:t>
+        <w:t>Resource: Aquifer Open Study Notes</w:t>
       </w:r>
       <w:r>
         <w:rPr>
@@ -122,7 +122,7 @@
         <w:rPr>
           <w:lang w:val="ar_AE" w:bidi="ar_AE"/>
         </w:rPr>
-        <w:t>Tyndale Open Study Notes</w:t>
+        <w:t>Aquifer Open Study Notes</w:t>
       </w:r>
     </w:p>
     <w:p>

--- a/arb/docx/29.content.docx
+++ b/arb/docx/29.content.docx
@@ -9,6 +9,8 @@
       </w:pPr>
       <w:r>
         <w:rPr>
+          <w:rtl/>
+          <w:cs/>
           <w:lang w:val="ar_AE" w:bidi="ar_AE"/>
         </w:rPr>
       </w:r>
@@ -20,28 +22,36 @@
       </w:pPr>
       <w:r>
         <w:rPr>
+          <w:rtl/>
+          <w:cs/>
           <w:lang w:val="ar_AE" w:bidi="ar_AE"/>
         </w:rPr>
         <w:t>Resource: Aquifer Open Study Notes</w:t>
       </w:r>
       <w:r>
         <w:rPr>
-          <w:lang w:val="ar_AE" w:bidi="ar_AE"/>
-        </w:rPr>
-      </w:r>
-    </w:p>
-    <w:p>
-      <w:pPr>
-        <w:bidi/>
-      </w:pPr>
-      <w:r>
-        <w:rPr>
+          <w:rtl/>
+          <w:cs/>
+          <w:lang w:val="ar_AE" w:bidi="ar_AE"/>
+        </w:rPr>
+      </w:r>
+    </w:p>
+    <w:p>
+      <w:pPr>
+        <w:bidi/>
+      </w:pPr>
+      <w:r>
+        <w:rPr>
+          <w:rtl/>
+          <w:cs/>
           <w:lang w:val="ar_AE" w:bidi="ar_AE"/>
         </w:rPr>
       </w:r>
       <w:r>
         <w:rPr>
           <w:b/>
+          <w:rtl/>
+          <w:cs/>
           <w:lang w:val="ar_AE" w:bidi="ar_AE"/>
         </w:rPr>
         <w:t>Aquifer Open Study Notes</w:t>
@@ -53,35 +63,47 @@
       </w:pPr>
       <w:r>
         <w:rPr>
-          <w:lang w:val="ar_AE" w:bidi="ar_AE"/>
-        </w:rPr>
-      </w:r>
-      <w:r>
-        <w:rPr>
+          <w:rtl/>
+          <w:cs/>
+          <w:lang w:val="ar_AE" w:bidi="ar_AE"/>
+        </w:rPr>
+      </w:r>
+      <w:r>
+        <w:rPr>
+          <w:rtl/>
+          <w:cs/>
           <w:lang w:val="ar_AE" w:bidi="ar_AE"/>
         </w:rPr>
         <w:t xml:space="preserve">This work is an adaptation of </w:t>
       </w:r>
       <w:r>
         <w:rPr>
+          <w:rtl/>
+          <w:cs/>
           <w:lang w:val="ar_AE" w:bidi="ar_AE"/>
         </w:rPr>
         <w:t>Tyndale Open Study Notes</w:t>
       </w:r>
       <w:r>
         <w:rPr>
+          <w:rtl/>
+          <w:cs/>
           <w:lang w:val="ar_AE" w:bidi="ar_AE"/>
         </w:rPr>
         <w:t xml:space="preserve"> © 2023 Tyndale House Publishers, licensed under the CC BY-SA 4.0 license. The adaptation, </w:t>
       </w:r>
       <w:r>
         <w:rPr>
+          <w:rtl/>
+          <w:cs/>
           <w:lang w:val="ar_AE" w:bidi="ar_AE"/>
         </w:rPr>
         <w:t>Aquifer Open Study Notes</w:t>
       </w:r>
       <w:r>
         <w:rPr>
+          <w:rtl/>
+          <w:cs/>
           <w:lang w:val="ar_AE" w:bidi="ar_AE"/>
         </w:rPr>
         <w:t>, was created by Mission Mutual and is also licensed under CC BY-SA 4.0.</w:t>
@@ -93,22 +115,30 @@
       </w:pPr>
       <w:r>
         <w:rPr>
-          <w:lang w:val="ar_AE" w:bidi="ar_AE"/>
-        </w:rPr>
-      </w:r>
-      <w:r>
-        <w:rPr>
+          <w:rtl/>
+          <w:cs/>
+          <w:lang w:val="ar_AE" w:bidi="ar_AE"/>
+        </w:rPr>
+      </w:r>
+      <w:r>
+        <w:rPr>
+          <w:rtl/>
+          <w:cs/>
           <w:lang w:val="ar_AE" w:bidi="ar_AE"/>
         </w:rPr>
         <w:t>This resource has been adapted into multiple languages, including English, Tok Pisin, Arabic (عربي), French (Français), Hindi (हिंदी), Indonesian (Bahasa Indonesia), Portuguese (Português), Russian (Русский), Spanish (Español), Swahili (Kiswahili), and Simplified Chinese (简体中文).</w:t>
       </w:r>
       <w:r>
         <w:rPr>
-          <w:lang w:val="ar_AE" w:bidi="ar_AE"/>
-        </w:rPr>
-      </w:r>
-      <w:r>
-        <w:rPr>
+          <w:rtl/>
+          <w:cs/>
+          <w:lang w:val="ar_AE" w:bidi="ar_AE"/>
+        </w:rPr>
+      </w:r>
+      <w:r>
+        <w:rPr>
+          <w:rtl/>
+          <w:cs/>
           <w:lang w:val="ar_AE" w:bidi="ar_AE"/>
         </w:rPr>
       </w:r>
@@ -120,6 +150,8 @@
       </w:pPr>
       <w:r>
         <w:rPr>
+          <w:rtl/>
+          <w:cs/>
           <w:lang w:val="ar_AE" w:bidi="ar_AE"/>
         </w:rPr>
         <w:t>Aquifer Open Study Notes</w:t>
@@ -149,6 +181,8 @@
       </w:pPr>
       <w:r>
         <w:rPr>
+          <w:rtl/>
+          <w:cs/>
           <w:lang w:val="ar_AE" w:bidi="ar_AE"/>
         </w:rPr>
       </w:r>
@@ -160,38 +194,50 @@
       </w:pPr>
       <w:r>
         <w:rPr>
+          <w:rtl/>
+          <w:cs/>
           <w:lang w:val="ar_AE" w:bidi="ar_AE"/>
         </w:rPr>
         <w:t>JOL</w:t>
       </w:r>
       <w:r>
         <w:rPr>
-          <w:lang w:val="ar_AE" w:bidi="ar_AE"/>
-        </w:rPr>
-      </w:r>
-    </w:p>
-    <w:p>
-      <w:pPr>
-        <w:bidi/>
-      </w:pPr>
-      <w:r>
-        <w:rPr>
-          <w:lang w:val="ar_AE" w:bidi="ar_AE"/>
-        </w:rPr>
-      </w:r>
-      <w:r>
-        <w:rPr>
+          <w:rtl/>
+          <w:cs/>
+          <w:lang w:val="ar_AE" w:bidi="ar_AE"/>
+        </w:rPr>
+      </w:r>
+    </w:p>
+    <w:p>
+      <w:pPr>
+        <w:bidi/>
+      </w:pPr>
+      <w:r>
+        <w:rPr>
+          <w:rtl/>
+          <w:cs/>
+          <w:lang w:val="ar_AE" w:bidi="ar_AE"/>
+        </w:rPr>
+      </w:r>
+      <w:r>
+        <w:rPr>
+          <w:rtl/>
+          <w:cs/>
           <w:lang w:val="ar_AE" w:bidi="ar_AE"/>
         </w:rPr>
         <w:t xml:space="preserve"> </w:t>
       </w:r>
       <w:r>
         <w:rPr>
-          <w:lang w:val="ar_AE" w:bidi="ar_AE"/>
-        </w:rPr>
-      </w:r>
-      <w:r>
-        <w:rPr>
+          <w:rtl/>
+          <w:cs/>
+          <w:lang w:val="ar_AE" w:bidi="ar_AE"/>
+        </w:rPr>
+      </w:r>
+      <w:r>
+        <w:rPr>
+          <w:rtl/>
+          <w:cs/>
           <w:lang w:val="ar_AE" w:bidi="ar_AE"/>
         </w:rPr>
       </w:r>
@@ -217,6 +263,8 @@
       </w:pPr>
       <w:r>
         <w:rPr>
+          <w:rtl/>
+          <w:cs/>
           <w:lang w:val="ar_AE" w:bidi="ar_AE"/>
         </w:rPr>
       </w:r>
@@ -228,27 +276,35 @@
       </w:pPr>
       <w:r>
         <w:rPr>
+          <w:rtl/>
+          <w:cs/>
           <w:lang w:val="ar_AE" w:bidi="ar_AE"/>
         </w:rPr>
         <w:t>يوئيل 1: 1</w:t>
       </w:r>
       <w:r>
         <w:rPr>
-          <w:lang w:val="ar_AE" w:bidi="ar_AE"/>
-        </w:rPr>
-      </w:r>
-    </w:p>
-    <w:p>
-      <w:pPr>
-        <w:bidi/>
-      </w:pPr>
-      <w:r>
-        <w:rPr>
-          <w:lang w:val="ar_AE" w:bidi="ar_AE"/>
-        </w:rPr>
-      </w:r>
-      <w:r>
-        <w:rPr>
+          <w:rtl/>
+          <w:cs/>
+          <w:lang w:val="ar_AE" w:bidi="ar_AE"/>
+        </w:rPr>
+      </w:r>
+    </w:p>
+    <w:p>
+      <w:pPr>
+        <w:bidi/>
+      </w:pPr>
+      <w:r>
+        <w:rPr>
+          <w:rtl/>
+          <w:cs/>
+          <w:lang w:val="ar_AE" w:bidi="ar_AE"/>
+        </w:rPr>
+      </w:r>
+      <w:r>
+        <w:rPr>
+          <w:rtl/>
+          <w:cs/>
           <w:lang w:val="ar_AE" w:bidi="ar_AE"/>
         </w:rPr>
         <w:t xml:space="preserve">كلمة الرب أعطت هذه الرسالة (حرفيًا </w:t>
@@ -256,12 +312,16 @@
       <w:r>
         <w:rPr>
           <w:i/>
+          <w:rtl/>
+          <w:cs/>
           <w:lang w:val="ar_AE" w:bidi="ar_AE"/>
         </w:rPr>
         <w:t>قَوْلُ الرَّبِّ الَّذِي صَارَ إِلَى</w:t>
       </w:r>
       <w:r>
         <w:rPr>
+          <w:rtl/>
+          <w:cs/>
           <w:lang w:val="ar_AE" w:bidi="ar_AE"/>
         </w:rPr>
         <w:t>): كان الرب، وليس النبي البشري، هو المصدر النهائي لهذه الكلمات. • اسم يوئيل يعني "الرب [يهوه] هو الله." أبو يوئيل، فثوئيل</w:t>
@@ -269,33 +329,43 @@
       <w:r>
         <w:rPr>
           <w:i/>
+          <w:rtl/>
+          <w:cs/>
           <w:lang w:val="ar_AE" w:bidi="ar_AE"/>
         </w:rPr>
         <w:t>،</w:t>
       </w:r>
       <w:r>
         <w:rPr>
+          <w:rtl/>
+          <w:cs/>
           <w:lang w:val="ar_AE" w:bidi="ar_AE"/>
         </w:rPr>
         <w:t xml:space="preserve"> غير معروف باستثناء هذه الآية.</w:t>
       </w:r>
       <w:r>
         <w:rPr>
-          <w:lang w:val="ar_AE" w:bidi="ar_AE"/>
-        </w:rPr>
-      </w:r>
-      <w:r>
-        <w:rPr>
-          <w:lang w:val="ar_AE" w:bidi="ar_AE"/>
-        </w:rPr>
-      </w:r>
-    </w:p>
-    <w:p>
-      <w:pPr>
-        <w:bidi/>
-      </w:pPr>
-      <w:r>
-        <w:rPr>
+          <w:rtl/>
+          <w:cs/>
+          <w:lang w:val="ar_AE" w:bidi="ar_AE"/>
+        </w:rPr>
+      </w:r>
+      <w:r>
+        <w:rPr>
+          <w:rtl/>
+          <w:cs/>
+          <w:lang w:val="ar_AE" w:bidi="ar_AE"/>
+        </w:rPr>
+      </w:r>
+    </w:p>
+    <w:p>
+      <w:pPr>
+        <w:bidi/>
+      </w:pPr>
+      <w:r>
+        <w:rPr>
+          <w:rtl/>
+          <w:cs/>
           <w:lang w:val="ar_AE" w:bidi="ar_AE"/>
         </w:rPr>
       </w:r>
@@ -307,48 +377,62 @@
       </w:pPr>
       <w:r>
         <w:rPr>
+          <w:rtl/>
+          <w:cs/>
           <w:lang w:val="ar_AE" w:bidi="ar_AE"/>
         </w:rPr>
         <w:t>يوئيل 1: 1–2: 17</w:t>
       </w:r>
       <w:r>
         <w:rPr>
-          <w:lang w:val="ar_AE" w:bidi="ar_AE"/>
-        </w:rPr>
-      </w:r>
-    </w:p>
-    <w:p>
-      <w:pPr>
-        <w:bidi/>
-      </w:pPr>
-      <w:r>
-        <w:rPr>
-          <w:lang w:val="ar_AE" w:bidi="ar_AE"/>
-        </w:rPr>
-      </w:r>
-      <w:r>
-        <w:rPr>
+          <w:rtl/>
+          <w:cs/>
+          <w:lang w:val="ar_AE" w:bidi="ar_AE"/>
+        </w:rPr>
+      </w:r>
+    </w:p>
+    <w:p>
+      <w:pPr>
+        <w:bidi/>
+      </w:pPr>
+      <w:r>
+        <w:rPr>
+          <w:rtl/>
+          <w:cs/>
+          <w:lang w:val="ar_AE" w:bidi="ar_AE"/>
+        </w:rPr>
+      </w:r>
+      <w:r>
+        <w:rPr>
+          <w:rtl/>
+          <w:cs/>
           <w:lang w:val="ar_AE" w:bidi="ar_AE"/>
         </w:rPr>
         <w:t>يصف يوئيل ضربة الجراد المدمرة التي أصابت يهوذا وأورشليم.</w:t>
       </w:r>
       <w:r>
         <w:rPr>
-          <w:lang w:val="ar_AE" w:bidi="ar_AE"/>
-        </w:rPr>
-      </w:r>
-      <w:r>
-        <w:rPr>
-          <w:lang w:val="ar_AE" w:bidi="ar_AE"/>
-        </w:rPr>
-      </w:r>
-    </w:p>
-    <w:p>
-      <w:pPr>
-        <w:bidi/>
-      </w:pPr>
-      <w:r>
-        <w:rPr>
+          <w:rtl/>
+          <w:cs/>
+          <w:lang w:val="ar_AE" w:bidi="ar_AE"/>
+        </w:rPr>
+      </w:r>
+      <w:r>
+        <w:rPr>
+          <w:rtl/>
+          <w:cs/>
+          <w:lang w:val="ar_AE" w:bidi="ar_AE"/>
+        </w:rPr>
+      </w:r>
+    </w:p>
+    <w:p>
+      <w:pPr>
+        <w:bidi/>
+      </w:pPr>
+      <w:r>
+        <w:rPr>
+          <w:rtl/>
+          <w:cs/>
           <w:lang w:val="ar_AE" w:bidi="ar_AE"/>
         </w:rPr>
       </w:r>
@@ -360,27 +444,35 @@
       </w:pPr>
       <w:r>
         <w:rPr>
+          <w:rtl/>
+          <w:cs/>
           <w:lang w:val="ar_AE" w:bidi="ar_AE"/>
         </w:rPr>
         <w:t>يوئيل 1: 2</w:t>
       </w:r>
       <w:r>
         <w:rPr>
-          <w:lang w:val="ar_AE" w:bidi="ar_AE"/>
-        </w:rPr>
-      </w:r>
-    </w:p>
-    <w:p>
-      <w:pPr>
-        <w:bidi/>
-      </w:pPr>
-      <w:r>
-        <w:rPr>
-          <w:lang w:val="ar_AE" w:bidi="ar_AE"/>
-        </w:rPr>
-      </w:r>
-      <w:r>
-        <w:rPr>
+          <w:rtl/>
+          <w:cs/>
+          <w:lang w:val="ar_AE" w:bidi="ar_AE"/>
+        </w:rPr>
+      </w:r>
+    </w:p>
+    <w:p>
+      <w:pPr>
+        <w:bidi/>
+      </w:pPr>
+      <w:r>
+        <w:rPr>
+          <w:rtl/>
+          <w:cs/>
+          <w:lang w:val="ar_AE" w:bidi="ar_AE"/>
+        </w:rPr>
+      </w:r>
+      <w:r>
+        <w:rPr>
+          <w:rtl/>
+          <w:cs/>
           <w:lang w:val="ar_AE" w:bidi="ar_AE"/>
         </w:rPr>
         <w:t xml:space="preserve">اِسْمَعُوا هذَا: دعا يوئيل سكان الأرض للانتباه بعناية للكلمة النبوية. • القادة (حرفيًا </w:t>
@@ -388,33 +480,43 @@
       <w:r>
         <w:rPr>
           <w:i/>
+          <w:rtl/>
+          <w:cs/>
           <w:lang w:val="ar_AE" w:bidi="ar_AE"/>
         </w:rPr>
         <w:t>الشيوخ</w:t>
       </w:r>
       <w:r>
         <w:rPr>
+          <w:rtl/>
+          <w:cs/>
           <w:lang w:val="ar_AE" w:bidi="ar_AE"/>
         </w:rPr>
         <w:t>): سأل النبي شيوخ المجتمع هل حدث مثل هذا من قبل؟ لم يحدث ذلك—فقد كانت هذه الكارثة فريدة من نوعها في تاريخ شعب الله.</w:t>
       </w:r>
       <w:r>
         <w:rPr>
-          <w:lang w:val="ar_AE" w:bidi="ar_AE"/>
-        </w:rPr>
-      </w:r>
-      <w:r>
-        <w:rPr>
-          <w:lang w:val="ar_AE" w:bidi="ar_AE"/>
-        </w:rPr>
-      </w:r>
-    </w:p>
-    <w:p>
-      <w:pPr>
-        <w:bidi/>
-      </w:pPr>
-      <w:r>
-        <w:rPr>
+          <w:rtl/>
+          <w:cs/>
+          <w:lang w:val="ar_AE" w:bidi="ar_AE"/>
+        </w:rPr>
+      </w:r>
+      <w:r>
+        <w:rPr>
+          <w:rtl/>
+          <w:cs/>
+          <w:lang w:val="ar_AE" w:bidi="ar_AE"/>
+        </w:rPr>
+      </w:r>
+    </w:p>
+    <w:p>
+      <w:pPr>
+        <w:bidi/>
+      </w:pPr>
+      <w:r>
+        <w:rPr>
+          <w:rtl/>
+          <w:cs/>
           <w:lang w:val="ar_AE" w:bidi="ar_AE"/>
         </w:rPr>
       </w:r>
@@ -426,27 +528,35 @@
       </w:pPr>
       <w:r>
         <w:rPr>
+          <w:rtl/>
+          <w:cs/>
           <w:lang w:val="ar_AE" w:bidi="ar_AE"/>
         </w:rPr>
         <w:t>يوئيل 1: 3</w:t>
       </w:r>
       <w:r>
         <w:rPr>
-          <w:lang w:val="ar_AE" w:bidi="ar_AE"/>
-        </w:rPr>
-      </w:r>
-    </w:p>
-    <w:p>
-      <w:pPr>
-        <w:bidi/>
-      </w:pPr>
-      <w:r>
-        <w:rPr>
-          <w:lang w:val="ar_AE" w:bidi="ar_AE"/>
-        </w:rPr>
-      </w:r>
-      <w:r>
-        <w:rPr>
+          <w:rtl/>
+          <w:cs/>
+          <w:lang w:val="ar_AE" w:bidi="ar_AE"/>
+        </w:rPr>
+      </w:r>
+    </w:p>
+    <w:p>
+      <w:pPr>
+        <w:bidi/>
+      </w:pPr>
+      <w:r>
+        <w:rPr>
+          <w:rtl/>
+          <w:cs/>
+          <w:lang w:val="ar_AE" w:bidi="ar_AE"/>
+        </w:rPr>
+      </w:r>
+      <w:r>
+        <w:rPr>
+          <w:rtl/>
+          <w:cs/>
           <w:lang w:val="ar_AE" w:bidi="ar_AE"/>
         </w:rPr>
         <w:t xml:space="preserve">كان شعب الله سيخبر الأجيال القادمة عما كان يحدث حتى يستفيد نسلهم من الدروس التي تعلموها (انظر </w:t>
@@ -454,6 +564,8 @@
       <w:hyperlink r:id="rId13">
         <w:r>
           <w:rPr>
+            <w:rtl/>
+            <w:cs/>
             <w:lang w:val="ar_AE" w:bidi="ar_AE"/>
           </w:rPr>
           <w:rPr>
@@ -465,6 +577,8 @@
       </w:hyperlink>
       <w:r>
         <w:rPr>
+          <w:rtl/>
+          <w:cs/>
           <w:lang w:val="ar_AE" w:bidi="ar_AE"/>
         </w:rPr>
         <w:t xml:space="preserve">؛ </w:t>
@@ -472,6 +586,8 @@
       <w:hyperlink r:id="rId14">
         <w:r>
           <w:rPr>
+            <w:rtl/>
+            <w:cs/>
             <w:lang w:val="ar_AE" w:bidi="ar_AE"/>
           </w:rPr>
           <w:rPr>
@@ -483,27 +599,35 @@
       </w:hyperlink>
       <w:r>
         <w:rPr>
+          <w:rtl/>
+          <w:cs/>
           <w:lang w:val="ar_AE" w:bidi="ar_AE"/>
         </w:rPr>
         <w:t>).</w:t>
       </w:r>
       <w:r>
         <w:rPr>
-          <w:lang w:val="ar_AE" w:bidi="ar_AE"/>
-        </w:rPr>
-      </w:r>
-      <w:r>
-        <w:rPr>
-          <w:lang w:val="ar_AE" w:bidi="ar_AE"/>
-        </w:rPr>
-      </w:r>
-    </w:p>
-    <w:p>
-      <w:pPr>
-        <w:bidi/>
-      </w:pPr>
-      <w:r>
-        <w:rPr>
+          <w:rtl/>
+          <w:cs/>
+          <w:lang w:val="ar_AE" w:bidi="ar_AE"/>
+        </w:rPr>
+      </w:r>
+      <w:r>
+        <w:rPr>
+          <w:rtl/>
+          <w:cs/>
+          <w:lang w:val="ar_AE" w:bidi="ar_AE"/>
+        </w:rPr>
+      </w:r>
+    </w:p>
+    <w:p>
+      <w:pPr>
+        <w:bidi/>
+      </w:pPr>
+      <w:r>
+        <w:rPr>
+          <w:rtl/>
+          <w:cs/>
           <w:lang w:val="ar_AE" w:bidi="ar_AE"/>
         </w:rPr>
       </w:r>
@@ -515,27 +639,35 @@
       </w:pPr>
       <w:r>
         <w:rPr>
+          <w:rtl/>
+          <w:cs/>
           <w:lang w:val="ar_AE" w:bidi="ar_AE"/>
         </w:rPr>
         <w:t>يوئيل 1: 4</w:t>
       </w:r>
       <w:r>
         <w:rPr>
-          <w:lang w:val="ar_AE" w:bidi="ar_AE"/>
-        </w:rPr>
-      </w:r>
-    </w:p>
-    <w:p>
-      <w:pPr>
-        <w:bidi/>
-      </w:pPr>
-      <w:r>
-        <w:rPr>
-          <w:lang w:val="ar_AE" w:bidi="ar_AE"/>
-        </w:rPr>
-      </w:r>
-      <w:r>
-        <w:rPr>
+          <w:rtl/>
+          <w:cs/>
+          <w:lang w:val="ar_AE" w:bidi="ar_AE"/>
+        </w:rPr>
+      </w:r>
+    </w:p>
+    <w:p>
+      <w:pPr>
+        <w:bidi/>
+      </w:pPr>
+      <w:r>
+        <w:rPr>
+          <w:rtl/>
+          <w:cs/>
+          <w:lang w:val="ar_AE" w:bidi="ar_AE"/>
+        </w:rPr>
+      </w:r>
+      <w:r>
+        <w:rPr>
+          <w:rtl/>
+          <w:cs/>
           <w:lang w:val="ar_AE" w:bidi="ar_AE"/>
         </w:rPr>
         <w:t xml:space="preserve">كانت الكارثة التي أصابت يهوذا ضربة مدمرة من الجراد. وقد فهم بعض الدارسين الأنواع الأربعة من </w:t>
@@ -543,33 +675,43 @@
       <w:r>
         <w:rPr>
           <w:i/>
+          <w:rtl/>
+          <w:cs/>
           <w:lang w:val="ar_AE" w:bidi="ar_AE"/>
         </w:rPr>
         <w:t>الجراد</w:t>
       </w:r>
       <w:r>
         <w:rPr>
+          <w:rtl/>
+          <w:cs/>
           <w:lang w:val="ar_AE" w:bidi="ar_AE"/>
         </w:rPr>
         <w:t xml:space="preserve"> المذكورة هنا على أنها تمثل أربع إمبراطوريات قديمة غزت إسرائيل. بينما اقترح آخرون أن الكلمات تشير إلى أربع مراحل في تطور نمو الجراد. من المرجح أن النبي كان يستخدم مصطلحات متعددة للتأكيد على مدى الدمار الذي أحدثته موجة تلو الأخرى من الحشرات الشرهة.</w:t>
       </w:r>
       <w:r>
         <w:rPr>
-          <w:lang w:val="ar_AE" w:bidi="ar_AE"/>
-        </w:rPr>
-      </w:r>
-      <w:r>
-        <w:rPr>
-          <w:lang w:val="ar_AE" w:bidi="ar_AE"/>
-        </w:rPr>
-      </w:r>
-    </w:p>
-    <w:p>
-      <w:pPr>
-        <w:bidi/>
-      </w:pPr>
-      <w:r>
-        <w:rPr>
+          <w:rtl/>
+          <w:cs/>
+          <w:lang w:val="ar_AE" w:bidi="ar_AE"/>
+        </w:rPr>
+      </w:r>
+      <w:r>
+        <w:rPr>
+          <w:rtl/>
+          <w:cs/>
+          <w:lang w:val="ar_AE" w:bidi="ar_AE"/>
+        </w:rPr>
+      </w:r>
+    </w:p>
+    <w:p>
+      <w:pPr>
+        <w:bidi/>
+      </w:pPr>
+      <w:r>
+        <w:rPr>
+          <w:rtl/>
+          <w:cs/>
           <w:lang w:val="ar_AE" w:bidi="ar_AE"/>
         </w:rPr>
       </w:r>
@@ -581,27 +723,35 @@
       </w:pPr>
       <w:r>
         <w:rPr>
+          <w:rtl/>
+          <w:cs/>
           <w:lang w:val="ar_AE" w:bidi="ar_AE"/>
         </w:rPr>
         <w:t>يوئيل 1: 5</w:t>
       </w:r>
       <w:r>
         <w:rPr>
-          <w:lang w:val="ar_AE" w:bidi="ar_AE"/>
-        </w:rPr>
-      </w:r>
-    </w:p>
-    <w:p>
-      <w:pPr>
-        <w:bidi/>
-      </w:pPr>
-      <w:r>
-        <w:rPr>
-          <w:lang w:val="ar_AE" w:bidi="ar_AE"/>
-        </w:rPr>
-      </w:r>
-      <w:r>
-        <w:rPr>
+          <w:rtl/>
+          <w:cs/>
+          <w:lang w:val="ar_AE" w:bidi="ar_AE"/>
+        </w:rPr>
+      </w:r>
+    </w:p>
+    <w:p>
+      <w:pPr>
+        <w:bidi/>
+      </w:pPr>
+      <w:r>
+        <w:rPr>
+          <w:rtl/>
+          <w:cs/>
+          <w:lang w:val="ar_AE" w:bidi="ar_AE"/>
+        </w:rPr>
+      </w:r>
+      <w:r>
+        <w:rPr>
+          <w:rtl/>
+          <w:cs/>
           <w:lang w:val="ar_AE" w:bidi="ar_AE"/>
         </w:rPr>
         <w:t>اِصْحُوا … ابْكُوا وَوَلْوِلُوا: لقد سعى النبي إلى إيقاظ الناس وتنبيههم إلى خطورة ضربة الجراد.</w:t>
@@ -613,26 +763,34 @@
       </w:pPr>
       <w:r>
         <w:rPr>
-          <w:lang w:val="ar_AE" w:bidi="ar_AE"/>
-        </w:rPr>
-      </w:r>
-      <w:r>
-        <w:rPr>
-          <w:lang w:val="ar_AE" w:bidi="ar_AE"/>
-        </w:rPr>
-      </w:r>
-      <w:r>
-        <w:rPr>
-          <w:lang w:val="ar_AE" w:bidi="ar_AE"/>
-        </w:rPr>
-      </w:r>
-    </w:p>
-    <w:p>
-      <w:pPr>
-        <w:bidi/>
-      </w:pPr>
-      <w:r>
-        <w:rPr>
+          <w:rtl/>
+          <w:cs/>
+          <w:lang w:val="ar_AE" w:bidi="ar_AE"/>
+        </w:rPr>
+      </w:r>
+      <w:r>
+        <w:rPr>
+          <w:rtl/>
+          <w:cs/>
+          <w:lang w:val="ar_AE" w:bidi="ar_AE"/>
+        </w:rPr>
+      </w:r>
+      <w:r>
+        <w:rPr>
+          <w:rtl/>
+          <w:cs/>
+          <w:lang w:val="ar_AE" w:bidi="ar_AE"/>
+        </w:rPr>
+      </w:r>
+    </w:p>
+    <w:p>
+      <w:pPr>
+        <w:bidi/>
+      </w:pPr>
+      <w:r>
+        <w:rPr>
+          <w:rtl/>
+          <w:cs/>
           <w:lang w:val="ar_AE" w:bidi="ar_AE"/>
         </w:rPr>
       </w:r>
@@ -644,48 +802,62 @@
       </w:pPr>
       <w:r>
         <w:rPr>
+          <w:rtl/>
+          <w:cs/>
           <w:lang w:val="ar_AE" w:bidi="ar_AE"/>
         </w:rPr>
         <w:t>يوئيل 1: 7</w:t>
       </w:r>
       <w:r>
         <w:rPr>
-          <w:lang w:val="ar_AE" w:bidi="ar_AE"/>
-        </w:rPr>
-      </w:r>
-    </w:p>
-    <w:p>
-      <w:pPr>
-        <w:bidi/>
-      </w:pPr>
-      <w:r>
-        <w:rPr>
-          <w:lang w:val="ar_AE" w:bidi="ar_AE"/>
-        </w:rPr>
-      </w:r>
-      <w:r>
-        <w:rPr>
+          <w:rtl/>
+          <w:cs/>
+          <w:lang w:val="ar_AE" w:bidi="ar_AE"/>
+        </w:rPr>
+      </w:r>
+    </w:p>
+    <w:p>
+      <w:pPr>
+        <w:bidi/>
+      </w:pPr>
+      <w:r>
+        <w:rPr>
+          <w:rtl/>
+          <w:cs/>
+          <w:lang w:val="ar_AE" w:bidi="ar_AE"/>
+        </w:rPr>
+      </w:r>
+      <w:r>
+        <w:rPr>
+          <w:rtl/>
+          <w:cs/>
           <w:lang w:val="ar_AE" w:bidi="ar_AE"/>
         </w:rPr>
         <w:t>إن القوة التدميرية للجراد موثقة جيدًا في العصور القديمة والحديثة. وتستهلك الحشرات النهمة المحاصيل السنوية مثل الحبوب والخضروات، وتدمر الأشجار المعمرة المثمرة والكروم، تاركة أغصانها بيضاء وعارية.</w:t>
       </w:r>
       <w:r>
         <w:rPr>
-          <w:lang w:val="ar_AE" w:bidi="ar_AE"/>
-        </w:rPr>
-      </w:r>
-      <w:r>
-        <w:rPr>
-          <w:lang w:val="ar_AE" w:bidi="ar_AE"/>
-        </w:rPr>
-      </w:r>
-    </w:p>
-    <w:p>
-      <w:pPr>
-        <w:bidi/>
-      </w:pPr>
-      <w:r>
-        <w:rPr>
+          <w:rtl/>
+          <w:cs/>
+          <w:lang w:val="ar_AE" w:bidi="ar_AE"/>
+        </w:rPr>
+      </w:r>
+      <w:r>
+        <w:rPr>
+          <w:rtl/>
+          <w:cs/>
+          <w:lang w:val="ar_AE" w:bidi="ar_AE"/>
+        </w:rPr>
+      </w:r>
+    </w:p>
+    <w:p>
+      <w:pPr>
+        <w:bidi/>
+      </w:pPr>
+      <w:r>
+        <w:rPr>
+          <w:rtl/>
+          <w:cs/>
           <w:lang w:val="ar_AE" w:bidi="ar_AE"/>
         </w:rPr>
       </w:r>
@@ -697,27 +869,35 @@
       </w:pPr>
       <w:r>
         <w:rPr>
+          <w:rtl/>
+          <w:cs/>
           <w:lang w:val="ar_AE" w:bidi="ar_AE"/>
         </w:rPr>
         <w:t>يوئيل 1: 8</w:t>
       </w:r>
       <w:r>
         <w:rPr>
-          <w:lang w:val="ar_AE" w:bidi="ar_AE"/>
-        </w:rPr>
-      </w:r>
-    </w:p>
-    <w:p>
-      <w:pPr>
-        <w:bidi/>
-      </w:pPr>
-      <w:r>
-        <w:rPr>
-          <w:lang w:val="ar_AE" w:bidi="ar_AE"/>
-        </w:rPr>
-      </w:r>
-      <w:r>
-        <w:rPr>
+          <w:rtl/>
+          <w:cs/>
+          <w:lang w:val="ar_AE" w:bidi="ar_AE"/>
+        </w:rPr>
+      </w:r>
+    </w:p>
+    <w:p>
+      <w:pPr>
+        <w:bidi/>
+      </w:pPr>
+      <w:r>
+        <w:rPr>
+          <w:rtl/>
+          <w:cs/>
+          <w:lang w:val="ar_AE" w:bidi="ar_AE"/>
+        </w:rPr>
+      </w:r>
+      <w:r>
+        <w:rPr>
+          <w:rtl/>
+          <w:cs/>
           <w:lang w:val="ar_AE" w:bidi="ar_AE"/>
         </w:rPr>
         <w:t xml:space="preserve">نُوحِي يَا أَرْضِي كَعَرُوسٍ (حرفيًا </w:t>
@@ -725,33 +905,43 @@
       <w:r>
         <w:rPr>
           <w:i/>
+          <w:rtl/>
+          <w:cs/>
           <w:lang w:val="ar_AE" w:bidi="ar_AE"/>
         </w:rPr>
         <w:t>عذراء</w:t>
       </w:r>
       <w:r>
         <w:rPr>
+          <w:rtl/>
+          <w:cs/>
           <w:lang w:val="ar_AE" w:bidi="ar_AE"/>
         </w:rPr>
         <w:t>): يتم تشبيه يهوذا بامرأة شابة مخطوبة لم يكتمل زواجها بسبب موت خطيبها.</w:t>
       </w:r>
       <w:r>
         <w:rPr>
-          <w:lang w:val="ar_AE" w:bidi="ar_AE"/>
-        </w:rPr>
-      </w:r>
-      <w:r>
-        <w:rPr>
-          <w:lang w:val="ar_AE" w:bidi="ar_AE"/>
-        </w:rPr>
-      </w:r>
-    </w:p>
-    <w:p>
-      <w:pPr>
-        <w:bidi/>
-      </w:pPr>
-      <w:r>
-        <w:rPr>
+          <w:rtl/>
+          <w:cs/>
+          <w:lang w:val="ar_AE" w:bidi="ar_AE"/>
+        </w:rPr>
+      </w:r>
+      <w:r>
+        <w:rPr>
+          <w:rtl/>
+          <w:cs/>
+          <w:lang w:val="ar_AE" w:bidi="ar_AE"/>
+        </w:rPr>
+      </w:r>
+    </w:p>
+    <w:p>
+      <w:pPr>
+        <w:bidi/>
+      </w:pPr>
+      <w:r>
+        <w:rPr>
+          <w:rtl/>
+          <w:cs/>
           <w:lang w:val="ar_AE" w:bidi="ar_AE"/>
         </w:rPr>
       </w:r>
@@ -763,27 +953,35 @@
       </w:pPr>
       <w:r>
         <w:rPr>
+          <w:rtl/>
+          <w:cs/>
           <w:lang w:val="ar_AE" w:bidi="ar_AE"/>
         </w:rPr>
         <w:t>يوئيل 1: 9</w:t>
       </w:r>
       <w:r>
         <w:rPr>
-          <w:lang w:val="ar_AE" w:bidi="ar_AE"/>
-        </w:rPr>
-      </w:r>
-    </w:p>
-    <w:p>
-      <w:pPr>
-        <w:bidi/>
-      </w:pPr>
-      <w:r>
-        <w:rPr>
-          <w:lang w:val="ar_AE" w:bidi="ar_AE"/>
-        </w:rPr>
-      </w:r>
-      <w:r>
-        <w:rPr>
+          <w:rtl/>
+          <w:cs/>
+          <w:lang w:val="ar_AE" w:bidi="ar_AE"/>
+        </w:rPr>
+      </w:r>
+    </w:p>
+    <w:p>
+      <w:pPr>
+        <w:bidi/>
+      </w:pPr>
+      <w:r>
+        <w:rPr>
+          <w:rtl/>
+          <w:cs/>
+          <w:lang w:val="ar_AE" w:bidi="ar_AE"/>
+        </w:rPr>
+      </w:r>
+      <w:r>
+        <w:rPr>
+          <w:rtl/>
+          <w:cs/>
           <w:lang w:val="ar_AE" w:bidi="ar_AE"/>
         </w:rPr>
         <w:t xml:space="preserve">هددت ضربة الجراد شعب يهوذا بالمجاعة وأدَّت إلى توقف الذبائح الحيوانية اليومية المعتادة وتقدمات الحبوب والخمر في الهيكل في أورشليم (قارن </w:t>
@@ -791,6 +989,8 @@
       <w:hyperlink r:id="rId15">
         <w:r>
           <w:rPr>
+            <w:rtl/>
+            <w:cs/>
             <w:lang w:val="ar_AE" w:bidi="ar_AE"/>
           </w:rPr>
           <w:rPr>
@@ -802,6 +1002,8 @@
       </w:hyperlink>
       <w:r>
         <w:rPr>
+          <w:rtl/>
+          <w:cs/>
           <w:lang w:val="ar_AE" w:bidi="ar_AE"/>
         </w:rPr>
         <w:t xml:space="preserve">؛ </w:t>
@@ -809,6 +1011,8 @@
       <w:hyperlink r:id="rId16">
         <w:r>
           <w:rPr>
+            <w:rtl/>
+            <w:cs/>
             <w:lang w:val="ar_AE" w:bidi="ar_AE"/>
           </w:rPr>
           <w:rPr>
@@ -820,27 +1024,35 @@
       </w:hyperlink>
       <w:r>
         <w:rPr>
+          <w:rtl/>
+          <w:cs/>
           <w:lang w:val="ar_AE" w:bidi="ar_AE"/>
         </w:rPr>
         <w:t>).</w:t>
       </w:r>
       <w:r>
         <w:rPr>
-          <w:lang w:val="ar_AE" w:bidi="ar_AE"/>
-        </w:rPr>
-      </w:r>
-      <w:r>
-        <w:rPr>
-          <w:lang w:val="ar_AE" w:bidi="ar_AE"/>
-        </w:rPr>
-      </w:r>
-    </w:p>
-    <w:p>
-      <w:pPr>
-        <w:bidi/>
-      </w:pPr>
-      <w:r>
-        <w:rPr>
+          <w:rtl/>
+          <w:cs/>
+          <w:lang w:val="ar_AE" w:bidi="ar_AE"/>
+        </w:rPr>
+      </w:r>
+      <w:r>
+        <w:rPr>
+          <w:rtl/>
+          <w:cs/>
+          <w:lang w:val="ar_AE" w:bidi="ar_AE"/>
+        </w:rPr>
+      </w:r>
+    </w:p>
+    <w:p>
+      <w:pPr>
+        <w:bidi/>
+      </w:pPr>
+      <w:r>
+        <w:rPr>
+          <w:rtl/>
+          <w:cs/>
           <w:lang w:val="ar_AE" w:bidi="ar_AE"/>
         </w:rPr>
       </w:r>
@@ -852,27 +1064,35 @@
       </w:pPr>
       <w:r>
         <w:rPr>
+          <w:rtl/>
+          <w:cs/>
           <w:lang w:val="ar_AE" w:bidi="ar_AE"/>
         </w:rPr>
         <w:t>يوئيل 1: 10</w:t>
       </w:r>
       <w:r>
         <w:rPr>
-          <w:lang w:val="ar_AE" w:bidi="ar_AE"/>
-        </w:rPr>
-      </w:r>
-    </w:p>
-    <w:p>
-      <w:pPr>
-        <w:bidi/>
-      </w:pPr>
-      <w:r>
-        <w:rPr>
-          <w:lang w:val="ar_AE" w:bidi="ar_AE"/>
-        </w:rPr>
-      </w:r>
-      <w:r>
-        <w:rPr>
+          <w:rtl/>
+          <w:cs/>
+          <w:lang w:val="ar_AE" w:bidi="ar_AE"/>
+        </w:rPr>
+      </w:r>
+    </w:p>
+    <w:p>
+      <w:pPr>
+        <w:bidi/>
+      </w:pPr>
+      <w:r>
+        <w:rPr>
+          <w:rtl/>
+          <w:cs/>
+          <w:lang w:val="ar_AE" w:bidi="ar_AE"/>
+        </w:rPr>
+      </w:r>
+      <w:r>
+        <w:rPr>
+          <w:rtl/>
+          <w:cs/>
           <w:lang w:val="ar_AE" w:bidi="ar_AE"/>
         </w:rPr>
         <w:t>لقد دمر الجراد المحاصيل الأساسية الثلاثة في إسرائيل القديمة: الحبوب (القمح) … العنب (المسطار) وزيت الزيتون.</w:t>
@@ -884,26 +1104,34 @@
       </w:pPr>
       <w:r>
         <w:rPr>
-          <w:lang w:val="ar_AE" w:bidi="ar_AE"/>
-        </w:rPr>
-      </w:r>
-      <w:r>
-        <w:rPr>
-          <w:lang w:val="ar_AE" w:bidi="ar_AE"/>
-        </w:rPr>
-      </w:r>
-      <w:r>
-        <w:rPr>
-          <w:lang w:val="ar_AE" w:bidi="ar_AE"/>
-        </w:rPr>
-      </w:r>
-    </w:p>
-    <w:p>
-      <w:pPr>
-        <w:bidi/>
-      </w:pPr>
-      <w:r>
-        <w:rPr>
+          <w:rtl/>
+          <w:cs/>
+          <w:lang w:val="ar_AE" w:bidi="ar_AE"/>
+        </w:rPr>
+      </w:r>
+      <w:r>
+        <w:rPr>
+          <w:rtl/>
+          <w:cs/>
+          <w:lang w:val="ar_AE" w:bidi="ar_AE"/>
+        </w:rPr>
+      </w:r>
+      <w:r>
+        <w:rPr>
+          <w:rtl/>
+          <w:cs/>
+          <w:lang w:val="ar_AE" w:bidi="ar_AE"/>
+        </w:rPr>
+      </w:r>
+    </w:p>
+    <w:p>
+      <w:pPr>
+        <w:bidi/>
+      </w:pPr>
+      <w:r>
+        <w:rPr>
+          <w:rtl/>
+          <w:cs/>
           <w:lang w:val="ar_AE" w:bidi="ar_AE"/>
         </w:rPr>
       </w:r>
@@ -915,27 +1143,35 @@
       </w:pPr>
       <w:r>
         <w:rPr>
+          <w:rtl/>
+          <w:cs/>
           <w:lang w:val="ar_AE" w:bidi="ar_AE"/>
         </w:rPr>
         <w:t>يوئيل 1: 12</w:t>
       </w:r>
       <w:r>
         <w:rPr>
-          <w:lang w:val="ar_AE" w:bidi="ar_AE"/>
-        </w:rPr>
-      </w:r>
-    </w:p>
-    <w:p>
-      <w:pPr>
-        <w:bidi/>
-      </w:pPr>
-      <w:r>
-        <w:rPr>
-          <w:lang w:val="ar_AE" w:bidi="ar_AE"/>
-        </w:rPr>
-      </w:r>
-      <w:r>
-        <w:rPr>
+          <w:rtl/>
+          <w:cs/>
+          <w:lang w:val="ar_AE" w:bidi="ar_AE"/>
+        </w:rPr>
+      </w:r>
+    </w:p>
+    <w:p>
+      <w:pPr>
+        <w:bidi/>
+      </w:pPr>
+      <w:r>
+        <w:rPr>
+          <w:rtl/>
+          <w:cs/>
+          <w:lang w:val="ar_AE" w:bidi="ar_AE"/>
+        </w:rPr>
+      </w:r>
+      <w:r>
+        <w:rPr>
+          <w:rtl/>
+          <w:cs/>
           <w:lang w:val="ar_AE" w:bidi="ar_AE"/>
         </w:rPr>
         <w:t xml:space="preserve">لقد زاد الجفاف من حدة دمار ضربة الجراد؛ فقد ذبل كل شيء وجف (انظر أيضًا </w:t>
@@ -943,6 +1179,8 @@
       <w:hyperlink r:id="rId17">
         <w:r>
           <w:rPr>
+            <w:rtl/>
+            <w:cs/>
             <w:lang w:val="ar_AE" w:bidi="ar_AE"/>
           </w:rPr>
           <w:rPr>
@@ -954,27 +1192,35 @@
       </w:hyperlink>
       <w:r>
         <w:rPr>
+          <w:rtl/>
+          <w:cs/>
           <w:lang w:val="ar_AE" w:bidi="ar_AE"/>
         </w:rPr>
         <w:t>). وعلى الصعيد الروحي، لقد جفت فرحة الناس كما جفت أشجار الفاكهة.</w:t>
       </w:r>
       <w:r>
         <w:rPr>
-          <w:lang w:val="ar_AE" w:bidi="ar_AE"/>
-        </w:rPr>
-      </w:r>
-      <w:r>
-        <w:rPr>
-          <w:lang w:val="ar_AE" w:bidi="ar_AE"/>
-        </w:rPr>
-      </w:r>
-    </w:p>
-    <w:p>
-      <w:pPr>
-        <w:bidi/>
-      </w:pPr>
-      <w:r>
-        <w:rPr>
+          <w:rtl/>
+          <w:cs/>
+          <w:lang w:val="ar_AE" w:bidi="ar_AE"/>
+        </w:rPr>
+      </w:r>
+      <w:r>
+        <w:rPr>
+          <w:rtl/>
+          <w:cs/>
+          <w:lang w:val="ar_AE" w:bidi="ar_AE"/>
+        </w:rPr>
+      </w:r>
+    </w:p>
+    <w:p>
+      <w:pPr>
+        <w:bidi/>
+      </w:pPr>
+      <w:r>
+        <w:rPr>
+          <w:rtl/>
+          <w:cs/>
           <w:lang w:val="ar_AE" w:bidi="ar_AE"/>
         </w:rPr>
       </w:r>
@@ -986,27 +1232,35 @@
       </w:pPr>
       <w:r>
         <w:rPr>
+          <w:rtl/>
+          <w:cs/>
           <w:lang w:val="ar_AE" w:bidi="ar_AE"/>
         </w:rPr>
         <w:t>يوئيل 1: 13–14</w:t>
       </w:r>
       <w:r>
         <w:rPr>
-          <w:lang w:val="ar_AE" w:bidi="ar_AE"/>
-        </w:rPr>
-      </w:r>
-    </w:p>
-    <w:p>
-      <w:pPr>
-        <w:bidi/>
-      </w:pPr>
-      <w:r>
-        <w:rPr>
-          <w:lang w:val="ar_AE" w:bidi="ar_AE"/>
-        </w:rPr>
-      </w:r>
-      <w:r>
-        <w:rPr>
+          <w:rtl/>
+          <w:cs/>
+          <w:lang w:val="ar_AE" w:bidi="ar_AE"/>
+        </w:rPr>
+      </w:r>
+    </w:p>
+    <w:p>
+      <w:pPr>
+        <w:bidi/>
+      </w:pPr>
+      <w:r>
+        <w:rPr>
+          <w:rtl/>
+          <w:cs/>
+          <w:lang w:val="ar_AE" w:bidi="ar_AE"/>
+        </w:rPr>
+      </w:r>
+      <w:r>
+        <w:rPr>
+          <w:rtl/>
+          <w:cs/>
           <w:lang w:val="ar_AE" w:bidi="ar_AE"/>
         </w:rPr>
         <w:t xml:space="preserve">كان على الكهنة أن يقودوا جميع الناس في طقوس الحداد (الاعتكاف) العامة في الهيكل. وينبغي أن تتوافق أفعالهم الخارجية مع تغيير داخلي حقيقي (انظر </w:t>
@@ -1014,6 +1268,8 @@
       <w:hyperlink r:id="rId18">
         <w:r>
           <w:rPr>
+            <w:rtl/>
+            <w:cs/>
             <w:lang w:val="ar_AE" w:bidi="ar_AE"/>
           </w:rPr>
           <w:rPr>
@@ -1025,27 +1281,35 @@
       </w:hyperlink>
       <w:r>
         <w:rPr>
+          <w:rtl/>
+          <w:cs/>
           <w:lang w:val="ar_AE" w:bidi="ar_AE"/>
         </w:rPr>
         <w:t>).</w:t>
       </w:r>
       <w:r>
         <w:rPr>
-          <w:lang w:val="ar_AE" w:bidi="ar_AE"/>
-        </w:rPr>
-      </w:r>
-      <w:r>
-        <w:rPr>
-          <w:lang w:val="ar_AE" w:bidi="ar_AE"/>
-        </w:rPr>
-      </w:r>
-    </w:p>
-    <w:p>
-      <w:pPr>
-        <w:bidi/>
-      </w:pPr>
-      <w:r>
-        <w:rPr>
+          <w:rtl/>
+          <w:cs/>
+          <w:lang w:val="ar_AE" w:bidi="ar_AE"/>
+        </w:rPr>
+      </w:r>
+      <w:r>
+        <w:rPr>
+          <w:rtl/>
+          <w:cs/>
+          <w:lang w:val="ar_AE" w:bidi="ar_AE"/>
+        </w:rPr>
+      </w:r>
+    </w:p>
+    <w:p>
+      <w:pPr>
+        <w:bidi/>
+      </w:pPr>
+      <w:r>
+        <w:rPr>
+          <w:rtl/>
+          <w:cs/>
           <w:lang w:val="ar_AE" w:bidi="ar_AE"/>
         </w:rPr>
       </w:r>
@@ -1057,27 +1321,35 @@
       </w:pPr>
       <w:r>
         <w:rPr>
+          <w:rtl/>
+          <w:cs/>
           <w:lang w:val="ar_AE" w:bidi="ar_AE"/>
         </w:rPr>
         <w:t>يوئيل 1: 15</w:t>
       </w:r>
       <w:r>
         <w:rPr>
-          <w:lang w:val="ar_AE" w:bidi="ar_AE"/>
-        </w:rPr>
-      </w:r>
-    </w:p>
-    <w:p>
-      <w:pPr>
-        <w:bidi/>
-      </w:pPr>
-      <w:r>
-        <w:rPr>
-          <w:lang w:val="ar_AE" w:bidi="ar_AE"/>
-        </w:rPr>
-      </w:r>
-      <w:r>
-        <w:rPr>
+          <w:rtl/>
+          <w:cs/>
+          <w:lang w:val="ar_AE" w:bidi="ar_AE"/>
+        </w:rPr>
+      </w:r>
+    </w:p>
+    <w:p>
+      <w:pPr>
+        <w:bidi/>
+      </w:pPr>
+      <w:r>
+        <w:rPr>
+          <w:rtl/>
+          <w:cs/>
+          <w:lang w:val="ar_AE" w:bidi="ar_AE"/>
+        </w:rPr>
+      </w:r>
+      <w:r>
+        <w:rPr>
+          <w:rtl/>
+          <w:cs/>
           <w:lang w:val="ar_AE" w:bidi="ar_AE"/>
         </w:rPr>
         <w:t>لم تكن ضربة الجراد مجرد حدث طبيعي، بل كانت علامة على اقتراب يوم الرب. فبدءًا من عاموس في القرن السابع قبل الميلاد (</w:t>
@@ -1085,6 +1357,8 @@
       <w:hyperlink r:id="rId19">
         <w:r>
           <w:rPr>
+            <w:rtl/>
+            <w:cs/>
             <w:lang w:val="ar_AE" w:bidi="ar_AE"/>
           </w:rPr>
           <w:rPr>
@@ -1096,6 +1370,8 @@
       </w:hyperlink>
       <w:r>
         <w:rPr>
+          <w:rtl/>
+          <w:cs/>
           <w:lang w:val="ar_AE" w:bidi="ar_AE"/>
         </w:rPr>
         <w:t xml:space="preserve">)، تحدث الأنبياء عن زمن مستقبلي عندما يتدخل الله في تاريخ البشرية ليدين الأشرار ويُنصف الأبرار. • خَرَاب . . . مِنَ الْقَادِرِ عَلَى كُلِّ شَيْءٍ: يبرز النص العبري التشابه في الأصوات بين كلمة </w:t>
@@ -1103,12 +1379,16 @@
       <w:r>
         <w:rPr>
           <w:i/>
+          <w:rtl/>
+          <w:cs/>
           <w:lang w:val="ar_AE" w:bidi="ar_AE"/>
         </w:rPr>
         <w:t>الدمار</w:t>
       </w:r>
       <w:r>
         <w:rPr>
+          <w:rtl/>
+          <w:cs/>
           <w:lang w:val="ar_AE" w:bidi="ar_AE"/>
         </w:rPr>
         <w:t xml:space="preserve"> (شود shod) ولقب </w:t>
@@ -1116,12 +1396,16 @@
       <w:r>
         <w:rPr>
           <w:i/>
+          <w:rtl/>
+          <w:cs/>
           <w:lang w:val="ar_AE" w:bidi="ar_AE"/>
         </w:rPr>
         <w:t xml:space="preserve">القادر </w:t>
       </w:r>
       <w:r>
         <w:rPr>
+          <w:rtl/>
+          <w:cs/>
           <w:lang w:val="ar_AE" w:bidi="ar_AE"/>
         </w:rPr>
         <w:t xml:space="preserve">أو </w:t>
@@ -1129,33 +1413,43 @@
       <w:r>
         <w:rPr>
           <w:i/>
+          <w:rtl/>
+          <w:cs/>
           <w:lang w:val="ar_AE" w:bidi="ar_AE"/>
         </w:rPr>
         <w:t xml:space="preserve">العلي </w:t>
       </w:r>
       <w:r>
         <w:rPr>
+          <w:rtl/>
+          <w:cs/>
           <w:lang w:val="ar_AE" w:bidi="ar_AE"/>
         </w:rPr>
         <w:t>(شدَّاي shadday).</w:t>
       </w:r>
       <w:r>
         <w:rPr>
-          <w:lang w:val="ar_AE" w:bidi="ar_AE"/>
-        </w:rPr>
-      </w:r>
-      <w:r>
-        <w:rPr>
-          <w:lang w:val="ar_AE" w:bidi="ar_AE"/>
-        </w:rPr>
-      </w:r>
-    </w:p>
-    <w:p>
-      <w:pPr>
-        <w:bidi/>
-      </w:pPr>
-      <w:r>
-        <w:rPr>
+          <w:rtl/>
+          <w:cs/>
+          <w:lang w:val="ar_AE" w:bidi="ar_AE"/>
+        </w:rPr>
+      </w:r>
+      <w:r>
+        <w:rPr>
+          <w:rtl/>
+          <w:cs/>
+          <w:lang w:val="ar_AE" w:bidi="ar_AE"/>
+        </w:rPr>
+      </w:r>
+    </w:p>
+    <w:p>
+      <w:pPr>
+        <w:bidi/>
+      </w:pPr>
+      <w:r>
+        <w:rPr>
+          <w:rtl/>
+          <w:cs/>
           <w:lang w:val="ar_AE" w:bidi="ar_AE"/>
         </w:rPr>
       </w:r>
@@ -1167,48 +1461,62 @@
       </w:pPr>
       <w:r>
         <w:rPr>
+          <w:rtl/>
+          <w:cs/>
           <w:lang w:val="ar_AE" w:bidi="ar_AE"/>
         </w:rPr>
         <w:t>يوئيل 1: 17</w:t>
       </w:r>
       <w:r>
         <w:rPr>
-          <w:lang w:val="ar_AE" w:bidi="ar_AE"/>
-        </w:rPr>
-      </w:r>
-    </w:p>
-    <w:p>
-      <w:pPr>
-        <w:bidi/>
-      </w:pPr>
-      <w:r>
-        <w:rPr>
-          <w:lang w:val="ar_AE" w:bidi="ar_AE"/>
-        </w:rPr>
-      </w:r>
-      <w:r>
-        <w:rPr>
+          <w:rtl/>
+          <w:cs/>
+          <w:lang w:val="ar_AE" w:bidi="ar_AE"/>
+        </w:rPr>
+      </w:r>
+    </w:p>
+    <w:p>
+      <w:pPr>
+        <w:bidi/>
+      </w:pPr>
+      <w:r>
+        <w:rPr>
+          <w:rtl/>
+          <w:cs/>
+          <w:lang w:val="ar_AE" w:bidi="ar_AE"/>
+        </w:rPr>
+      </w:r>
+      <w:r>
+        <w:rPr>
+          <w:rtl/>
+          <w:cs/>
           <w:lang w:val="ar_AE" w:bidi="ar_AE"/>
         </w:rPr>
         <w:t>لقد أدت الضربة (الجراد) والجفاف إلى تقليل إمدادات الغذاء لدرجة أن المخازن أصبحت فارغة.</w:t>
       </w:r>
       <w:r>
         <w:rPr>
-          <w:lang w:val="ar_AE" w:bidi="ar_AE"/>
-        </w:rPr>
-      </w:r>
-      <w:r>
-        <w:rPr>
-          <w:lang w:val="ar_AE" w:bidi="ar_AE"/>
-        </w:rPr>
-      </w:r>
-    </w:p>
-    <w:p>
-      <w:pPr>
-        <w:bidi/>
-      </w:pPr>
-      <w:r>
-        <w:rPr>
+          <w:rtl/>
+          <w:cs/>
+          <w:lang w:val="ar_AE" w:bidi="ar_AE"/>
+        </w:rPr>
+      </w:r>
+      <w:r>
+        <w:rPr>
+          <w:rtl/>
+          <w:cs/>
+          <w:lang w:val="ar_AE" w:bidi="ar_AE"/>
+        </w:rPr>
+      </w:r>
+    </w:p>
+    <w:p>
+      <w:pPr>
+        <w:bidi/>
+      </w:pPr>
+      <w:r>
+        <w:rPr>
+          <w:rtl/>
+          <w:cs/>
           <w:lang w:val="ar_AE" w:bidi="ar_AE"/>
         </w:rPr>
       </w:r>
@@ -1220,27 +1528,35 @@
       </w:pPr>
       <w:r>
         <w:rPr>
+          <w:rtl/>
+          <w:cs/>
           <w:lang w:val="ar_AE" w:bidi="ar_AE"/>
         </w:rPr>
         <w:t>يوئيل 1: 18</w:t>
       </w:r>
       <w:r>
         <w:rPr>
-          <w:lang w:val="ar_AE" w:bidi="ar_AE"/>
-        </w:rPr>
-      </w:r>
-    </w:p>
-    <w:p>
-      <w:pPr>
-        <w:bidi/>
-      </w:pPr>
-      <w:r>
-        <w:rPr>
-          <w:lang w:val="ar_AE" w:bidi="ar_AE"/>
-        </w:rPr>
-      </w:r>
-      <w:r>
-        <w:rPr>
+          <w:rtl/>
+          <w:cs/>
+          <w:lang w:val="ar_AE" w:bidi="ar_AE"/>
+        </w:rPr>
+      </w:r>
+    </w:p>
+    <w:p>
+      <w:pPr>
+        <w:bidi/>
+      </w:pPr>
+      <w:r>
+        <w:rPr>
+          <w:rtl/>
+          <w:cs/>
+          <w:lang w:val="ar_AE" w:bidi="ar_AE"/>
+        </w:rPr>
+      </w:r>
+      <w:r>
+        <w:rPr>
+          <w:rtl/>
+          <w:cs/>
           <w:lang w:val="ar_AE" w:bidi="ar_AE"/>
         </w:rPr>
         <w:t>كان سكان يهوذا يعانون بشدة من المجاعة؛ وحتى الأغنام والماعز</w:t>
@@ -1248,12 +1564,16 @@
       <w:r>
         <w:rPr>
           <w:i/>
+          <w:rtl/>
+          <w:cs/>
           <w:lang w:val="ar_AE" w:bidi="ar_AE"/>
         </w:rPr>
         <w:t>،</w:t>
       </w:r>
       <w:r>
         <w:rPr>
+          <w:rtl/>
+          <w:cs/>
           <w:lang w:val="ar_AE" w:bidi="ar_AE"/>
         </w:rPr>
         <w:t xml:space="preserve"> وهي من الحيوانات التي يمكنها العيش على علف ضئيل جدًا، كانت تئن في بؤس بسبب نقص الطعام.</w:t>
@@ -1265,26 +1585,34 @@
       </w:pPr>
       <w:r>
         <w:rPr>
-          <w:lang w:val="ar_AE" w:bidi="ar_AE"/>
-        </w:rPr>
-      </w:r>
-      <w:r>
-        <w:rPr>
-          <w:lang w:val="ar_AE" w:bidi="ar_AE"/>
-        </w:rPr>
-      </w:r>
-      <w:r>
-        <w:rPr>
-          <w:lang w:val="ar_AE" w:bidi="ar_AE"/>
-        </w:rPr>
-      </w:r>
-    </w:p>
-    <w:p>
-      <w:pPr>
-        <w:bidi/>
-      </w:pPr>
-      <w:r>
-        <w:rPr>
+          <w:rtl/>
+          <w:cs/>
+          <w:lang w:val="ar_AE" w:bidi="ar_AE"/>
+        </w:rPr>
+      </w:r>
+      <w:r>
+        <w:rPr>
+          <w:rtl/>
+          <w:cs/>
+          <w:lang w:val="ar_AE" w:bidi="ar_AE"/>
+        </w:rPr>
+      </w:r>
+      <w:r>
+        <w:rPr>
+          <w:rtl/>
+          <w:cs/>
+          <w:lang w:val="ar_AE" w:bidi="ar_AE"/>
+        </w:rPr>
+      </w:r>
+    </w:p>
+    <w:p>
+      <w:pPr>
+        <w:bidi/>
+      </w:pPr>
+      <w:r>
+        <w:rPr>
+          <w:rtl/>
+          <w:cs/>
           <w:lang w:val="ar_AE" w:bidi="ar_AE"/>
         </w:rPr>
       </w:r>
@@ -1296,27 +1624,35 @@
       </w:pPr>
       <w:r>
         <w:rPr>
+          <w:rtl/>
+          <w:cs/>
           <w:lang w:val="ar_AE" w:bidi="ar_AE"/>
         </w:rPr>
         <w:t>يوئيل 1: 19</w:t>
       </w:r>
       <w:r>
         <w:rPr>
-          <w:lang w:val="ar_AE" w:bidi="ar_AE"/>
-        </w:rPr>
-      </w:r>
-    </w:p>
-    <w:p>
-      <w:pPr>
-        <w:bidi/>
-      </w:pPr>
-      <w:r>
-        <w:rPr>
-          <w:lang w:val="ar_AE" w:bidi="ar_AE"/>
-        </w:rPr>
-      </w:r>
-      <w:r>
-        <w:rPr>
+          <w:rtl/>
+          <w:cs/>
+          <w:lang w:val="ar_AE" w:bidi="ar_AE"/>
+        </w:rPr>
+      </w:r>
+    </w:p>
+    <w:p>
+      <w:pPr>
+        <w:bidi/>
+      </w:pPr>
+      <w:r>
+        <w:rPr>
+          <w:rtl/>
+          <w:cs/>
+          <w:lang w:val="ar_AE" w:bidi="ar_AE"/>
+        </w:rPr>
+      </w:r>
+      <w:r>
+        <w:rPr>
+          <w:rtl/>
+          <w:cs/>
           <w:lang w:val="ar_AE" w:bidi="ar_AE"/>
         </w:rPr>
         <w:t xml:space="preserve">يا رب، أعنا! (حرفيًا </w:t>
@@ -1324,33 +1660,43 @@
       <w:r>
         <w:rPr>
           <w:i/>
+          <w:rtl/>
+          <w:cs/>
           <w:lang w:val="ar_AE" w:bidi="ar_AE"/>
         </w:rPr>
         <w:t>إِلَيْكَ يَا رَبُّ أَصْرُخُ</w:t>
       </w:r>
       <w:r>
         <w:rPr>
+          <w:rtl/>
+          <w:cs/>
           <w:lang w:val="ar_AE" w:bidi="ar_AE"/>
         </w:rPr>
         <w:t>): استجاب يوئيل للضربة بصلاة مُخلِصة. كان الملاذ الوحيد للشعب هو التوجه إلى الرب، سيد السماء والأرض، والاعتماد على صلاحه؛ فهو وحده القادر على تغيير وضعهم البائس.</w:t>
       </w:r>
       <w:r>
         <w:rPr>
-          <w:lang w:val="ar_AE" w:bidi="ar_AE"/>
-        </w:rPr>
-      </w:r>
-      <w:r>
-        <w:rPr>
-          <w:lang w:val="ar_AE" w:bidi="ar_AE"/>
-        </w:rPr>
-      </w:r>
-    </w:p>
-    <w:p>
-      <w:pPr>
-        <w:bidi/>
-      </w:pPr>
-      <w:r>
-        <w:rPr>
+          <w:rtl/>
+          <w:cs/>
+          <w:lang w:val="ar_AE" w:bidi="ar_AE"/>
+        </w:rPr>
+      </w:r>
+      <w:r>
+        <w:rPr>
+          <w:rtl/>
+          <w:cs/>
+          <w:lang w:val="ar_AE" w:bidi="ar_AE"/>
+        </w:rPr>
+      </w:r>
+    </w:p>
+    <w:p>
+      <w:pPr>
+        <w:bidi/>
+      </w:pPr>
+      <w:r>
+        <w:rPr>
+          <w:rtl/>
+          <w:cs/>
           <w:lang w:val="ar_AE" w:bidi="ar_AE"/>
         </w:rPr>
       </w:r>
@@ -1362,27 +1708,35 @@
       </w:pPr>
       <w:r>
         <w:rPr>
+          <w:rtl/>
+          <w:cs/>
           <w:lang w:val="ar_AE" w:bidi="ar_AE"/>
         </w:rPr>
         <w:t>يوئيل 1: 20</w:t>
       </w:r>
       <w:r>
         <w:rPr>
-          <w:lang w:val="ar_AE" w:bidi="ar_AE"/>
-        </w:rPr>
-      </w:r>
-    </w:p>
-    <w:p>
-      <w:pPr>
-        <w:bidi/>
-      </w:pPr>
-      <w:r>
-        <w:rPr>
-          <w:lang w:val="ar_AE" w:bidi="ar_AE"/>
-        </w:rPr>
-      </w:r>
-      <w:r>
-        <w:rPr>
+          <w:rtl/>
+          <w:cs/>
+          <w:lang w:val="ar_AE" w:bidi="ar_AE"/>
+        </w:rPr>
+      </w:r>
+    </w:p>
+    <w:p>
+      <w:pPr>
+        <w:bidi/>
+      </w:pPr>
+      <w:r>
+        <w:rPr>
+          <w:rtl/>
+          <w:cs/>
+          <w:lang w:val="ar_AE" w:bidi="ar_AE"/>
+        </w:rPr>
+      </w:r>
+      <w:r>
+        <w:rPr>
+          <w:rtl/>
+          <w:cs/>
           <w:lang w:val="ar_AE" w:bidi="ar_AE"/>
         </w:rPr>
         <w:t>كل الخليقة تعاني بسبب خطية الإنسان (</w:t>
@@ -1390,6 +1744,8 @@
       <w:hyperlink r:id="rId20">
         <w:r>
           <w:rPr>
+            <w:rtl/>
+            <w:cs/>
             <w:lang w:val="ar_AE" w:bidi="ar_AE"/>
           </w:rPr>
           <w:rPr>
@@ -1401,6 +1757,8 @@
       </w:hyperlink>
       <w:r>
         <w:rPr>
+          <w:rtl/>
+          <w:cs/>
           <w:lang w:val="ar_AE" w:bidi="ar_AE"/>
         </w:rPr>
         <w:t xml:space="preserve">؛ </w:t>
@@ -1408,6 +1766,8 @@
       <w:hyperlink r:id="rId21">
         <w:r>
           <w:rPr>
+            <w:rtl/>
+            <w:cs/>
             <w:lang w:val="ar_AE" w:bidi="ar_AE"/>
           </w:rPr>
           <w:rPr>
@@ -1419,6 +1779,8 @@
       </w:hyperlink>
       <w:r>
         <w:rPr>
+          <w:rtl/>
+          <w:cs/>
           <w:lang w:val="ar_AE" w:bidi="ar_AE"/>
         </w:rPr>
         <w:t xml:space="preserve">؛ </w:t>
@@ -1426,6 +1788,8 @@
       <w:hyperlink r:id="rId22">
         <w:r>
           <w:rPr>
+            <w:rtl/>
+            <w:cs/>
             <w:lang w:val="ar_AE" w:bidi="ar_AE"/>
           </w:rPr>
           <w:rPr>
@@ -1437,6 +1801,8 @@
       </w:hyperlink>
       <w:r>
         <w:rPr>
+          <w:rtl/>
+          <w:cs/>
           <w:lang w:val="ar_AE" w:bidi="ar_AE"/>
         </w:rPr>
         <w:t xml:space="preserve">)—حتى الحيوانات البرية تصرخ إلى الله. الكلمة العبرية المترجمة "تصرخ" هي نفس الكلمة المستخدمة في </w:t>
@@ -1444,6 +1810,8 @@
       <w:hyperlink r:id="rId23">
         <w:r>
           <w:rPr>
+            <w:rtl/>
+            <w:cs/>
             <w:lang w:val="ar_AE" w:bidi="ar_AE"/>
           </w:rPr>
           <w:rPr>
@@ -1455,6 +1823,8 @@
       </w:hyperlink>
       <w:r>
         <w:rPr>
+          <w:rtl/>
+          <w:cs/>
           <w:lang w:val="ar_AE" w:bidi="ar_AE"/>
         </w:rPr>
         <w:t xml:space="preserve"> عن الأيل الذي "يشتاق" إلى جداول المياه. الحيوانات، التي تحتاج بشدة إلى طعامها وشرابها، تُقدم مثالًا لكيف ينبغي لشعب يهوذا وأورشليم أن يطلبوا الرب (قارن </w:t>
@@ -1462,6 +1832,8 @@
       <w:hyperlink r:id="rId24">
         <w:r>
           <w:rPr>
+            <w:rtl/>
+            <w:cs/>
             <w:lang w:val="ar_AE" w:bidi="ar_AE"/>
           </w:rPr>
           <w:rPr>
@@ -1473,27 +1845,35 @@
       </w:hyperlink>
       <w:r>
         <w:rPr>
+          <w:rtl/>
+          <w:cs/>
           <w:lang w:val="ar_AE" w:bidi="ar_AE"/>
         </w:rPr>
         <w:t>).</w:t>
       </w:r>
       <w:r>
         <w:rPr>
-          <w:lang w:val="ar_AE" w:bidi="ar_AE"/>
-        </w:rPr>
-      </w:r>
-      <w:r>
-        <w:rPr>
-          <w:lang w:val="ar_AE" w:bidi="ar_AE"/>
-        </w:rPr>
-      </w:r>
-    </w:p>
-    <w:p>
-      <w:pPr>
-        <w:bidi/>
-      </w:pPr>
-      <w:r>
-        <w:rPr>
+          <w:rtl/>
+          <w:cs/>
+          <w:lang w:val="ar_AE" w:bidi="ar_AE"/>
+        </w:rPr>
+      </w:r>
+      <w:r>
+        <w:rPr>
+          <w:rtl/>
+          <w:cs/>
+          <w:lang w:val="ar_AE" w:bidi="ar_AE"/>
+        </w:rPr>
+      </w:r>
+    </w:p>
+    <w:p>
+      <w:pPr>
+        <w:bidi/>
+      </w:pPr>
+      <w:r>
+        <w:rPr>
+          <w:rtl/>
+          <w:cs/>
           <w:lang w:val="ar_AE" w:bidi="ar_AE"/>
         </w:rPr>
       </w:r>
@@ -1505,27 +1885,35 @@
       </w:pPr>
       <w:r>
         <w:rPr>
+          <w:rtl/>
+          <w:cs/>
           <w:lang w:val="ar_AE" w:bidi="ar_AE"/>
         </w:rPr>
         <w:t>يوئيل 2: 1</w:t>
       </w:r>
       <w:r>
         <w:rPr>
-          <w:lang w:val="ar_AE" w:bidi="ar_AE"/>
-        </w:rPr>
-      </w:r>
-    </w:p>
-    <w:p>
-      <w:pPr>
-        <w:bidi/>
-      </w:pPr>
-      <w:r>
-        <w:rPr>
-          <w:lang w:val="ar_AE" w:bidi="ar_AE"/>
-        </w:rPr>
-      </w:r>
-      <w:r>
-        <w:rPr>
+          <w:rtl/>
+          <w:cs/>
+          <w:lang w:val="ar_AE" w:bidi="ar_AE"/>
+        </w:rPr>
+      </w:r>
+    </w:p>
+    <w:p>
+      <w:pPr>
+        <w:bidi/>
+      </w:pPr>
+      <w:r>
+        <w:rPr>
+          <w:rtl/>
+          <w:cs/>
+          <w:lang w:val="ar_AE" w:bidi="ar_AE"/>
+        </w:rPr>
+      </w:r>
+      <w:r>
+        <w:rPr>
+          <w:rtl/>
+          <w:cs/>
           <w:lang w:val="ar_AE" w:bidi="ar_AE"/>
         </w:rPr>
         <w:t xml:space="preserve">عندما تتعرض مدينة قديمة للهجوم، كان الحراس على سور المدينة يطلقون الإنذار عن طريق النفخ في البوق، وهي أداة مصنوعة من قرن الكبش تُسمى شوفار (انظر أيضًا </w:t>
@@ -1533,6 +1921,8 @@
       <w:hyperlink r:id="rId25">
         <w:r>
           <w:rPr>
+            <w:rtl/>
+            <w:cs/>
             <w:lang w:val="ar_AE" w:bidi="ar_AE"/>
           </w:rPr>
           <w:rPr>
@@ -1544,27 +1934,35 @@
       </w:hyperlink>
       <w:r>
         <w:rPr>
+          <w:rtl/>
+          <w:cs/>
           <w:lang w:val="ar_AE" w:bidi="ar_AE"/>
         </w:rPr>
         <w:t>)، لدعوة جميع المدافعين لصد العدو.</w:t>
       </w:r>
       <w:r>
         <w:rPr>
-          <w:lang w:val="ar_AE" w:bidi="ar_AE"/>
-        </w:rPr>
-      </w:r>
-      <w:r>
-        <w:rPr>
-          <w:lang w:val="ar_AE" w:bidi="ar_AE"/>
-        </w:rPr>
-      </w:r>
-    </w:p>
-    <w:p>
-      <w:pPr>
-        <w:bidi/>
-      </w:pPr>
-      <w:r>
-        <w:rPr>
+          <w:rtl/>
+          <w:cs/>
+          <w:lang w:val="ar_AE" w:bidi="ar_AE"/>
+        </w:rPr>
+      </w:r>
+      <w:r>
+        <w:rPr>
+          <w:rtl/>
+          <w:cs/>
+          <w:lang w:val="ar_AE" w:bidi="ar_AE"/>
+        </w:rPr>
+      </w:r>
+    </w:p>
+    <w:p>
+      <w:pPr>
+        <w:bidi/>
+      </w:pPr>
+      <w:r>
+        <w:rPr>
+          <w:rtl/>
+          <w:cs/>
           <w:lang w:val="ar_AE" w:bidi="ar_AE"/>
         </w:rPr>
       </w:r>
@@ -1576,27 +1974,35 @@
       </w:pPr>
       <w:r>
         <w:rPr>
+          <w:rtl/>
+          <w:cs/>
           <w:lang w:val="ar_AE" w:bidi="ar_AE"/>
         </w:rPr>
         <w:t>يوئيل 2: 1–11</w:t>
       </w:r>
       <w:r>
         <w:rPr>
-          <w:lang w:val="ar_AE" w:bidi="ar_AE"/>
-        </w:rPr>
-      </w:r>
-    </w:p>
-    <w:p>
-      <w:pPr>
-        <w:bidi/>
-      </w:pPr>
-      <w:r>
-        <w:rPr>
-          <w:lang w:val="ar_AE" w:bidi="ar_AE"/>
-        </w:rPr>
-      </w:r>
-      <w:r>
-        <w:rPr>
+          <w:rtl/>
+          <w:cs/>
+          <w:lang w:val="ar_AE" w:bidi="ar_AE"/>
+        </w:rPr>
+      </w:r>
+    </w:p>
+    <w:p>
+      <w:pPr>
+        <w:bidi/>
+      </w:pPr>
+      <w:r>
+        <w:rPr>
+          <w:rtl/>
+          <w:cs/>
+          <w:lang w:val="ar_AE" w:bidi="ar_AE"/>
+        </w:rPr>
+      </w:r>
+      <w:r>
+        <w:rPr>
+          <w:rtl/>
+          <w:cs/>
           <w:lang w:val="ar_AE" w:bidi="ar_AE"/>
         </w:rPr>
         <w:t xml:space="preserve">يعتبر البعض أن هذا القسم يمثل رواية ثانية لضربة الجراد الموصوفة في أصحاح </w:t>
@@ -1604,6 +2010,8 @@
       <w:hyperlink r:id="rId26">
         <w:r>
           <w:rPr>
+            <w:rtl/>
+            <w:cs/>
             <w:lang w:val="ar_AE" w:bidi="ar_AE"/>
           </w:rPr>
           <w:rPr>
@@ -1615,6 +2023,8 @@
       </w:hyperlink>
       <w:r>
         <w:rPr>
+          <w:rtl/>
+          <w:cs/>
           <w:lang w:val="ar_AE" w:bidi="ar_AE"/>
         </w:rPr>
         <w:t xml:space="preserve">، ولكن في أصحاح </w:t>
@@ -1622,6 +2032,8 @@
       <w:hyperlink r:id="rId26">
         <w:r>
           <w:rPr>
+            <w:rtl/>
+            <w:cs/>
             <w:lang w:val="ar_AE" w:bidi="ar_AE"/>
           </w:rPr>
           <w:rPr>
@@ -1633,6 +2045,8 @@
       </w:hyperlink>
       <w:r>
         <w:rPr>
+          <w:rtl/>
+          <w:cs/>
           <w:lang w:val="ar_AE" w:bidi="ar_AE"/>
         </w:rPr>
         <w:t>، كانت الضربة في الماضي، بينما في هذا القسم، تبدو أزمنة الأفعال وكأنها تصفه كحدث مستقبلي. لذلك، يرى آخرون أنه تحذير من ضربة جراد أخرى. بينما فهم مفسرون آخرون هذا المقطع على أنه وصف لنهاية العالم في يوم الرب</w:t>
@@ -1640,33 +2054,43 @@
       <w:r>
         <w:rPr>
           <w:i/>
+          <w:rtl/>
+          <w:cs/>
           <w:lang w:val="ar_AE" w:bidi="ar_AE"/>
         </w:rPr>
         <w:t>،</w:t>
       </w:r>
       <w:r>
         <w:rPr>
+          <w:rtl/>
+          <w:cs/>
           <w:lang w:val="ar_AE" w:bidi="ar_AE"/>
         </w:rPr>
         <w:t xml:space="preserve"> باستخدام لغة ضربة الجراد لوصف جيش بشري غازٍ.</w:t>
       </w:r>
       <w:r>
         <w:rPr>
-          <w:lang w:val="ar_AE" w:bidi="ar_AE"/>
-        </w:rPr>
-      </w:r>
-      <w:r>
-        <w:rPr>
-          <w:lang w:val="ar_AE" w:bidi="ar_AE"/>
-        </w:rPr>
-      </w:r>
-    </w:p>
-    <w:p>
-      <w:pPr>
-        <w:bidi/>
-      </w:pPr>
-      <w:r>
-        <w:rPr>
+          <w:rtl/>
+          <w:cs/>
+          <w:lang w:val="ar_AE" w:bidi="ar_AE"/>
+        </w:rPr>
+      </w:r>
+      <w:r>
+        <w:rPr>
+          <w:rtl/>
+          <w:cs/>
+          <w:lang w:val="ar_AE" w:bidi="ar_AE"/>
+        </w:rPr>
+      </w:r>
+    </w:p>
+    <w:p>
+      <w:pPr>
+        <w:bidi/>
+      </w:pPr>
+      <w:r>
+        <w:rPr>
+          <w:rtl/>
+          <w:cs/>
           <w:lang w:val="ar_AE" w:bidi="ar_AE"/>
         </w:rPr>
       </w:r>
@@ -1678,27 +2102,35 @@
       </w:pPr>
       <w:r>
         <w:rPr>
+          <w:rtl/>
+          <w:cs/>
           <w:lang w:val="ar_AE" w:bidi="ar_AE"/>
         </w:rPr>
         <w:t>يوئيل 2: 2</w:t>
       </w:r>
       <w:r>
         <w:rPr>
-          <w:lang w:val="ar_AE" w:bidi="ar_AE"/>
-        </w:rPr>
-      </w:r>
-    </w:p>
-    <w:p>
-      <w:pPr>
-        <w:bidi/>
-      </w:pPr>
-      <w:r>
-        <w:rPr>
-          <w:lang w:val="ar_AE" w:bidi="ar_AE"/>
-        </w:rPr>
-      </w:r>
-      <w:r>
-        <w:rPr>
+          <w:rtl/>
+          <w:cs/>
+          <w:lang w:val="ar_AE" w:bidi="ar_AE"/>
+        </w:rPr>
+      </w:r>
+    </w:p>
+    <w:p>
+      <w:pPr>
+        <w:bidi/>
+      </w:pPr>
+      <w:r>
+        <w:rPr>
+          <w:rtl/>
+          <w:cs/>
+          <w:lang w:val="ar_AE" w:bidi="ar_AE"/>
+        </w:rPr>
+      </w:r>
+      <w:r>
+        <w:rPr>
+          <w:rtl/>
+          <w:cs/>
           <w:lang w:val="ar_AE" w:bidi="ar_AE"/>
         </w:rPr>
         <w:t xml:space="preserve">علّم بعض القادة الدينيين شعب أورشليم ويهوذا أن يوم الرب سيكون وقت بركة لشعب الله. بينما أعلن يوئيل أنه سيكون بدلًا من ذلك يوم ظلام وكآبة (انظر أيضًا </w:t>
@@ -1706,6 +2138,8 @@
       <w:hyperlink r:id="rId27">
         <w:r>
           <w:rPr>
+            <w:rtl/>
+            <w:cs/>
             <w:lang w:val="ar_AE" w:bidi="ar_AE"/>
           </w:rPr>
           <w:rPr>
@@ -1717,6 +2151,8 @@
       </w:hyperlink>
       <w:r>
         <w:rPr>
+          <w:rtl/>
+          <w:cs/>
           <w:lang w:val="ar_AE" w:bidi="ar_AE"/>
         </w:rPr>
         <w:t>)، مرددًا صدى النبي صفنيا (</w:t>
@@ -1724,6 +2160,8 @@
       <w:hyperlink r:id="rId28">
         <w:r>
           <w:rPr>
+            <w:rtl/>
+            <w:cs/>
             <w:lang w:val="ar_AE" w:bidi="ar_AE"/>
           </w:rPr>
           <w:rPr>
@@ -1735,27 +2173,35 @@
       </w:hyperlink>
       <w:r>
         <w:rPr>
+          <w:rtl/>
+          <w:cs/>
           <w:lang w:val="ar_AE" w:bidi="ar_AE"/>
         </w:rPr>
         <w:t>).</w:t>
       </w:r>
       <w:r>
         <w:rPr>
-          <w:lang w:val="ar_AE" w:bidi="ar_AE"/>
-        </w:rPr>
-      </w:r>
-      <w:r>
-        <w:rPr>
-          <w:lang w:val="ar_AE" w:bidi="ar_AE"/>
-        </w:rPr>
-      </w:r>
-    </w:p>
-    <w:p>
-      <w:pPr>
-        <w:bidi/>
-      </w:pPr>
-      <w:r>
-        <w:rPr>
+          <w:rtl/>
+          <w:cs/>
+          <w:lang w:val="ar_AE" w:bidi="ar_AE"/>
+        </w:rPr>
+      </w:r>
+      <w:r>
+        <w:rPr>
+          <w:rtl/>
+          <w:cs/>
+          <w:lang w:val="ar_AE" w:bidi="ar_AE"/>
+        </w:rPr>
+      </w:r>
+    </w:p>
+    <w:p>
+      <w:pPr>
+        <w:bidi/>
+      </w:pPr>
+      <w:r>
+        <w:rPr>
+          <w:rtl/>
+          <w:cs/>
           <w:lang w:val="ar_AE" w:bidi="ar_AE"/>
         </w:rPr>
       </w:r>
@@ -1767,27 +2213,35 @@
       </w:pPr>
       <w:r>
         <w:rPr>
+          <w:rtl/>
+          <w:cs/>
           <w:lang w:val="ar_AE" w:bidi="ar_AE"/>
         </w:rPr>
         <w:t>يوئيل 2: 3</w:t>
       </w:r>
       <w:r>
         <w:rPr>
-          <w:lang w:val="ar_AE" w:bidi="ar_AE"/>
-        </w:rPr>
-      </w:r>
-    </w:p>
-    <w:p>
-      <w:pPr>
-        <w:bidi/>
-      </w:pPr>
-      <w:r>
-        <w:rPr>
-          <w:lang w:val="ar_AE" w:bidi="ar_AE"/>
-        </w:rPr>
-      </w:r>
-      <w:r>
-        <w:rPr>
+          <w:rtl/>
+          <w:cs/>
+          <w:lang w:val="ar_AE" w:bidi="ar_AE"/>
+        </w:rPr>
+      </w:r>
+    </w:p>
+    <w:p>
+      <w:pPr>
+        <w:bidi/>
+      </w:pPr>
+      <w:r>
+        <w:rPr>
+          <w:rtl/>
+          <w:cs/>
+          <w:lang w:val="ar_AE" w:bidi="ar_AE"/>
+        </w:rPr>
+      </w:r>
+      <w:r>
+        <w:rPr>
+          <w:rtl/>
+          <w:cs/>
           <w:lang w:val="ar_AE" w:bidi="ar_AE"/>
         </w:rPr>
         <w:t>الدمار الذي كان سيحدثه الجيش الغازي سيكون مثل حريق هائل. قبل الهجوم، كانت الأرض تبدو كأنها جنة عدن</w:t>
@@ -1795,12 +2249,16 @@
       <w:r>
         <w:rPr>
           <w:i/>
+          <w:rtl/>
+          <w:cs/>
           <w:lang w:val="ar_AE" w:bidi="ar_AE"/>
         </w:rPr>
         <w:t>،</w:t>
       </w:r>
       <w:r>
         <w:rPr>
+          <w:rtl/>
+          <w:cs/>
           <w:lang w:val="ar_AE" w:bidi="ar_AE"/>
         </w:rPr>
         <w:t xml:space="preserve"> ولكن بعده، لن تكون سوى خراب (عكس </w:t>
@@ -1808,6 +2266,8 @@
       <w:hyperlink r:id="rId29">
         <w:r>
           <w:rPr>
+            <w:rtl/>
+            <w:cs/>
             <w:lang w:val="ar_AE" w:bidi="ar_AE"/>
           </w:rPr>
           <w:rPr>
@@ -1819,6 +2279,8 @@
       </w:hyperlink>
       <w:r>
         <w:rPr>
+          <w:rtl/>
+          <w:cs/>
           <w:lang w:val="ar_AE" w:bidi="ar_AE"/>
         </w:rPr>
         <w:t xml:space="preserve"> و</w:t>
@@ -1826,6 +2288,8 @@
       <w:hyperlink r:id="rId30">
         <w:r>
           <w:rPr>
+            <w:rtl/>
+            <w:cs/>
             <w:lang w:val="ar_AE" w:bidi="ar_AE"/>
           </w:rPr>
           <w:rPr>
@@ -1837,27 +2301,35 @@
       </w:hyperlink>
       <w:r>
         <w:rPr>
+          <w:rtl/>
+          <w:cs/>
           <w:lang w:val="ar_AE" w:bidi="ar_AE"/>
         </w:rPr>
         <w:t>).</w:t>
       </w:r>
       <w:r>
         <w:rPr>
-          <w:lang w:val="ar_AE" w:bidi="ar_AE"/>
-        </w:rPr>
-      </w:r>
-      <w:r>
-        <w:rPr>
-          <w:lang w:val="ar_AE" w:bidi="ar_AE"/>
-        </w:rPr>
-      </w:r>
-    </w:p>
-    <w:p>
-      <w:pPr>
-        <w:bidi/>
-      </w:pPr>
-      <w:r>
-        <w:rPr>
+          <w:rtl/>
+          <w:cs/>
+          <w:lang w:val="ar_AE" w:bidi="ar_AE"/>
+        </w:rPr>
+      </w:r>
+      <w:r>
+        <w:rPr>
+          <w:rtl/>
+          <w:cs/>
+          <w:lang w:val="ar_AE" w:bidi="ar_AE"/>
+        </w:rPr>
+      </w:r>
+    </w:p>
+    <w:p>
+      <w:pPr>
+        <w:bidi/>
+      </w:pPr>
+      <w:r>
+        <w:rPr>
+          <w:rtl/>
+          <w:cs/>
           <w:lang w:val="ar_AE" w:bidi="ar_AE"/>
         </w:rPr>
       </w:r>
@@ -1869,27 +2341,35 @@
       </w:pPr>
       <w:r>
         <w:rPr>
+          <w:rtl/>
+          <w:cs/>
           <w:lang w:val="ar_AE" w:bidi="ar_AE"/>
         </w:rPr>
         <w:t>يوئيل 2: 4–5</w:t>
       </w:r>
       <w:r>
         <w:rPr>
-          <w:lang w:val="ar_AE" w:bidi="ar_AE"/>
-        </w:rPr>
-      </w:r>
-    </w:p>
-    <w:p>
-      <w:pPr>
-        <w:bidi/>
-      </w:pPr>
-      <w:r>
-        <w:rPr>
-          <w:lang w:val="ar_AE" w:bidi="ar_AE"/>
-        </w:rPr>
-      </w:r>
-      <w:r>
-        <w:rPr>
+          <w:rtl/>
+          <w:cs/>
+          <w:lang w:val="ar_AE" w:bidi="ar_AE"/>
+        </w:rPr>
+      </w:r>
+    </w:p>
+    <w:p>
+      <w:pPr>
+        <w:bidi/>
+      </w:pPr>
+      <w:r>
+        <w:rPr>
+          <w:rtl/>
+          <w:cs/>
+          <w:lang w:val="ar_AE" w:bidi="ar_AE"/>
+        </w:rPr>
+      </w:r>
+      <w:r>
+        <w:rPr>
+          <w:rtl/>
+          <w:cs/>
           <w:lang w:val="ar_AE" w:bidi="ar_AE"/>
         </w:rPr>
         <w:t xml:space="preserve">كَمَنْظَرِ الْخَيْلِ مَنْظَرُهُ: التشابه بين الجراد والخيول (انظر أيضًا </w:t>
@@ -1897,6 +2377,8 @@
       <w:hyperlink r:id="rId31">
         <w:r>
           <w:rPr>
+            <w:rtl/>
+            <w:cs/>
             <w:lang w:val="ar_AE" w:bidi="ar_AE"/>
           </w:rPr>
           <w:rPr>
@@ -1908,27 +2390,35 @@
       </w:hyperlink>
       <w:r>
         <w:rPr>
+          <w:rtl/>
+          <w:cs/>
           <w:lang w:val="ar_AE" w:bidi="ar_AE"/>
         </w:rPr>
         <w:t>) يعزز صورة الجراد كجيش. • كَصَرِيفِ الْمَرْكَبَاتِ … يَثِبُونَ: يمكن أن تكون الضوضاء التي يصدرها سرب الجراد تصم الآذان.</w:t>
       </w:r>
       <w:r>
         <w:rPr>
-          <w:lang w:val="ar_AE" w:bidi="ar_AE"/>
-        </w:rPr>
-      </w:r>
-      <w:r>
-        <w:rPr>
-          <w:lang w:val="ar_AE" w:bidi="ar_AE"/>
-        </w:rPr>
-      </w:r>
-    </w:p>
-    <w:p>
-      <w:pPr>
-        <w:bidi/>
-      </w:pPr>
-      <w:r>
-        <w:rPr>
+          <w:rtl/>
+          <w:cs/>
+          <w:lang w:val="ar_AE" w:bidi="ar_AE"/>
+        </w:rPr>
+      </w:r>
+      <w:r>
+        <w:rPr>
+          <w:rtl/>
+          <w:cs/>
+          <w:lang w:val="ar_AE" w:bidi="ar_AE"/>
+        </w:rPr>
+      </w:r>
+    </w:p>
+    <w:p>
+      <w:pPr>
+        <w:bidi/>
+      </w:pPr>
+      <w:r>
+        <w:rPr>
+          <w:rtl/>
+          <w:cs/>
           <w:lang w:val="ar_AE" w:bidi="ar_AE"/>
         </w:rPr>
       </w:r>
@@ -1940,27 +2430,35 @@
       </w:pPr>
       <w:r>
         <w:rPr>
+          <w:rtl/>
+          <w:cs/>
           <w:lang w:val="ar_AE" w:bidi="ar_AE"/>
         </w:rPr>
         <w:t>يوئيل 2: 6</w:t>
       </w:r>
       <w:r>
         <w:rPr>
-          <w:lang w:val="ar_AE" w:bidi="ar_AE"/>
-        </w:rPr>
-      </w:r>
-    </w:p>
-    <w:p>
-      <w:pPr>
-        <w:bidi/>
-      </w:pPr>
-      <w:r>
-        <w:rPr>
-          <w:lang w:val="ar_AE" w:bidi="ar_AE"/>
-        </w:rPr>
-      </w:r>
-      <w:r>
-        <w:rPr>
+          <w:rtl/>
+          <w:cs/>
+          <w:lang w:val="ar_AE" w:bidi="ar_AE"/>
+        </w:rPr>
+      </w:r>
+    </w:p>
+    <w:p>
+      <w:pPr>
+        <w:bidi/>
+      </w:pPr>
+      <w:r>
+        <w:rPr>
+          <w:rtl/>
+          <w:cs/>
+          <w:lang w:val="ar_AE" w:bidi="ar_AE"/>
+        </w:rPr>
+      </w:r>
+      <w:r>
+        <w:rPr>
+          <w:rtl/>
+          <w:cs/>
           <w:lang w:val="ar_AE" w:bidi="ar_AE"/>
         </w:rPr>
         <w:t xml:space="preserve">مِنْهُ تَرْتَعِدُ الشُّعُوبِ: تَوَقُّع الغزو هيأ الشعب إلى الدعوة للتوبة في </w:t>
@@ -1968,6 +2466,8 @@
       <w:hyperlink r:id="rId32">
         <w:r>
           <w:rPr>
+            <w:rtl/>
+            <w:cs/>
             <w:lang w:val="ar_AE" w:bidi="ar_AE"/>
           </w:rPr>
           <w:rPr>
@@ -1979,27 +2479,35 @@
       </w:hyperlink>
       <w:r>
         <w:rPr>
+          <w:rtl/>
+          <w:cs/>
           <w:lang w:val="ar_AE" w:bidi="ar_AE"/>
         </w:rPr>
         <w:t>.</w:t>
       </w:r>
       <w:r>
         <w:rPr>
-          <w:lang w:val="ar_AE" w:bidi="ar_AE"/>
-        </w:rPr>
-      </w:r>
-      <w:r>
-        <w:rPr>
-          <w:lang w:val="ar_AE" w:bidi="ar_AE"/>
-        </w:rPr>
-      </w:r>
-    </w:p>
-    <w:p>
-      <w:pPr>
-        <w:bidi/>
-      </w:pPr>
-      <w:r>
-        <w:rPr>
+          <w:rtl/>
+          <w:cs/>
+          <w:lang w:val="ar_AE" w:bidi="ar_AE"/>
+        </w:rPr>
+      </w:r>
+      <w:r>
+        <w:rPr>
+          <w:rtl/>
+          <w:cs/>
+          <w:lang w:val="ar_AE" w:bidi="ar_AE"/>
+        </w:rPr>
+      </w:r>
+    </w:p>
+    <w:p>
+      <w:pPr>
+        <w:bidi/>
+      </w:pPr>
+      <w:r>
+        <w:rPr>
+          <w:rtl/>
+          <w:cs/>
           <w:lang w:val="ar_AE" w:bidi="ar_AE"/>
         </w:rPr>
       </w:r>
@@ -2011,48 +2519,62 @@
       </w:pPr>
       <w:r>
         <w:rPr>
+          <w:rtl/>
+          <w:cs/>
           <w:lang w:val="ar_AE" w:bidi="ar_AE"/>
         </w:rPr>
         <w:t>يوئيل 2: 7–9</w:t>
       </w:r>
       <w:r>
         <w:rPr>
-          <w:lang w:val="ar_AE" w:bidi="ar_AE"/>
-        </w:rPr>
-      </w:r>
-    </w:p>
-    <w:p>
-      <w:pPr>
-        <w:bidi/>
-      </w:pPr>
-      <w:r>
-        <w:rPr>
-          <w:lang w:val="ar_AE" w:bidi="ar_AE"/>
-        </w:rPr>
-      </w:r>
-      <w:r>
-        <w:rPr>
+          <w:rtl/>
+          <w:cs/>
+          <w:lang w:val="ar_AE" w:bidi="ar_AE"/>
+        </w:rPr>
+      </w:r>
+    </w:p>
+    <w:p>
+      <w:pPr>
+        <w:bidi/>
+      </w:pPr>
+      <w:r>
+        <w:rPr>
+          <w:rtl/>
+          <w:cs/>
+          <w:lang w:val="ar_AE" w:bidi="ar_AE"/>
+        </w:rPr>
+      </w:r>
+      <w:r>
+        <w:rPr>
+          <w:rtl/>
+          <w:cs/>
           <w:lang w:val="ar_AE" w:bidi="ar_AE"/>
         </w:rPr>
         <w:t>سيغزو الجراد المناطق الحضرية والزراعية، متقدمًا مثل جيش منظم ومدرب جيدًا، لتسلق أسوار المدينة واجتياحها. وفي سعيه للعثور على أي وسيلة للدخول، سيتسلق حتى عبر النوافذ مثل اللصوص.</w:t>
       </w:r>
       <w:r>
         <w:rPr>
-          <w:lang w:val="ar_AE" w:bidi="ar_AE"/>
-        </w:rPr>
-      </w:r>
-      <w:r>
-        <w:rPr>
-          <w:lang w:val="ar_AE" w:bidi="ar_AE"/>
-        </w:rPr>
-      </w:r>
-    </w:p>
-    <w:p>
-      <w:pPr>
-        <w:bidi/>
-      </w:pPr>
-      <w:r>
-        <w:rPr>
+          <w:rtl/>
+          <w:cs/>
+          <w:lang w:val="ar_AE" w:bidi="ar_AE"/>
+        </w:rPr>
+      </w:r>
+      <w:r>
+        <w:rPr>
+          <w:rtl/>
+          <w:cs/>
+          <w:lang w:val="ar_AE" w:bidi="ar_AE"/>
+        </w:rPr>
+      </w:r>
+    </w:p>
+    <w:p>
+      <w:pPr>
+        <w:bidi/>
+      </w:pPr>
+      <w:r>
+        <w:rPr>
+          <w:rtl/>
+          <w:cs/>
           <w:lang w:val="ar_AE" w:bidi="ar_AE"/>
         </w:rPr>
       </w:r>
@@ -2064,27 +2586,35 @@
       </w:pPr>
       <w:r>
         <w:rPr>
+          <w:rtl/>
+          <w:cs/>
           <w:lang w:val="ar_AE" w:bidi="ar_AE"/>
         </w:rPr>
         <w:t>يوئيل 2: 10</w:t>
       </w:r>
       <w:r>
         <w:rPr>
-          <w:lang w:val="ar_AE" w:bidi="ar_AE"/>
-        </w:rPr>
-      </w:r>
-    </w:p>
-    <w:p>
-      <w:pPr>
-        <w:bidi/>
-      </w:pPr>
-      <w:r>
-        <w:rPr>
-          <w:lang w:val="ar_AE" w:bidi="ar_AE"/>
-        </w:rPr>
-      </w:r>
-      <w:r>
-        <w:rPr>
+          <w:rtl/>
+          <w:cs/>
+          <w:lang w:val="ar_AE" w:bidi="ar_AE"/>
+        </w:rPr>
+      </w:r>
+    </w:p>
+    <w:p>
+      <w:pPr>
+        <w:bidi/>
+      </w:pPr>
+      <w:r>
+        <w:rPr>
+          <w:rtl/>
+          <w:cs/>
+          <w:lang w:val="ar_AE" w:bidi="ar_AE"/>
+        </w:rPr>
+      </w:r>
+      <w:r>
+        <w:rPr>
+          <w:rtl/>
+          <w:cs/>
           <w:lang w:val="ar_AE" w:bidi="ar_AE"/>
         </w:rPr>
         <w:t xml:space="preserve">اهتزاز الأرض والسموات يُعدّ علامة نموذجية على </w:t>
@@ -2092,12 +2622,16 @@
       <w:r>
         <w:rPr>
           <w:i/>
+          <w:rtl/>
+          <w:cs/>
           <w:lang w:val="ar_AE" w:bidi="ar_AE"/>
         </w:rPr>
         <w:t>الثيوفاني،</w:t>
       </w:r>
       <w:r>
         <w:rPr>
+          <w:rtl/>
+          <w:cs/>
           <w:lang w:val="ar_AE" w:bidi="ar_AE"/>
         </w:rPr>
         <w:t xml:space="preserve"> أي ظهور الله (انظر </w:t>
@@ -2105,6 +2639,8 @@
       <w:hyperlink r:id="rId33">
         <w:r>
           <w:rPr>
+            <w:rtl/>
+            <w:cs/>
             <w:lang w:val="ar_AE" w:bidi="ar_AE"/>
           </w:rPr>
           <w:rPr>
@@ -2116,6 +2652,8 @@
       </w:hyperlink>
       <w:r>
         <w:rPr>
+          <w:rtl/>
+          <w:cs/>
           <w:lang w:val="ar_AE" w:bidi="ar_AE"/>
         </w:rPr>
         <w:t xml:space="preserve">؛ </w:t>
@@ -2123,6 +2661,8 @@
       <w:hyperlink r:id="rId34">
         <w:r>
           <w:rPr>
+            <w:rtl/>
+            <w:cs/>
             <w:lang w:val="ar_AE" w:bidi="ar_AE"/>
           </w:rPr>
           <w:rPr>
@@ -2134,6 +2674,8 @@
       </w:hyperlink>
       <w:r>
         <w:rPr>
+          <w:rtl/>
+          <w:cs/>
           <w:lang w:val="ar_AE" w:bidi="ar_AE"/>
         </w:rPr>
         <w:t xml:space="preserve">؛ </w:t>
@@ -2141,6 +2683,8 @@
       <w:hyperlink r:id="rId35">
         <w:r>
           <w:rPr>
+            <w:rtl/>
+            <w:cs/>
             <w:lang w:val="ar_AE" w:bidi="ar_AE"/>
           </w:rPr>
           <w:rPr>
@@ -2152,6 +2696,8 @@
       </w:hyperlink>
       <w:r>
         <w:rPr>
+          <w:rtl/>
+          <w:cs/>
           <w:lang w:val="ar_AE" w:bidi="ar_AE"/>
         </w:rPr>
         <w:t>). ويرمز ظلام الشمس والقمر إلى القضاء الإلهي (</w:t>
@@ -2159,6 +2705,8 @@
       <w:hyperlink r:id="rId36">
         <w:r>
           <w:rPr>
+            <w:rtl/>
+            <w:cs/>
             <w:lang w:val="ar_AE" w:bidi="ar_AE"/>
           </w:rPr>
           <w:rPr>
@@ -2170,27 +2718,35 @@
       </w:hyperlink>
       <w:r>
         <w:rPr>
+          <w:rtl/>
+          <w:cs/>
           <w:lang w:val="ar_AE" w:bidi="ar_AE"/>
         </w:rPr>
         <w:t>).</w:t>
       </w:r>
       <w:r>
         <w:rPr>
-          <w:lang w:val="ar_AE" w:bidi="ar_AE"/>
-        </w:rPr>
-      </w:r>
-      <w:r>
-        <w:rPr>
-          <w:lang w:val="ar_AE" w:bidi="ar_AE"/>
-        </w:rPr>
-      </w:r>
-    </w:p>
-    <w:p>
-      <w:pPr>
-        <w:bidi/>
-      </w:pPr>
-      <w:r>
-        <w:rPr>
+          <w:rtl/>
+          <w:cs/>
+          <w:lang w:val="ar_AE" w:bidi="ar_AE"/>
+        </w:rPr>
+      </w:r>
+      <w:r>
+        <w:rPr>
+          <w:rtl/>
+          <w:cs/>
+          <w:lang w:val="ar_AE" w:bidi="ar_AE"/>
+        </w:rPr>
+      </w:r>
+    </w:p>
+    <w:p>
+      <w:pPr>
+        <w:bidi/>
+      </w:pPr>
+      <w:r>
+        <w:rPr>
+          <w:rtl/>
+          <w:cs/>
           <w:lang w:val="ar_AE" w:bidi="ar_AE"/>
         </w:rPr>
       </w:r>
@@ -2202,27 +2758,35 @@
       </w:pPr>
       <w:r>
         <w:rPr>
+          <w:rtl/>
+          <w:cs/>
           <w:lang w:val="ar_AE" w:bidi="ar_AE"/>
         </w:rPr>
         <w:t>يوئيل 2: 11</w:t>
       </w:r>
       <w:r>
         <w:rPr>
-          <w:lang w:val="ar_AE" w:bidi="ar_AE"/>
-        </w:rPr>
-      </w:r>
-    </w:p>
-    <w:p>
-      <w:pPr>
-        <w:bidi/>
-      </w:pPr>
-      <w:r>
-        <w:rPr>
-          <w:lang w:val="ar_AE" w:bidi="ar_AE"/>
-        </w:rPr>
-      </w:r>
-      <w:r>
-        <w:rPr>
+          <w:rtl/>
+          <w:cs/>
+          <w:lang w:val="ar_AE" w:bidi="ar_AE"/>
+        </w:rPr>
+      </w:r>
+    </w:p>
+    <w:p>
+      <w:pPr>
+        <w:bidi/>
+      </w:pPr>
+      <w:r>
+        <w:rPr>
+          <w:rtl/>
+          <w:cs/>
+          <w:lang w:val="ar_AE" w:bidi="ar_AE"/>
+        </w:rPr>
+      </w:r>
+      <w:r>
+        <w:rPr>
+          <w:rtl/>
+          <w:cs/>
           <w:lang w:val="ar_AE" w:bidi="ar_AE"/>
         </w:rPr>
         <w:t xml:space="preserve">الرب في مقدمة صفوفه (حرفيًا </w:t>
@@ -2230,33 +2794,43 @@
       <w:r>
         <w:rPr>
           <w:i/>
+          <w:rtl/>
+          <w:cs/>
           <w:lang w:val="ar_AE" w:bidi="ar_AE"/>
         </w:rPr>
         <w:t>الرَّبُّ يُعْطِي صَوْتَهُ أَمَامَ جَيْشِهِ</w:t>
       </w:r>
       <w:r>
         <w:rPr>
+          <w:rtl/>
+          <w:cs/>
           <w:lang w:val="ar_AE" w:bidi="ar_AE"/>
         </w:rPr>
         <w:t>): لم يكن الدمار القادم مجرد عمل من الطبيعة أو نتيجة لنشاط بشري، بل كان عملًا من أعمال الله. • إِنَّ عَسْكَرَهُ كَثِيرٌ جِدًّا: لقد نفّذ الله هذه الدينونة. • فَمَنْ يُطِيقُهُ؟ بعيدًا عن نعمة ورحمة الله، لا يمكن لأحد النجاة.</w:t>
       </w:r>
       <w:r>
         <w:rPr>
-          <w:lang w:val="ar_AE" w:bidi="ar_AE"/>
-        </w:rPr>
-      </w:r>
-      <w:r>
-        <w:rPr>
-          <w:lang w:val="ar_AE" w:bidi="ar_AE"/>
-        </w:rPr>
-      </w:r>
-    </w:p>
-    <w:p>
-      <w:pPr>
-        <w:bidi/>
-      </w:pPr>
-      <w:r>
-        <w:rPr>
+          <w:rtl/>
+          <w:cs/>
+          <w:lang w:val="ar_AE" w:bidi="ar_AE"/>
+        </w:rPr>
+      </w:r>
+      <w:r>
+        <w:rPr>
+          <w:rtl/>
+          <w:cs/>
+          <w:lang w:val="ar_AE" w:bidi="ar_AE"/>
+        </w:rPr>
+      </w:r>
+    </w:p>
+    <w:p>
+      <w:pPr>
+        <w:bidi/>
+      </w:pPr>
+      <w:r>
+        <w:rPr>
+          <w:rtl/>
+          <w:cs/>
           <w:lang w:val="ar_AE" w:bidi="ar_AE"/>
         </w:rPr>
       </w:r>
@@ -2268,27 +2842,35 @@
       </w:pPr>
       <w:r>
         <w:rPr>
+          <w:rtl/>
+          <w:cs/>
           <w:lang w:val="ar_AE" w:bidi="ar_AE"/>
         </w:rPr>
         <w:t>يوئيل 2: 12</w:t>
       </w:r>
       <w:r>
         <w:rPr>
-          <w:lang w:val="ar_AE" w:bidi="ar_AE"/>
-        </w:rPr>
-      </w:r>
-    </w:p>
-    <w:p>
-      <w:pPr>
-        <w:bidi/>
-      </w:pPr>
-      <w:r>
-        <w:rPr>
-          <w:lang w:val="ar_AE" w:bidi="ar_AE"/>
-        </w:rPr>
-      </w:r>
-      <w:r>
-        <w:rPr>
+          <w:rtl/>
+          <w:cs/>
+          <w:lang w:val="ar_AE" w:bidi="ar_AE"/>
+        </w:rPr>
+      </w:r>
+    </w:p>
+    <w:p>
+      <w:pPr>
+        <w:bidi/>
+      </w:pPr>
+      <w:r>
+        <w:rPr>
+          <w:rtl/>
+          <w:cs/>
+          <w:lang w:val="ar_AE" w:bidi="ar_AE"/>
+        </w:rPr>
+      </w:r>
+      <w:r>
+        <w:rPr>
+          <w:rtl/>
+          <w:cs/>
           <w:lang w:val="ar_AE" w:bidi="ar_AE"/>
         </w:rPr>
         <w:t xml:space="preserve">تبدأ هذه الآية بكلمات "يقول الرب"، وهي عبارة ترافق بشكل متكرر الخطابات الإلهية في الأنبياء. وهذه هي المرة الوحيدة التي تظهر فيها في يوئيل ("يقول الرب" في </w:t>
@@ -2296,6 +2878,8 @@
       <w:hyperlink r:id="rId37">
         <w:r>
           <w:rPr>
+            <w:rtl/>
+            <w:cs/>
             <w:lang w:val="ar_AE" w:bidi="ar_AE"/>
           </w:rPr>
           <w:rPr>
@@ -2307,27 +2891,35 @@
       </w:hyperlink>
       <w:r>
         <w:rPr>
+          <w:rtl/>
+          <w:cs/>
           <w:lang w:val="ar_AE" w:bidi="ar_AE"/>
         </w:rPr>
         <w:t xml:space="preserve"> تم إضافتها من قِبَل المترجمين)، وتشير إلى أن هذه الدعوة الكريمة جاءت مباشرة من الله. • ارْجِعُوا إِلَيَّ بِكُلِّ قُلُوبِكُمْ، بينما هناك وقت: ناشد الرب شعبه أن يتوبوا لأن يوم الدينونة كان قريبًا. وكان لا يزال هناك فرصة لتجنب الدمار القادم إذا عادوا إلى الرب إلههم بتوبة حقيقية. • على عكس الأنبياء الآخرين، لم يقم يوئيل أبدًا بتصنيف الخطايا التي ارتكبها شعب يهوذا وأورشليم. وربما كانت واضحة جدًا لدرجة أنه لم يشعر بالحاجة إلى ذِكرها.</w:t>
       </w:r>
       <w:r>
         <w:rPr>
-          <w:lang w:val="ar_AE" w:bidi="ar_AE"/>
-        </w:rPr>
-      </w:r>
-      <w:r>
-        <w:rPr>
-          <w:lang w:val="ar_AE" w:bidi="ar_AE"/>
-        </w:rPr>
-      </w:r>
-    </w:p>
-    <w:p>
-      <w:pPr>
-        <w:bidi/>
-      </w:pPr>
-      <w:r>
-        <w:rPr>
+          <w:rtl/>
+          <w:cs/>
+          <w:lang w:val="ar_AE" w:bidi="ar_AE"/>
+        </w:rPr>
+      </w:r>
+      <w:r>
+        <w:rPr>
+          <w:rtl/>
+          <w:cs/>
+          <w:lang w:val="ar_AE" w:bidi="ar_AE"/>
+        </w:rPr>
+      </w:r>
+    </w:p>
+    <w:p>
+      <w:pPr>
+        <w:bidi/>
+      </w:pPr>
+      <w:r>
+        <w:rPr>
+          <w:rtl/>
+          <w:cs/>
           <w:lang w:val="ar_AE" w:bidi="ar_AE"/>
         </w:rPr>
       </w:r>
@@ -2339,48 +2931,62 @@
       </w:pPr>
       <w:r>
         <w:rPr>
+          <w:rtl/>
+          <w:cs/>
           <w:lang w:val="ar_AE" w:bidi="ar_AE"/>
         </w:rPr>
         <w:t>يوئيل 2: 12–17</w:t>
       </w:r>
       <w:r>
         <w:rPr>
-          <w:lang w:val="ar_AE" w:bidi="ar_AE"/>
-        </w:rPr>
-      </w:r>
-    </w:p>
-    <w:p>
-      <w:pPr>
-        <w:bidi/>
-      </w:pPr>
-      <w:r>
-        <w:rPr>
-          <w:lang w:val="ar_AE" w:bidi="ar_AE"/>
-        </w:rPr>
-      </w:r>
-      <w:r>
-        <w:rPr>
+          <w:rtl/>
+          <w:cs/>
+          <w:lang w:val="ar_AE" w:bidi="ar_AE"/>
+        </w:rPr>
+      </w:r>
+    </w:p>
+    <w:p>
+      <w:pPr>
+        <w:bidi/>
+      </w:pPr>
+      <w:r>
+        <w:rPr>
+          <w:rtl/>
+          <w:cs/>
+          <w:lang w:val="ar_AE" w:bidi="ar_AE"/>
+        </w:rPr>
+      </w:r>
+      <w:r>
+        <w:rPr>
+          <w:rtl/>
+          <w:cs/>
           <w:lang w:val="ar_AE" w:bidi="ar_AE"/>
         </w:rPr>
         <w:t>يدعو يوئيل الناس إلى التوبة والاعتماد (إلقاء ذواتهم) على رحمة الله الواسعة.</w:t>
       </w:r>
       <w:r>
         <w:rPr>
-          <w:lang w:val="ar_AE" w:bidi="ar_AE"/>
-        </w:rPr>
-      </w:r>
-      <w:r>
-        <w:rPr>
-          <w:lang w:val="ar_AE" w:bidi="ar_AE"/>
-        </w:rPr>
-      </w:r>
-    </w:p>
-    <w:p>
-      <w:pPr>
-        <w:bidi/>
-      </w:pPr>
-      <w:r>
-        <w:rPr>
+          <w:rtl/>
+          <w:cs/>
+          <w:lang w:val="ar_AE" w:bidi="ar_AE"/>
+        </w:rPr>
+      </w:r>
+      <w:r>
+        <w:rPr>
+          <w:rtl/>
+          <w:cs/>
+          <w:lang w:val="ar_AE" w:bidi="ar_AE"/>
+        </w:rPr>
+      </w:r>
+    </w:p>
+    <w:p>
+      <w:pPr>
+        <w:bidi/>
+      </w:pPr>
+      <w:r>
+        <w:rPr>
+          <w:rtl/>
+          <w:cs/>
           <w:lang w:val="ar_AE" w:bidi="ar_AE"/>
         </w:rPr>
       </w:r>
@@ -2392,27 +2998,35 @@
       </w:pPr>
       <w:r>
         <w:rPr>
+          <w:rtl/>
+          <w:cs/>
           <w:lang w:val="ar_AE" w:bidi="ar_AE"/>
         </w:rPr>
         <w:t>يوئيل 2: 13</w:t>
       </w:r>
       <w:r>
         <w:rPr>
-          <w:lang w:val="ar_AE" w:bidi="ar_AE"/>
-        </w:rPr>
-      </w:r>
-    </w:p>
-    <w:p>
-      <w:pPr>
-        <w:bidi/>
-      </w:pPr>
-      <w:r>
-        <w:rPr>
-          <w:lang w:val="ar_AE" w:bidi="ar_AE"/>
-        </w:rPr>
-      </w:r>
-      <w:r>
-        <w:rPr>
+          <w:rtl/>
+          <w:cs/>
+          <w:lang w:val="ar_AE" w:bidi="ar_AE"/>
+        </w:rPr>
+      </w:r>
+    </w:p>
+    <w:p>
+      <w:pPr>
+        <w:bidi/>
+      </w:pPr>
+      <w:r>
+        <w:rPr>
+          <w:rtl/>
+          <w:cs/>
+          <w:lang w:val="ar_AE" w:bidi="ar_AE"/>
+        </w:rPr>
+      </w:r>
+      <w:r>
+        <w:rPr>
+          <w:rtl/>
+          <w:cs/>
           <w:lang w:val="ar_AE" w:bidi="ar_AE"/>
         </w:rPr>
         <w:t>كانت إحدى وسائل التعبير عن الحزن في العالم القديم هي تمزيق الثياب (</w:t>
@@ -2420,6 +3034,8 @@
       <w:hyperlink r:id="rId38">
         <w:r>
           <w:rPr>
+            <w:rtl/>
+            <w:cs/>
             <w:lang w:val="ar_AE" w:bidi="ar_AE"/>
           </w:rPr>
           <w:rPr>
@@ -2431,6 +3047,8 @@
       </w:hyperlink>
       <w:r>
         <w:rPr>
+          <w:rtl/>
+          <w:cs/>
           <w:lang w:val="ar_AE" w:bidi="ar_AE"/>
         </w:rPr>
         <w:t xml:space="preserve">؛ </w:t>
@@ -2438,6 +3056,8 @@
       <w:hyperlink r:id="rId39">
         <w:r>
           <w:rPr>
+            <w:rtl/>
+            <w:cs/>
             <w:lang w:val="ar_AE" w:bidi="ar_AE"/>
           </w:rPr>
           <w:rPr>
@@ -2449,6 +3069,8 @@
       </w:hyperlink>
       <w:r>
         <w:rPr>
+          <w:rtl/>
+          <w:cs/>
           <w:lang w:val="ar_AE" w:bidi="ar_AE"/>
         </w:rPr>
         <w:t xml:space="preserve">؛ </w:t>
@@ -2456,6 +3078,8 @@
       <w:hyperlink r:id="rId40">
         <w:r>
           <w:rPr>
+            <w:rtl/>
+            <w:cs/>
             <w:lang w:val="ar_AE" w:bidi="ar_AE"/>
           </w:rPr>
           <w:rPr>
@@ -2467,6 +3091,8 @@
       </w:hyperlink>
       <w:r>
         <w:rPr>
+          <w:rtl/>
+          <w:cs/>
           <w:lang w:val="ar_AE" w:bidi="ar_AE"/>
         </w:rPr>
         <w:t xml:space="preserve">). • مَزِّقُوا قُلُوبَكُمْ: في اللغة العبرية، القلب هو مركز الفكر والإيمان والإرادة. كان على شعب الله أن يتجاوزوا المظاهر الخارجية للتوبة ليحققوا توبة داخلية—بتغيير توجهاتهم وأولوياتهم ومواقفهم. هذا لا يمكن أن يتحقق إلا إذا عادوا إلى الرب. • لأَنَّهُ رَؤُوفٌ رَحِيمٌ، … وَكَثِيرُ الرَّأْفَةِ: كان رجاء الشعب الوحيد هو شخصية الرب الرحيمة (انظر أيضًا </w:t>
@@ -2474,6 +3100,8 @@
       <w:hyperlink r:id="rId41">
         <w:r>
           <w:rPr>
+            <w:rtl/>
+            <w:cs/>
             <w:lang w:val="ar_AE" w:bidi="ar_AE"/>
           </w:rPr>
           <w:rPr>
@@ -2485,6 +3113,8 @@
       </w:hyperlink>
       <w:r>
         <w:rPr>
+          <w:rtl/>
+          <w:cs/>
           <w:lang w:val="ar_AE" w:bidi="ar_AE"/>
         </w:rPr>
         <w:t xml:space="preserve"> </w:t>
@@ -2492,6 +3122,8 @@
       <w:hyperlink r:id="rId42">
         <w:r>
           <w:rPr>
+            <w:rtl/>
+            <w:cs/>
             <w:lang w:val="ar_AE" w:bidi="ar_AE"/>
           </w:rPr>
           <w:rPr>
@@ -2503,6 +3135,8 @@
       </w:hyperlink>
       <w:r>
         <w:rPr>
+          <w:rtl/>
+          <w:cs/>
           <w:lang w:val="ar_AE" w:bidi="ar_AE"/>
         </w:rPr>
         <w:t xml:space="preserve">؛ </w:t>
@@ -2510,6 +3144,8 @@
       <w:hyperlink r:id="rId43">
         <w:r>
           <w:rPr>
+            <w:rtl/>
+            <w:cs/>
             <w:lang w:val="ar_AE" w:bidi="ar_AE"/>
           </w:rPr>
           <w:rPr>
@@ -2521,6 +3157,8 @@
       </w:hyperlink>
       <w:r>
         <w:rPr>
+          <w:rtl/>
+          <w:cs/>
           <w:lang w:val="ar_AE" w:bidi="ar_AE"/>
         </w:rPr>
         <w:t xml:space="preserve">؛ </w:t>
@@ -2528,6 +3166,8 @@
       <w:hyperlink r:id="rId44">
         <w:r>
           <w:rPr>
+            <w:rtl/>
+            <w:cs/>
             <w:lang w:val="ar_AE" w:bidi="ar_AE"/>
           </w:rPr>
           <w:rPr>
@@ -2539,6 +3179,8 @@
       </w:hyperlink>
       <w:r>
         <w:rPr>
+          <w:rtl/>
+          <w:cs/>
           <w:lang w:val="ar_AE" w:bidi="ar_AE"/>
         </w:rPr>
         <w:t xml:space="preserve">؛ </w:t>
@@ -2546,6 +3188,8 @@
       <w:hyperlink r:id="rId45">
         <w:r>
           <w:rPr>
+            <w:rtl/>
+            <w:cs/>
             <w:lang w:val="ar_AE" w:bidi="ar_AE"/>
           </w:rPr>
           <w:rPr>
@@ -2557,6 +3201,8 @@
       </w:hyperlink>
       <w:r>
         <w:rPr>
+          <w:rtl/>
+          <w:cs/>
           <w:lang w:val="ar_AE" w:bidi="ar_AE"/>
         </w:rPr>
         <w:t xml:space="preserve">؛ </w:t>
@@ -2564,6 +3210,8 @@
       <w:hyperlink r:id="rId46">
         <w:r>
           <w:rPr>
+            <w:rtl/>
+            <w:cs/>
             <w:lang w:val="ar_AE" w:bidi="ar_AE"/>
           </w:rPr>
           <w:rPr>
@@ -2575,6 +3223,8 @@
       </w:hyperlink>
       <w:r>
         <w:rPr>
+          <w:rtl/>
+          <w:cs/>
           <w:lang w:val="ar_AE" w:bidi="ar_AE"/>
         </w:rPr>
         <w:t xml:space="preserve">؛ </w:t>
@@ -2582,6 +3232,8 @@
       <w:hyperlink r:id="rId47">
         <w:r>
           <w:rPr>
+            <w:rtl/>
+            <w:cs/>
             <w:lang w:val="ar_AE" w:bidi="ar_AE"/>
           </w:rPr>
           <w:rPr>
@@ -2593,27 +3245,35 @@
       </w:hyperlink>
       <w:r>
         <w:rPr>
+          <w:rtl/>
+          <w:cs/>
           <w:lang w:val="ar_AE" w:bidi="ar_AE"/>
         </w:rPr>
         <w:t>). إن رغبة الله ليست أن يعاقب، بل أن يغفر لشعبه ويردهم.</w:t>
       </w:r>
       <w:r>
         <w:rPr>
-          <w:lang w:val="ar_AE" w:bidi="ar_AE"/>
-        </w:rPr>
-      </w:r>
-      <w:r>
-        <w:rPr>
-          <w:lang w:val="ar_AE" w:bidi="ar_AE"/>
-        </w:rPr>
-      </w:r>
-    </w:p>
-    <w:p>
-      <w:pPr>
-        <w:bidi/>
-      </w:pPr>
-      <w:r>
-        <w:rPr>
+          <w:rtl/>
+          <w:cs/>
+          <w:lang w:val="ar_AE" w:bidi="ar_AE"/>
+        </w:rPr>
+      </w:r>
+      <w:r>
+        <w:rPr>
+          <w:rtl/>
+          <w:cs/>
+          <w:lang w:val="ar_AE" w:bidi="ar_AE"/>
+        </w:rPr>
+      </w:r>
+    </w:p>
+    <w:p>
+      <w:pPr>
+        <w:bidi/>
+      </w:pPr>
+      <w:r>
+        <w:rPr>
+          <w:rtl/>
+          <w:cs/>
           <w:lang w:val="ar_AE" w:bidi="ar_AE"/>
         </w:rPr>
       </w:r>
@@ -2625,27 +3285,35 @@
       </w:pPr>
       <w:r>
         <w:rPr>
+          <w:rtl/>
+          <w:cs/>
           <w:lang w:val="ar_AE" w:bidi="ar_AE"/>
         </w:rPr>
         <w:t>يوئيل 2: 14</w:t>
       </w:r>
       <w:r>
         <w:rPr>
-          <w:lang w:val="ar_AE" w:bidi="ar_AE"/>
-        </w:rPr>
-      </w:r>
-    </w:p>
-    <w:p>
-      <w:pPr>
-        <w:bidi/>
-      </w:pPr>
-      <w:r>
-        <w:rPr>
-          <w:lang w:val="ar_AE" w:bidi="ar_AE"/>
-        </w:rPr>
-      </w:r>
-      <w:r>
-        <w:rPr>
+          <w:rtl/>
+          <w:cs/>
+          <w:lang w:val="ar_AE" w:bidi="ar_AE"/>
+        </w:rPr>
+      </w:r>
+    </w:p>
+    <w:p>
+      <w:pPr>
+        <w:bidi/>
+      </w:pPr>
+      <w:r>
+        <w:rPr>
+          <w:rtl/>
+          <w:cs/>
+          <w:lang w:val="ar_AE" w:bidi="ar_AE"/>
+        </w:rPr>
+      </w:r>
+      <w:r>
+        <w:rPr>
+          <w:rtl/>
+          <w:cs/>
           <w:lang w:val="ar_AE" w:bidi="ar_AE"/>
         </w:rPr>
         <w:t xml:space="preserve">من يعلم؟ (لَعَلَّهُ) يعكس سؤال يوئيل البسيط سيادة الله المطلقة (انظر أيضًا </w:t>
@@ -2653,6 +3321,8 @@
       <w:hyperlink r:id="rId48">
         <w:r>
           <w:rPr>
+            <w:rtl/>
+            <w:cs/>
             <w:lang w:val="ar_AE" w:bidi="ar_AE"/>
           </w:rPr>
           <w:rPr>
@@ -2664,6 +3334,8 @@
       </w:hyperlink>
       <w:r>
         <w:rPr>
+          <w:rtl/>
+          <w:cs/>
           <w:lang w:val="ar_AE" w:bidi="ar_AE"/>
         </w:rPr>
         <w:t>). الله ليس ملزمًا بأن يستردنا لمجرد أننا نقوم بطقوس معينة. تأتي المغفرة فقط من خلال النعمة الإلهية، لكن يوئيل كان يعلم أن الله يميل إلى أن يغفر (</w:t>
@@ -2671,6 +3343,8 @@
       <w:hyperlink r:id="rId18">
         <w:r>
           <w:rPr>
+            <w:rtl/>
+            <w:cs/>
             <w:lang w:val="ar_AE" w:bidi="ar_AE"/>
           </w:rPr>
           <w:rPr>
@@ -2682,27 +3356,35 @@
       </w:hyperlink>
       <w:r>
         <w:rPr>
+          <w:rtl/>
+          <w:cs/>
           <w:lang w:val="ar_AE" w:bidi="ar_AE"/>
         </w:rPr>
         <w:t>).</w:t>
       </w:r>
       <w:r>
         <w:rPr>
-          <w:lang w:val="ar_AE" w:bidi="ar_AE"/>
-        </w:rPr>
-      </w:r>
-      <w:r>
-        <w:rPr>
-          <w:lang w:val="ar_AE" w:bidi="ar_AE"/>
-        </w:rPr>
-      </w:r>
-    </w:p>
-    <w:p>
-      <w:pPr>
-        <w:bidi/>
-      </w:pPr>
-      <w:r>
-        <w:rPr>
+          <w:rtl/>
+          <w:cs/>
+          <w:lang w:val="ar_AE" w:bidi="ar_AE"/>
+        </w:rPr>
+      </w:r>
+      <w:r>
+        <w:rPr>
+          <w:rtl/>
+          <w:cs/>
+          <w:lang w:val="ar_AE" w:bidi="ar_AE"/>
+        </w:rPr>
+      </w:r>
+    </w:p>
+    <w:p>
+      <w:pPr>
+        <w:bidi/>
+      </w:pPr>
+      <w:r>
+        <w:rPr>
+          <w:rtl/>
+          <w:cs/>
           <w:lang w:val="ar_AE" w:bidi="ar_AE"/>
         </w:rPr>
       </w:r>
@@ -2714,48 +3396,62 @@
       </w:pPr>
       <w:r>
         <w:rPr>
+          <w:rtl/>
+          <w:cs/>
           <w:lang w:val="ar_AE" w:bidi="ar_AE"/>
         </w:rPr>
         <w:t>يوئيل 2: 15</w:t>
       </w:r>
       <w:r>
         <w:rPr>
-          <w:lang w:val="ar_AE" w:bidi="ar_AE"/>
-        </w:rPr>
-      </w:r>
-    </w:p>
-    <w:p>
-      <w:pPr>
-        <w:bidi/>
-      </w:pPr>
-      <w:r>
-        <w:rPr>
-          <w:lang w:val="ar_AE" w:bidi="ar_AE"/>
-        </w:rPr>
-      </w:r>
-      <w:r>
-        <w:rPr>
+          <w:rtl/>
+          <w:cs/>
+          <w:lang w:val="ar_AE" w:bidi="ar_AE"/>
+        </w:rPr>
+      </w:r>
+    </w:p>
+    <w:p>
+      <w:pPr>
+        <w:bidi/>
+      </w:pPr>
+      <w:r>
+        <w:rPr>
+          <w:rtl/>
+          <w:cs/>
+          <w:lang w:val="ar_AE" w:bidi="ar_AE"/>
+        </w:rPr>
+      </w:r>
+      <w:r>
+        <w:rPr>
+          <w:rtl/>
+          <w:cs/>
           <w:lang w:val="ar_AE" w:bidi="ar_AE"/>
         </w:rPr>
         <w:t>دعا يوئيل إلى أن يقدسوا صومًا وأن ينادوا باعتكاف لطلب الله.</w:t>
       </w:r>
       <w:r>
         <w:rPr>
-          <w:lang w:val="ar_AE" w:bidi="ar_AE"/>
-        </w:rPr>
-      </w:r>
-      <w:r>
-        <w:rPr>
-          <w:lang w:val="ar_AE" w:bidi="ar_AE"/>
-        </w:rPr>
-      </w:r>
-    </w:p>
-    <w:p>
-      <w:pPr>
-        <w:bidi/>
-      </w:pPr>
-      <w:r>
-        <w:rPr>
+          <w:rtl/>
+          <w:cs/>
+          <w:lang w:val="ar_AE" w:bidi="ar_AE"/>
+        </w:rPr>
+      </w:r>
+      <w:r>
+        <w:rPr>
+          <w:rtl/>
+          <w:cs/>
+          <w:lang w:val="ar_AE" w:bidi="ar_AE"/>
+        </w:rPr>
+      </w:r>
+    </w:p>
+    <w:p>
+      <w:pPr>
+        <w:bidi/>
+      </w:pPr>
+      <w:r>
+        <w:rPr>
+          <w:rtl/>
+          <w:cs/>
           <w:lang w:val="ar_AE" w:bidi="ar_AE"/>
         </w:rPr>
       </w:r>
@@ -2767,27 +3463,35 @@
       </w:pPr>
       <w:r>
         <w:rPr>
+          <w:rtl/>
+          <w:cs/>
           <w:lang w:val="ar_AE" w:bidi="ar_AE"/>
         </w:rPr>
         <w:t>يوئيل 2: 16</w:t>
       </w:r>
       <w:r>
         <w:rPr>
-          <w:lang w:val="ar_AE" w:bidi="ar_AE"/>
-        </w:rPr>
-      </w:r>
-    </w:p>
-    <w:p>
-      <w:pPr>
-        <w:bidi/>
-      </w:pPr>
-      <w:r>
-        <w:rPr>
-          <w:lang w:val="ar_AE" w:bidi="ar_AE"/>
-        </w:rPr>
-      </w:r>
-      <w:r>
-        <w:rPr>
+          <w:rtl/>
+          <w:cs/>
+          <w:lang w:val="ar_AE" w:bidi="ar_AE"/>
+        </w:rPr>
+      </w:r>
+    </w:p>
+    <w:p>
+      <w:pPr>
+        <w:bidi/>
+      </w:pPr>
+      <w:r>
+        <w:rPr>
+          <w:rtl/>
+          <w:cs/>
+          <w:lang w:val="ar_AE" w:bidi="ar_AE"/>
+        </w:rPr>
+      </w:r>
+      <w:r>
+        <w:rPr>
+          <w:rtl/>
+          <w:cs/>
           <w:lang w:val="ar_AE" w:bidi="ar_AE"/>
         </w:rPr>
         <w:t xml:space="preserve"> الْعَرِيسُ … وَالْعَرُوسُ: كان المتزوجون حديثًا معفيين من معظم الواجبات المدنية في إسرائيل القديمة (</w:t>
@@ -2795,6 +3499,8 @@
       <w:hyperlink r:id="rId49">
         <w:r>
           <w:rPr>
+            <w:rtl/>
+            <w:cs/>
             <w:lang w:val="ar_AE" w:bidi="ar_AE"/>
           </w:rPr>
           <w:rPr>
@@ -2806,6 +3512,8 @@
       </w:hyperlink>
       <w:r>
         <w:rPr>
+          <w:rtl/>
+          <w:cs/>
           <w:lang w:val="ar_AE" w:bidi="ar_AE"/>
         </w:rPr>
         <w:t xml:space="preserve">؛ </w:t>
@@ -2813,6 +3521,8 @@
       <w:hyperlink r:id="rId50">
         <w:r>
           <w:rPr>
+            <w:rtl/>
+            <w:cs/>
             <w:lang w:val="ar_AE" w:bidi="ar_AE"/>
           </w:rPr>
           <w:rPr>
@@ -2824,27 +3534,35 @@
       </w:hyperlink>
       <w:r>
         <w:rPr>
+          <w:rtl/>
+          <w:cs/>
           <w:lang w:val="ar_AE" w:bidi="ar_AE"/>
         </w:rPr>
         <w:t>)، ولكن في هذه الحالة الطارئة، سيتم استدعاء الجميع إلى الهيكل للصراخ إلى الله.</w:t>
       </w:r>
       <w:r>
         <w:rPr>
-          <w:lang w:val="ar_AE" w:bidi="ar_AE"/>
-        </w:rPr>
-      </w:r>
-      <w:r>
-        <w:rPr>
-          <w:lang w:val="ar_AE" w:bidi="ar_AE"/>
-        </w:rPr>
-      </w:r>
-    </w:p>
-    <w:p>
-      <w:pPr>
-        <w:bidi/>
-      </w:pPr>
-      <w:r>
-        <w:rPr>
+          <w:rtl/>
+          <w:cs/>
+          <w:lang w:val="ar_AE" w:bidi="ar_AE"/>
+        </w:rPr>
+      </w:r>
+      <w:r>
+        <w:rPr>
+          <w:rtl/>
+          <w:cs/>
+          <w:lang w:val="ar_AE" w:bidi="ar_AE"/>
+        </w:rPr>
+      </w:r>
+    </w:p>
+    <w:p>
+      <w:pPr>
+        <w:bidi/>
+      </w:pPr>
+      <w:r>
+        <w:rPr>
+          <w:rtl/>
+          <w:cs/>
           <w:lang w:val="ar_AE" w:bidi="ar_AE"/>
         </w:rPr>
       </w:r>
@@ -2856,48 +3574,62 @@
       </w:pPr>
       <w:r>
         <w:rPr>
+          <w:rtl/>
+          <w:cs/>
           <w:lang w:val="ar_AE" w:bidi="ar_AE"/>
         </w:rPr>
         <w:t>يوئيل 2: 17</w:t>
       </w:r>
       <w:r>
         <w:rPr>
-          <w:lang w:val="ar_AE" w:bidi="ar_AE"/>
-        </w:rPr>
-      </w:r>
-    </w:p>
-    <w:p>
-      <w:pPr>
-        <w:bidi/>
-      </w:pPr>
-      <w:r>
-        <w:rPr>
-          <w:lang w:val="ar_AE" w:bidi="ar_AE"/>
-        </w:rPr>
-      </w:r>
-      <w:r>
-        <w:rPr>
+          <w:rtl/>
+          <w:cs/>
+          <w:lang w:val="ar_AE" w:bidi="ar_AE"/>
+        </w:rPr>
+      </w:r>
+    </w:p>
+    <w:p>
+      <w:pPr>
+        <w:bidi/>
+      </w:pPr>
+      <w:r>
+        <w:rPr>
+          <w:rtl/>
+          <w:cs/>
+          <w:lang w:val="ar_AE" w:bidi="ar_AE"/>
+        </w:rPr>
+      </w:r>
+      <w:r>
+        <w:rPr>
+          <w:rtl/>
+          <w:cs/>
           <w:lang w:val="ar_AE" w:bidi="ar_AE"/>
         </w:rPr>
         <w:t>اشْفِقْ يَا رَبُّ عَلَى شَعْبِكَ! كان على القادة الدينيين وجميع الناس المجتمعين في الهيكل أن يفعلوا الشيء الوحيد الممكن في وضعهم اليائس: طلب رحمة الله ورأفته.</w:t>
       </w:r>
       <w:r>
         <w:rPr>
-          <w:lang w:val="ar_AE" w:bidi="ar_AE"/>
-        </w:rPr>
-      </w:r>
-      <w:r>
-        <w:rPr>
-          <w:lang w:val="ar_AE" w:bidi="ar_AE"/>
-        </w:rPr>
-      </w:r>
-    </w:p>
-    <w:p>
-      <w:pPr>
-        <w:bidi/>
-      </w:pPr>
-      <w:r>
-        <w:rPr>
+          <w:rtl/>
+          <w:cs/>
+          <w:lang w:val="ar_AE" w:bidi="ar_AE"/>
+        </w:rPr>
+      </w:r>
+      <w:r>
+        <w:rPr>
+          <w:rtl/>
+          <w:cs/>
+          <w:lang w:val="ar_AE" w:bidi="ar_AE"/>
+        </w:rPr>
+      </w:r>
+    </w:p>
+    <w:p>
+      <w:pPr>
+        <w:bidi/>
+      </w:pPr>
+      <w:r>
+        <w:rPr>
+          <w:rtl/>
+          <w:cs/>
           <w:lang w:val="ar_AE" w:bidi="ar_AE"/>
         </w:rPr>
       </w:r>
@@ -2909,48 +3641,62 @@
       </w:pPr>
       <w:r>
         <w:rPr>
+          <w:rtl/>
+          <w:cs/>
           <w:lang w:val="ar_AE" w:bidi="ar_AE"/>
         </w:rPr>
         <w:t>يوئيل 2: 18</w:t>
       </w:r>
       <w:r>
         <w:rPr>
-          <w:lang w:val="ar_AE" w:bidi="ar_AE"/>
-        </w:rPr>
-      </w:r>
-    </w:p>
-    <w:p>
-      <w:pPr>
-        <w:bidi/>
-      </w:pPr>
-      <w:r>
-        <w:rPr>
-          <w:lang w:val="ar_AE" w:bidi="ar_AE"/>
-        </w:rPr>
-      </w:r>
-      <w:r>
-        <w:rPr>
+          <w:rtl/>
+          <w:cs/>
+          <w:lang w:val="ar_AE" w:bidi="ar_AE"/>
+        </w:rPr>
+      </w:r>
+    </w:p>
+    <w:p>
+      <w:pPr>
+        <w:bidi/>
+      </w:pPr>
+      <w:r>
+        <w:rPr>
+          <w:rtl/>
+          <w:cs/>
+          <w:lang w:val="ar_AE" w:bidi="ar_AE"/>
+        </w:rPr>
+      </w:r>
+      <w:r>
+        <w:rPr>
+          <w:rtl/>
+          <w:cs/>
           <w:lang w:val="ar_AE" w:bidi="ar_AE"/>
         </w:rPr>
         <w:t>بما أن كلًا من البشر والأرض قد عانوا تحت دينونة الله، فإن كلاهما سيكون موضع رحمته الغيورة.</w:t>
       </w:r>
       <w:r>
         <w:rPr>
-          <w:lang w:val="ar_AE" w:bidi="ar_AE"/>
-        </w:rPr>
-      </w:r>
-      <w:r>
-        <w:rPr>
-          <w:lang w:val="ar_AE" w:bidi="ar_AE"/>
-        </w:rPr>
-      </w:r>
-    </w:p>
-    <w:p>
-      <w:pPr>
-        <w:bidi/>
-      </w:pPr>
-      <w:r>
-        <w:rPr>
+          <w:rtl/>
+          <w:cs/>
+          <w:lang w:val="ar_AE" w:bidi="ar_AE"/>
+        </w:rPr>
+      </w:r>
+      <w:r>
+        <w:rPr>
+          <w:rtl/>
+          <w:cs/>
+          <w:lang w:val="ar_AE" w:bidi="ar_AE"/>
+        </w:rPr>
+      </w:r>
+    </w:p>
+    <w:p>
+      <w:pPr>
+        <w:bidi/>
+      </w:pPr>
+      <w:r>
+        <w:rPr>
+          <w:rtl/>
+          <w:cs/>
           <w:lang w:val="ar_AE" w:bidi="ar_AE"/>
         </w:rPr>
       </w:r>
@@ -2962,48 +3708,62 @@
       </w:pPr>
       <w:r>
         <w:rPr>
+          <w:rtl/>
+          <w:cs/>
           <w:lang w:val="ar_AE" w:bidi="ar_AE"/>
         </w:rPr>
         <w:t>يوئيل 2: 18–27</w:t>
       </w:r>
       <w:r>
         <w:rPr>
-          <w:lang w:val="ar_AE" w:bidi="ar_AE"/>
-        </w:rPr>
-      </w:r>
-    </w:p>
-    <w:p>
-      <w:pPr>
-        <w:bidi/>
-      </w:pPr>
-      <w:r>
-        <w:rPr>
-          <w:lang w:val="ar_AE" w:bidi="ar_AE"/>
-        </w:rPr>
-      </w:r>
-      <w:r>
-        <w:rPr>
+          <w:rtl/>
+          <w:cs/>
+          <w:lang w:val="ar_AE" w:bidi="ar_AE"/>
+        </w:rPr>
+      </w:r>
+    </w:p>
+    <w:p>
+      <w:pPr>
+        <w:bidi/>
+      </w:pPr>
+      <w:r>
+        <w:rPr>
+          <w:rtl/>
+          <w:cs/>
+          <w:lang w:val="ar_AE" w:bidi="ar_AE"/>
+        </w:rPr>
+      </w:r>
+      <w:r>
+        <w:rPr>
+          <w:rtl/>
+          <w:cs/>
           <w:lang w:val="ar_AE" w:bidi="ar_AE"/>
         </w:rPr>
         <w:t>لقد وعد الله باستعادة حياة شعبه المادية في المستقبل القريب، وتجديد حقولهم وبساتينهم وكرومهم وقطعانهم.</w:t>
       </w:r>
       <w:r>
         <w:rPr>
-          <w:lang w:val="ar_AE" w:bidi="ar_AE"/>
-        </w:rPr>
-      </w:r>
-      <w:r>
-        <w:rPr>
-          <w:lang w:val="ar_AE" w:bidi="ar_AE"/>
-        </w:rPr>
-      </w:r>
-    </w:p>
-    <w:p>
-      <w:pPr>
-        <w:bidi/>
-      </w:pPr>
-      <w:r>
-        <w:rPr>
+          <w:rtl/>
+          <w:cs/>
+          <w:lang w:val="ar_AE" w:bidi="ar_AE"/>
+        </w:rPr>
+      </w:r>
+      <w:r>
+        <w:rPr>
+          <w:rtl/>
+          <w:cs/>
+          <w:lang w:val="ar_AE" w:bidi="ar_AE"/>
+        </w:rPr>
+      </w:r>
+    </w:p>
+    <w:p>
+      <w:pPr>
+        <w:bidi/>
+      </w:pPr>
+      <w:r>
+        <w:rPr>
+          <w:rtl/>
+          <w:cs/>
           <w:lang w:val="ar_AE" w:bidi="ar_AE"/>
         </w:rPr>
       </w:r>
@@ -3015,48 +3775,62 @@
       </w:pPr>
       <w:r>
         <w:rPr>
+          <w:rtl/>
+          <w:cs/>
           <w:lang w:val="ar_AE" w:bidi="ar_AE"/>
         </w:rPr>
         <w:t>يوئيل 2: 18–3: 21</w:t>
       </w:r>
       <w:r>
         <w:rPr>
-          <w:lang w:val="ar_AE" w:bidi="ar_AE"/>
-        </w:rPr>
-      </w:r>
-    </w:p>
-    <w:p>
-      <w:pPr>
-        <w:bidi/>
-      </w:pPr>
-      <w:r>
-        <w:rPr>
-          <w:lang w:val="ar_AE" w:bidi="ar_AE"/>
-        </w:rPr>
-      </w:r>
-      <w:r>
-        <w:rPr>
+          <w:rtl/>
+          <w:cs/>
+          <w:lang w:val="ar_AE" w:bidi="ar_AE"/>
+        </w:rPr>
+      </w:r>
+    </w:p>
+    <w:p>
+      <w:pPr>
+        <w:bidi/>
+      </w:pPr>
+      <w:r>
+        <w:rPr>
+          <w:rtl/>
+          <w:cs/>
+          <w:lang w:val="ar_AE" w:bidi="ar_AE"/>
+        </w:rPr>
+      </w:r>
+      <w:r>
+        <w:rPr>
+          <w:rtl/>
+          <w:cs/>
           <w:lang w:val="ar_AE" w:bidi="ar_AE"/>
         </w:rPr>
         <w:t>حتى هذه النقطة، ركز سفر يوئيل على دينونة الله على يهوذا وأورشليم، ولكن من الآن فصاعدًا، فإنه يصف وعد الله بالاسترداد. إذا تاب الناس بصدق، فإن الله سيستجيب بنعمته.</w:t>
       </w:r>
       <w:r>
         <w:rPr>
-          <w:lang w:val="ar_AE" w:bidi="ar_AE"/>
-        </w:rPr>
-      </w:r>
-      <w:r>
-        <w:rPr>
-          <w:lang w:val="ar_AE" w:bidi="ar_AE"/>
-        </w:rPr>
-      </w:r>
-    </w:p>
-    <w:p>
-      <w:pPr>
-        <w:bidi/>
-      </w:pPr>
-      <w:r>
-        <w:rPr>
+          <w:rtl/>
+          <w:cs/>
+          <w:lang w:val="ar_AE" w:bidi="ar_AE"/>
+        </w:rPr>
+      </w:r>
+      <w:r>
+        <w:rPr>
+          <w:rtl/>
+          <w:cs/>
+          <w:lang w:val="ar_AE" w:bidi="ar_AE"/>
+        </w:rPr>
+      </w:r>
+    </w:p>
+    <w:p>
+      <w:pPr>
+        <w:bidi/>
+      </w:pPr>
+      <w:r>
+        <w:rPr>
+          <w:rtl/>
+          <w:cs/>
           <w:lang w:val="ar_AE" w:bidi="ar_AE"/>
         </w:rPr>
       </w:r>
@@ -3068,27 +3842,35 @@
       </w:pPr>
       <w:r>
         <w:rPr>
+          <w:rtl/>
+          <w:cs/>
           <w:lang w:val="ar_AE" w:bidi="ar_AE"/>
         </w:rPr>
         <w:t>يوئيل 2: 19–20</w:t>
       </w:r>
       <w:r>
         <w:rPr>
-          <w:lang w:val="ar_AE" w:bidi="ar_AE"/>
-        </w:rPr>
-      </w:r>
-    </w:p>
-    <w:p>
-      <w:pPr>
-        <w:bidi/>
-      </w:pPr>
-      <w:r>
-        <w:rPr>
-          <w:lang w:val="ar_AE" w:bidi="ar_AE"/>
-        </w:rPr>
-      </w:r>
-      <w:r>
-        <w:rPr>
+          <w:rtl/>
+          <w:cs/>
+          <w:lang w:val="ar_AE" w:bidi="ar_AE"/>
+        </w:rPr>
+      </w:r>
+    </w:p>
+    <w:p>
+      <w:pPr>
+        <w:bidi/>
+      </w:pPr>
+      <w:r>
+        <w:rPr>
+          <w:rtl/>
+          <w:cs/>
+          <w:lang w:val="ar_AE" w:bidi="ar_AE"/>
+        </w:rPr>
+      </w:r>
+      <w:r>
+        <w:rPr>
+          <w:rtl/>
+          <w:cs/>
           <w:lang w:val="ar_AE" w:bidi="ar_AE"/>
         </w:rPr>
         <w:t xml:space="preserve">قَمْحًا وَمِسْطَارًا وَزَيْتًا: سيعيد الله ثمار الأرض. هذا سيجعل العناصر الضرورية للذبيحة والعبادة متاحة مرة أخرى (انظر </w:t>
@@ -3096,6 +3878,8 @@
       <w:hyperlink r:id="rId51">
         <w:r>
           <w:rPr>
+            <w:rtl/>
+            <w:cs/>
             <w:lang w:val="ar_AE" w:bidi="ar_AE"/>
           </w:rPr>
           <w:rPr>
@@ -3107,6 +3891,8 @@
       </w:hyperlink>
       <w:r>
         <w:rPr>
+          <w:rtl/>
+          <w:cs/>
           <w:lang w:val="ar_AE" w:bidi="ar_AE"/>
         </w:rPr>
         <w:t xml:space="preserve">؛ </w:t>
@@ -3114,6 +3900,8 @@
       <w:hyperlink r:id="rId52">
         <w:r>
           <w:rPr>
+            <w:rtl/>
+            <w:cs/>
             <w:lang w:val="ar_AE" w:bidi="ar_AE"/>
           </w:rPr>
           <w:rPr>
@@ -3125,27 +3913,35 @@
       </w:hyperlink>
       <w:r>
         <w:rPr>
+          <w:rtl/>
+          <w:cs/>
           <w:lang w:val="ar_AE" w:bidi="ar_AE"/>
         </w:rPr>
         <w:t>). كما سيقضي الله على الجيوش الغازية القادمة من الشمال.</w:t>
       </w:r>
       <w:r>
         <w:rPr>
-          <w:lang w:val="ar_AE" w:bidi="ar_AE"/>
-        </w:rPr>
-      </w:r>
-      <w:r>
-        <w:rPr>
-          <w:lang w:val="ar_AE" w:bidi="ar_AE"/>
-        </w:rPr>
-      </w:r>
-    </w:p>
-    <w:p>
-      <w:pPr>
-        <w:bidi/>
-      </w:pPr>
-      <w:r>
-        <w:rPr>
+          <w:rtl/>
+          <w:cs/>
+          <w:lang w:val="ar_AE" w:bidi="ar_AE"/>
+        </w:rPr>
+      </w:r>
+      <w:r>
+        <w:rPr>
+          <w:rtl/>
+          <w:cs/>
+          <w:lang w:val="ar_AE" w:bidi="ar_AE"/>
+        </w:rPr>
+      </w:r>
+    </w:p>
+    <w:p>
+      <w:pPr>
+        <w:bidi/>
+      </w:pPr>
+      <w:r>
+        <w:rPr>
+          <w:rtl/>
+          <w:cs/>
           <w:lang w:val="ar_AE" w:bidi="ar_AE"/>
         </w:rPr>
       </w:r>
@@ -3157,48 +3953,62 @@
       </w:pPr>
       <w:r>
         <w:rPr>
+          <w:rtl/>
+          <w:cs/>
           <w:lang w:val="ar_AE" w:bidi="ar_AE"/>
         </w:rPr>
         <w:t>يوئيل 2: 21–22</w:t>
       </w:r>
       <w:r>
         <w:rPr>
-          <w:lang w:val="ar_AE" w:bidi="ar_AE"/>
-        </w:rPr>
-      </w:r>
-    </w:p>
-    <w:p>
-      <w:pPr>
-        <w:bidi/>
-      </w:pPr>
-      <w:r>
-        <w:rPr>
-          <w:lang w:val="ar_AE" w:bidi="ar_AE"/>
-        </w:rPr>
-      </w:r>
-      <w:r>
-        <w:rPr>
+          <w:rtl/>
+          <w:cs/>
+          <w:lang w:val="ar_AE" w:bidi="ar_AE"/>
+        </w:rPr>
+      </w:r>
+    </w:p>
+    <w:p>
+      <w:pPr>
+        <w:bidi/>
+      </w:pPr>
+      <w:r>
+        <w:rPr>
+          <w:rtl/>
+          <w:cs/>
+          <w:lang w:val="ar_AE" w:bidi="ar_AE"/>
+        </w:rPr>
+      </w:r>
+      <w:r>
+        <w:rPr>
+          <w:rtl/>
+          <w:cs/>
           <w:lang w:val="ar_AE" w:bidi="ar_AE"/>
         </w:rPr>
         <w:t>لاَ تَخَافِي: إن خلاص الله العظيم سيكون كاملًا وشاملًا.</w:t>
       </w:r>
       <w:r>
         <w:rPr>
-          <w:lang w:val="ar_AE" w:bidi="ar_AE"/>
-        </w:rPr>
-      </w:r>
-      <w:r>
-        <w:rPr>
-          <w:lang w:val="ar_AE" w:bidi="ar_AE"/>
-        </w:rPr>
-      </w:r>
-    </w:p>
-    <w:p>
-      <w:pPr>
-        <w:bidi/>
-      </w:pPr>
-      <w:r>
-        <w:rPr>
+          <w:rtl/>
+          <w:cs/>
+          <w:lang w:val="ar_AE" w:bidi="ar_AE"/>
+        </w:rPr>
+      </w:r>
+      <w:r>
+        <w:rPr>
+          <w:rtl/>
+          <w:cs/>
+          <w:lang w:val="ar_AE" w:bidi="ar_AE"/>
+        </w:rPr>
+      </w:r>
+    </w:p>
+    <w:p>
+      <w:pPr>
+        <w:bidi/>
+      </w:pPr>
+      <w:r>
+        <w:rPr>
+          <w:rtl/>
+          <w:cs/>
           <w:lang w:val="ar_AE" w:bidi="ar_AE"/>
         </w:rPr>
       </w:r>
@@ -3210,27 +4020,35 @@
       </w:pPr>
       <w:r>
         <w:rPr>
+          <w:rtl/>
+          <w:cs/>
           <w:lang w:val="ar_AE" w:bidi="ar_AE"/>
         </w:rPr>
         <w:t>يوئيل 2: 23</w:t>
       </w:r>
       <w:r>
         <w:rPr>
-          <w:lang w:val="ar_AE" w:bidi="ar_AE"/>
-        </w:rPr>
-      </w:r>
-    </w:p>
-    <w:p>
-      <w:pPr>
-        <w:bidi/>
-      </w:pPr>
-      <w:r>
-        <w:rPr>
-          <w:lang w:val="ar_AE" w:bidi="ar_AE"/>
-        </w:rPr>
-      </w:r>
-      <w:r>
-        <w:rPr>
+          <w:rtl/>
+          <w:cs/>
+          <w:lang w:val="ar_AE" w:bidi="ar_AE"/>
+        </w:rPr>
+      </w:r>
+    </w:p>
+    <w:p>
+      <w:pPr>
+        <w:bidi/>
+      </w:pPr>
+      <w:r>
+        <w:rPr>
+          <w:rtl/>
+          <w:cs/>
+          <w:lang w:val="ar_AE" w:bidi="ar_AE"/>
+        </w:rPr>
+      </w:r>
+      <w:r>
+        <w:rPr>
+          <w:rtl/>
+          <w:cs/>
           <w:lang w:val="ar_AE" w:bidi="ar_AE"/>
         </w:rPr>
         <w:t>أمطار الخريف (المطر المبكر) … أمطار الربيع (المطر المتأخر): سيعيد الله مرة أخرى النمط المنتظم لهطول الأمطار، وسينعكس الجفاف (</w:t>
@@ -3238,6 +4056,8 @@
       <w:hyperlink r:id="rId53">
         <w:r>
           <w:rPr>
+            <w:rtl/>
+            <w:cs/>
             <w:lang w:val="ar_AE" w:bidi="ar_AE"/>
           </w:rPr>
           <w:rPr>
@@ -3249,6 +4069,8 @@
       </w:hyperlink>
       <w:r>
         <w:rPr>
+          <w:rtl/>
+          <w:cs/>
           <w:lang w:val="ar_AE" w:bidi="ar_AE"/>
         </w:rPr>
         <w:t xml:space="preserve">، </w:t>
@@ -3256,6 +4078,8 @@
       <w:hyperlink r:id="rId54">
         <w:r>
           <w:rPr>
+            <w:rtl/>
+            <w:cs/>
             <w:lang w:val="ar_AE" w:bidi="ar_AE"/>
           </w:rPr>
           <w:rPr>
@@ -3267,27 +4091,35 @@
       </w:hyperlink>
       <w:r>
         <w:rPr>
+          <w:rtl/>
+          <w:cs/>
           <w:lang w:val="ar_AE" w:bidi="ar_AE"/>
         </w:rPr>
         <w:t>).</w:t>
       </w:r>
       <w:r>
         <w:rPr>
-          <w:lang w:val="ar_AE" w:bidi="ar_AE"/>
-        </w:rPr>
-      </w:r>
-      <w:r>
-        <w:rPr>
-          <w:lang w:val="ar_AE" w:bidi="ar_AE"/>
-        </w:rPr>
-      </w:r>
-    </w:p>
-    <w:p>
-      <w:pPr>
-        <w:bidi/>
-      </w:pPr>
-      <w:r>
-        <w:rPr>
+          <w:rtl/>
+          <w:cs/>
+          <w:lang w:val="ar_AE" w:bidi="ar_AE"/>
+        </w:rPr>
+      </w:r>
+      <w:r>
+        <w:rPr>
+          <w:rtl/>
+          <w:cs/>
+          <w:lang w:val="ar_AE" w:bidi="ar_AE"/>
+        </w:rPr>
+      </w:r>
+    </w:p>
+    <w:p>
+      <w:pPr>
+        <w:bidi/>
+      </w:pPr>
+      <w:r>
+        <w:rPr>
+          <w:rtl/>
+          <w:cs/>
           <w:lang w:val="ar_AE" w:bidi="ar_AE"/>
         </w:rPr>
       </w:r>
@@ -3299,27 +4131,35 @@
       </w:pPr>
       <w:r>
         <w:rPr>
+          <w:rtl/>
+          <w:cs/>
           <w:lang w:val="ar_AE" w:bidi="ar_AE"/>
         </w:rPr>
         <w:t>يوئيل 2: 25</w:t>
       </w:r>
       <w:r>
         <w:rPr>
-          <w:lang w:val="ar_AE" w:bidi="ar_AE"/>
-        </w:rPr>
-      </w:r>
-    </w:p>
-    <w:p>
-      <w:pPr>
-        <w:bidi/>
-      </w:pPr>
-      <w:r>
-        <w:rPr>
-          <w:lang w:val="ar_AE" w:bidi="ar_AE"/>
-        </w:rPr>
-      </w:r>
-      <w:r>
-        <w:rPr>
+          <w:rtl/>
+          <w:cs/>
+          <w:lang w:val="ar_AE" w:bidi="ar_AE"/>
+        </w:rPr>
+      </w:r>
+    </w:p>
+    <w:p>
+      <w:pPr>
+        <w:bidi/>
+      </w:pPr>
+      <w:r>
+        <w:rPr>
+          <w:rtl/>
+          <w:cs/>
+          <w:lang w:val="ar_AE" w:bidi="ar_AE"/>
+        </w:rPr>
+      </w:r>
+      <w:r>
+        <w:rPr>
+          <w:rtl/>
+          <w:cs/>
           <w:lang w:val="ar_AE" w:bidi="ar_AE"/>
         </w:rPr>
         <w:t xml:space="preserve">لقد وعد الرب بالتعويض عن الأضرار الفادحة التي تسبب فيها الجراد (انظر </w:t>
@@ -3327,6 +4167,8 @@
       <w:hyperlink r:id="rId55">
         <w:r>
           <w:rPr>
+            <w:rtl/>
+            <w:cs/>
             <w:lang w:val="ar_AE" w:bidi="ar_AE"/>
           </w:rPr>
           <w:rPr>
@@ -3338,6 +4180,8 @@
       </w:hyperlink>
       <w:r>
         <w:rPr>
+          <w:rtl/>
+          <w:cs/>
           <w:lang w:val="ar_AE" w:bidi="ar_AE"/>
         </w:rPr>
         <w:t xml:space="preserve">، </w:t>
@@ -3345,6 +4189,8 @@
       <w:hyperlink r:id="rId51">
         <w:r>
           <w:rPr>
+            <w:rtl/>
+            <w:cs/>
             <w:lang w:val="ar_AE" w:bidi="ar_AE"/>
           </w:rPr>
           <w:rPr>
@@ -3356,39 +4202,51 @@
       </w:hyperlink>
       <w:r>
         <w:rPr>
+          <w:rtl/>
+          <w:cs/>
           <w:lang w:val="ar_AE" w:bidi="ar_AE"/>
         </w:rPr>
         <w:t>، و</w:t>
       </w:r>
       <w:r>
         <w:rPr>
+          <w:rtl/>
+          <w:cs/>
           <w:lang w:val="ar_AE" w:bidi="ar_AE"/>
         </w:rPr>
         <w:t>الملاحظات الدراسية المقابلة</w:t>
       </w:r>
       <w:r>
         <w:rPr>
+          <w:rtl/>
+          <w:cs/>
           <w:lang w:val="ar_AE" w:bidi="ar_AE"/>
         </w:rPr>
         <w:t>).</w:t>
       </w:r>
       <w:r>
         <w:rPr>
-          <w:lang w:val="ar_AE" w:bidi="ar_AE"/>
-        </w:rPr>
-      </w:r>
-      <w:r>
-        <w:rPr>
-          <w:lang w:val="ar_AE" w:bidi="ar_AE"/>
-        </w:rPr>
-      </w:r>
-    </w:p>
-    <w:p>
-      <w:pPr>
-        <w:bidi/>
-      </w:pPr>
-      <w:r>
-        <w:rPr>
+          <w:rtl/>
+          <w:cs/>
+          <w:lang w:val="ar_AE" w:bidi="ar_AE"/>
+        </w:rPr>
+      </w:r>
+      <w:r>
+        <w:rPr>
+          <w:rtl/>
+          <w:cs/>
+          <w:lang w:val="ar_AE" w:bidi="ar_AE"/>
+        </w:rPr>
+      </w:r>
+    </w:p>
+    <w:p>
+      <w:pPr>
+        <w:bidi/>
+      </w:pPr>
+      <w:r>
+        <w:rPr>
+          <w:rtl/>
+          <w:cs/>
           <w:lang w:val="ar_AE" w:bidi="ar_AE"/>
         </w:rPr>
       </w:r>
@@ -3400,27 +4258,35 @@
       </w:pPr>
       <w:r>
         <w:rPr>
+          <w:rtl/>
+          <w:cs/>
           <w:lang w:val="ar_AE" w:bidi="ar_AE"/>
         </w:rPr>
         <w:t>يوئيل 2: 26–27</w:t>
       </w:r>
       <w:r>
         <w:rPr>
-          <w:lang w:val="ar_AE" w:bidi="ar_AE"/>
-        </w:rPr>
-      </w:r>
-    </w:p>
-    <w:p>
-      <w:pPr>
-        <w:bidi/>
-      </w:pPr>
-      <w:r>
-        <w:rPr>
-          <w:lang w:val="ar_AE" w:bidi="ar_AE"/>
-        </w:rPr>
-      </w:r>
-      <w:r>
-        <w:rPr>
+          <w:rtl/>
+          <w:cs/>
+          <w:lang w:val="ar_AE" w:bidi="ar_AE"/>
+        </w:rPr>
+      </w:r>
+    </w:p>
+    <w:p>
+      <w:pPr>
+        <w:bidi/>
+      </w:pPr>
+      <w:r>
+        <w:rPr>
+          <w:rtl/>
+          <w:cs/>
+          <w:lang w:val="ar_AE" w:bidi="ar_AE"/>
+        </w:rPr>
+      </w:r>
+      <w:r>
+        <w:rPr>
+          <w:rtl/>
+          <w:cs/>
           <w:lang w:val="ar_AE" w:bidi="ar_AE"/>
         </w:rPr>
         <w:t>وَتُسَبِّحُونَ اسْمَ الرَّبِّ إِلهِكُمُ: إن وعد الله باستعادة محاصيلهم وإمداداتهم الغذائية يجب أن يقود شعب يهوذا وأورشليم إلى التسبيح والعبادة، والاعتراف بأن الرب كان في وسطهم وأنه هو الله وحده.</w:t>
@@ -3432,26 +4298,34 @@
       </w:pPr>
       <w:r>
         <w:rPr>
-          <w:lang w:val="ar_AE" w:bidi="ar_AE"/>
-        </w:rPr>
-      </w:r>
-      <w:r>
-        <w:rPr>
-          <w:lang w:val="ar_AE" w:bidi="ar_AE"/>
-        </w:rPr>
-      </w:r>
-      <w:r>
-        <w:rPr>
-          <w:lang w:val="ar_AE" w:bidi="ar_AE"/>
-        </w:rPr>
-      </w:r>
-    </w:p>
-    <w:p>
-      <w:pPr>
-        <w:bidi/>
-      </w:pPr>
-      <w:r>
-        <w:rPr>
+          <w:rtl/>
+          <w:cs/>
+          <w:lang w:val="ar_AE" w:bidi="ar_AE"/>
+        </w:rPr>
+      </w:r>
+      <w:r>
+        <w:rPr>
+          <w:rtl/>
+          <w:cs/>
+          <w:lang w:val="ar_AE" w:bidi="ar_AE"/>
+        </w:rPr>
+      </w:r>
+      <w:r>
+        <w:rPr>
+          <w:rtl/>
+          <w:cs/>
+          <w:lang w:val="ar_AE" w:bidi="ar_AE"/>
+        </w:rPr>
+      </w:r>
+    </w:p>
+    <w:p>
+      <w:pPr>
+        <w:bidi/>
+      </w:pPr>
+      <w:r>
+        <w:rPr>
+          <w:rtl/>
+          <w:cs/>
           <w:lang w:val="ar_AE" w:bidi="ar_AE"/>
         </w:rPr>
       </w:r>
@@ -3463,27 +4337,35 @@
       </w:pPr>
       <w:r>
         <w:rPr>
+          <w:rtl/>
+          <w:cs/>
           <w:lang w:val="ar_AE" w:bidi="ar_AE"/>
         </w:rPr>
         <w:t>يوئيل 2: 28–29</w:t>
       </w:r>
       <w:r>
         <w:rPr>
-          <w:lang w:val="ar_AE" w:bidi="ar_AE"/>
-        </w:rPr>
-      </w:r>
-    </w:p>
-    <w:p>
-      <w:pPr>
-        <w:bidi/>
-      </w:pPr>
-      <w:r>
-        <w:rPr>
-          <w:lang w:val="ar_AE" w:bidi="ar_AE"/>
-        </w:rPr>
-      </w:r>
-      <w:r>
-        <w:rPr>
+          <w:rtl/>
+          <w:cs/>
+          <w:lang w:val="ar_AE" w:bidi="ar_AE"/>
+        </w:rPr>
+      </w:r>
+    </w:p>
+    <w:p>
+      <w:pPr>
+        <w:bidi/>
+      </w:pPr>
+      <w:r>
+        <w:rPr>
+          <w:rtl/>
+          <w:cs/>
+          <w:lang w:val="ar_AE" w:bidi="ar_AE"/>
+        </w:rPr>
+      </w:r>
+      <w:r>
+        <w:rPr>
+          <w:rtl/>
+          <w:cs/>
           <w:lang w:val="ar_AE" w:bidi="ar_AE"/>
         </w:rPr>
         <w:t>أَنِّي أَسْكُبُ رُوحِي عَلَى كُلِّ بَشَرٍ: في إسرائيل، كانت عطية روح الله المُقوية تُمنح سابقًا فقط لأفراد مختارين مثل القضاة (</w:t>
@@ -3491,6 +4373,8 @@
       <w:hyperlink r:id="rId56">
         <w:r>
           <w:rPr>
+            <w:rtl/>
+            <w:cs/>
             <w:lang w:val="ar_AE" w:bidi="ar_AE"/>
           </w:rPr>
           <w:rPr>
@@ -3502,6 +4386,8 @@
       </w:hyperlink>
       <w:r>
         <w:rPr>
+          <w:rtl/>
+          <w:cs/>
           <w:lang w:val="ar_AE" w:bidi="ar_AE"/>
         </w:rPr>
         <w:t xml:space="preserve">؛ </w:t>
@@ -3509,6 +4395,8 @@
       <w:hyperlink r:id="rId57">
         <w:r>
           <w:rPr>
+            <w:rtl/>
+            <w:cs/>
             <w:lang w:val="ar_AE" w:bidi="ar_AE"/>
           </w:rPr>
           <w:rPr>
@@ -3520,6 +4408,8 @@
       </w:hyperlink>
       <w:r>
         <w:rPr>
+          <w:rtl/>
+          <w:cs/>
           <w:lang w:val="ar_AE" w:bidi="ar_AE"/>
         </w:rPr>
         <w:t>)، والكهنة (</w:t>
@@ -3527,6 +4417,8 @@
       <w:hyperlink r:id="rId58">
         <w:r>
           <w:rPr>
+            <w:rtl/>
+            <w:cs/>
             <w:lang w:val="ar_AE" w:bidi="ar_AE"/>
           </w:rPr>
           <w:rPr>
@@ -3538,6 +4430,8 @@
       </w:hyperlink>
       <w:r>
         <w:rPr>
+          <w:rtl/>
+          <w:cs/>
           <w:lang w:val="ar_AE" w:bidi="ar_AE"/>
         </w:rPr>
         <w:t>)، والملوك (</w:t>
@@ -3545,6 +4439,8 @@
       <w:hyperlink r:id="rId59">
         <w:r>
           <w:rPr>
+            <w:rtl/>
+            <w:cs/>
             <w:lang w:val="ar_AE" w:bidi="ar_AE"/>
           </w:rPr>
           <w:rPr>
@@ -3556,6 +4452,8 @@
       </w:hyperlink>
       <w:r>
         <w:rPr>
+          <w:rtl/>
+          <w:cs/>
           <w:lang w:val="ar_AE" w:bidi="ar_AE"/>
         </w:rPr>
         <w:t>)، والأنبياء (</w:t>
@@ -3563,6 +4461,8 @@
       <w:hyperlink r:id="rId60">
         <w:r>
           <w:rPr>
+            <w:rtl/>
+            <w:cs/>
             <w:lang w:val="ar_AE" w:bidi="ar_AE"/>
           </w:rPr>
           <w:rPr>
@@ -3574,6 +4474,8 @@
       </w:hyperlink>
       <w:r>
         <w:rPr>
+          <w:rtl/>
+          <w:cs/>
           <w:lang w:val="ar_AE" w:bidi="ar_AE"/>
         </w:rPr>
         <w:t>). لكن سيأتي الوقت الذي سيُعطَى فيه الروح القدس لكل فرد من شعب الله، بغض النظر عن الجنس أو العمر أو المكانة الاجتماعية. وتحقيقًا لرغبة موسى في أن يكون كل إسرائيلي نبيًا (</w:t>
@@ -3581,6 +4483,8 @@
       <w:hyperlink r:id="rId61">
         <w:r>
           <w:rPr>
+            <w:rtl/>
+            <w:cs/>
             <w:lang w:val="ar_AE" w:bidi="ar_AE"/>
           </w:rPr>
           <w:rPr>
@@ -3592,6 +4496,8 @@
       </w:hyperlink>
       <w:r>
         <w:rPr>
+          <w:rtl/>
+          <w:cs/>
           <w:lang w:val="ar_AE" w:bidi="ar_AE"/>
         </w:rPr>
         <w:t xml:space="preserve">)، سيتنبأ الجميع ويرون رؤى. في </w:t>
@@ -3599,6 +4505,8 @@
       <w:hyperlink r:id="rId62">
         <w:r>
           <w:rPr>
+            <w:rtl/>
+            <w:cs/>
             <w:lang w:val="ar_AE" w:bidi="ar_AE"/>
           </w:rPr>
           <w:rPr>
@@ -3610,6 +4518,8 @@
       </w:hyperlink>
       <w:r>
         <w:rPr>
+          <w:rtl/>
+          <w:cs/>
           <w:lang w:val="ar_AE" w:bidi="ar_AE"/>
         </w:rPr>
         <w:t>، وسّع بطرس هذا الوعد ليشمل الناس من جميع أنحاء العالم المعروف الذين تجمعوا في أورشليم، بغض النظر عن عرقهم (</w:t>
@@ -3617,6 +4527,8 @@
       <w:hyperlink r:id="rId63">
         <w:r>
           <w:rPr>
+            <w:rtl/>
+            <w:cs/>
             <w:lang w:val="ar_AE" w:bidi="ar_AE"/>
           </w:rPr>
           <w:rPr>
@@ -3628,6 +4540,8 @@
       </w:hyperlink>
       <w:r>
         <w:rPr>
+          <w:rtl/>
+          <w:cs/>
           <w:lang w:val="ar_AE" w:bidi="ar_AE"/>
         </w:rPr>
         <w:t xml:space="preserve">؛ انظر أيضًا </w:t>
@@ -3635,6 +4549,8 @@
       <w:hyperlink r:id="rId64">
         <w:r>
           <w:rPr>
+            <w:rtl/>
+            <w:cs/>
             <w:lang w:val="ar_AE" w:bidi="ar_AE"/>
           </w:rPr>
           <w:rPr>
@@ -3646,27 +4562,35 @@
       </w:hyperlink>
       <w:r>
         <w:rPr>
+          <w:rtl/>
+          <w:cs/>
           <w:lang w:val="ar_AE" w:bidi="ar_AE"/>
         </w:rPr>
         <w:t>).</w:t>
       </w:r>
       <w:r>
         <w:rPr>
-          <w:lang w:val="ar_AE" w:bidi="ar_AE"/>
-        </w:rPr>
-      </w:r>
-      <w:r>
-        <w:rPr>
-          <w:lang w:val="ar_AE" w:bidi="ar_AE"/>
-        </w:rPr>
-      </w:r>
-    </w:p>
-    <w:p>
-      <w:pPr>
-        <w:bidi/>
-      </w:pPr>
-      <w:r>
-        <w:rPr>
+          <w:rtl/>
+          <w:cs/>
+          <w:lang w:val="ar_AE" w:bidi="ar_AE"/>
+        </w:rPr>
+      </w:r>
+      <w:r>
+        <w:rPr>
+          <w:rtl/>
+          <w:cs/>
+          <w:lang w:val="ar_AE" w:bidi="ar_AE"/>
+        </w:rPr>
+      </w:r>
+    </w:p>
+    <w:p>
+      <w:pPr>
+        <w:bidi/>
+      </w:pPr>
+      <w:r>
+        <w:rPr>
+          <w:rtl/>
+          <w:cs/>
           <w:lang w:val="ar_AE" w:bidi="ar_AE"/>
         </w:rPr>
       </w:r>
@@ -3678,27 +4602,35 @@
       </w:pPr>
       <w:r>
         <w:rPr>
+          <w:rtl/>
+          <w:cs/>
           <w:lang w:val="ar_AE" w:bidi="ar_AE"/>
         </w:rPr>
         <w:t>يوئيل 2: 28–32</w:t>
       </w:r>
       <w:r>
         <w:rPr>
-          <w:lang w:val="ar_AE" w:bidi="ar_AE"/>
-        </w:rPr>
-      </w:r>
-    </w:p>
-    <w:p>
-      <w:pPr>
-        <w:bidi/>
-      </w:pPr>
-      <w:r>
-        <w:rPr>
-          <w:lang w:val="ar_AE" w:bidi="ar_AE"/>
-        </w:rPr>
-      </w:r>
-      <w:r>
-        <w:rPr>
+          <w:rtl/>
+          <w:cs/>
+          <w:lang w:val="ar_AE" w:bidi="ar_AE"/>
+        </w:rPr>
+      </w:r>
+    </w:p>
+    <w:p>
+      <w:pPr>
+        <w:bidi/>
+      </w:pPr>
+      <w:r>
+        <w:rPr>
+          <w:rtl/>
+          <w:cs/>
+          <w:lang w:val="ar_AE" w:bidi="ar_AE"/>
+        </w:rPr>
+      </w:r>
+      <w:r>
+        <w:rPr>
+          <w:rtl/>
+          <w:cs/>
           <w:lang w:val="ar_AE" w:bidi="ar_AE"/>
         </w:rPr>
         <w:t>لقد نظر النبي إلى ما هو أبعد من زمنه إلى يوم الرب المستقبلي، عندما يسكب الله روحه بطرق لم يسبق لها مثيل، ويجري آيات وعجائب ليراها كل البشر. وقد اقتبس الرسول بطرس هذا المقطع باعتباره قد تحقق في يوم الخمسين (</w:t>
@@ -3706,6 +4638,8 @@
       <w:hyperlink r:id="rId65">
         <w:r>
           <w:rPr>
+            <w:rtl/>
+            <w:cs/>
             <w:lang w:val="ar_AE" w:bidi="ar_AE"/>
           </w:rPr>
           <w:rPr>
@@ -3717,27 +4651,35 @@
       </w:hyperlink>
       <w:r>
         <w:rPr>
+          <w:rtl/>
+          <w:cs/>
           <w:lang w:val="ar_AE" w:bidi="ar_AE"/>
         </w:rPr>
         <w:t>).</w:t>
       </w:r>
       <w:r>
         <w:rPr>
-          <w:lang w:val="ar_AE" w:bidi="ar_AE"/>
-        </w:rPr>
-      </w:r>
-      <w:r>
-        <w:rPr>
-          <w:lang w:val="ar_AE" w:bidi="ar_AE"/>
-        </w:rPr>
-      </w:r>
-    </w:p>
-    <w:p>
-      <w:pPr>
-        <w:bidi/>
-      </w:pPr>
-      <w:r>
-        <w:rPr>
+          <w:rtl/>
+          <w:cs/>
+          <w:lang w:val="ar_AE" w:bidi="ar_AE"/>
+        </w:rPr>
+      </w:r>
+      <w:r>
+        <w:rPr>
+          <w:rtl/>
+          <w:cs/>
+          <w:lang w:val="ar_AE" w:bidi="ar_AE"/>
+        </w:rPr>
+      </w:r>
+    </w:p>
+    <w:p>
+      <w:pPr>
+        <w:bidi/>
+      </w:pPr>
+      <w:r>
+        <w:rPr>
+          <w:rtl/>
+          <w:cs/>
           <w:lang w:val="ar_AE" w:bidi="ar_AE"/>
         </w:rPr>
       </w:r>
@@ -3749,48 +4691,62 @@
       </w:pPr>
       <w:r>
         <w:rPr>
+          <w:rtl/>
+          <w:cs/>
           <w:lang w:val="ar_AE" w:bidi="ar_AE"/>
         </w:rPr>
         <w:t>يوئيل 2: 28–3: 21</w:t>
       </w:r>
       <w:r>
         <w:rPr>
-          <w:lang w:val="ar_AE" w:bidi="ar_AE"/>
-        </w:rPr>
-      </w:r>
-    </w:p>
-    <w:p>
-      <w:pPr>
-        <w:bidi/>
-      </w:pPr>
-      <w:r>
-        <w:rPr>
-          <w:lang w:val="ar_AE" w:bidi="ar_AE"/>
-        </w:rPr>
-      </w:r>
-      <w:r>
-        <w:rPr>
+          <w:rtl/>
+          <w:cs/>
+          <w:lang w:val="ar_AE" w:bidi="ar_AE"/>
+        </w:rPr>
+      </w:r>
+    </w:p>
+    <w:p>
+      <w:pPr>
+        <w:bidi/>
+      </w:pPr>
+      <w:r>
+        <w:rPr>
+          <w:rtl/>
+          <w:cs/>
+          <w:lang w:val="ar_AE" w:bidi="ar_AE"/>
+        </w:rPr>
+      </w:r>
+      <w:r>
+        <w:rPr>
+          <w:rtl/>
+          <w:cs/>
           <w:lang w:val="ar_AE" w:bidi="ar_AE"/>
         </w:rPr>
         <w:t>في المستقبل البعيد، سيعيد الله الحياة الروحية لشعبه، ويسكب روحه على جميع الذين يستجيبون له بالإيمان، وسيصدر الدينونة على الشعوب والأمم التي ترفض الاعتراف بربوبيته.</w:t>
       </w:r>
       <w:r>
         <w:rPr>
-          <w:lang w:val="ar_AE" w:bidi="ar_AE"/>
-        </w:rPr>
-      </w:r>
-      <w:r>
-        <w:rPr>
-          <w:lang w:val="ar_AE" w:bidi="ar_AE"/>
-        </w:rPr>
-      </w:r>
-    </w:p>
-    <w:p>
-      <w:pPr>
-        <w:bidi/>
-      </w:pPr>
-      <w:r>
-        <w:rPr>
+          <w:rtl/>
+          <w:cs/>
+          <w:lang w:val="ar_AE" w:bidi="ar_AE"/>
+        </w:rPr>
+      </w:r>
+      <w:r>
+        <w:rPr>
+          <w:rtl/>
+          <w:cs/>
+          <w:lang w:val="ar_AE" w:bidi="ar_AE"/>
+        </w:rPr>
+      </w:r>
+    </w:p>
+    <w:p>
+      <w:pPr>
+        <w:bidi/>
+      </w:pPr>
+      <w:r>
+        <w:rPr>
+          <w:rtl/>
+          <w:cs/>
           <w:lang w:val="ar_AE" w:bidi="ar_AE"/>
         </w:rPr>
       </w:r>
@@ -3802,27 +4758,35 @@
       </w:pPr>
       <w:r>
         <w:rPr>
+          <w:rtl/>
+          <w:cs/>
           <w:lang w:val="ar_AE" w:bidi="ar_AE"/>
         </w:rPr>
         <w:t>يوئيل 2: 30–31</w:t>
       </w:r>
       <w:r>
         <w:rPr>
-          <w:lang w:val="ar_AE" w:bidi="ar_AE"/>
-        </w:rPr>
-      </w:r>
-    </w:p>
-    <w:p>
-      <w:pPr>
-        <w:bidi/>
-      </w:pPr>
-      <w:r>
-        <w:rPr>
-          <w:lang w:val="ar_AE" w:bidi="ar_AE"/>
-        </w:rPr>
-      </w:r>
-      <w:r>
-        <w:rPr>
+          <w:rtl/>
+          <w:cs/>
+          <w:lang w:val="ar_AE" w:bidi="ar_AE"/>
+        </w:rPr>
+      </w:r>
+    </w:p>
+    <w:p>
+      <w:pPr>
+        <w:bidi/>
+      </w:pPr>
+      <w:r>
+        <w:rPr>
+          <w:rtl/>
+          <w:cs/>
+          <w:lang w:val="ar_AE" w:bidi="ar_AE"/>
+        </w:rPr>
+      </w:r>
+      <w:r>
+        <w:rPr>
+          <w:rtl/>
+          <w:cs/>
           <w:lang w:val="ar_AE" w:bidi="ar_AE"/>
         </w:rPr>
         <w:t xml:space="preserve">سيكون انسكاب روح الله في المستقبل مصحوبًا بعلامات وعجائب. الدم والنار … والدخان، مع ظلام الشمس والقمر، هي إشارات لقدوم الله للدينونة (انظر </w:t>
@@ -3830,6 +4794,8 @@
       <w:hyperlink r:id="rId66">
         <w:r>
           <w:rPr>
+            <w:rtl/>
+            <w:cs/>
             <w:lang w:val="ar_AE" w:bidi="ar_AE"/>
           </w:rPr>
           <w:rPr>
@@ -3841,6 +4807,8 @@
       </w:hyperlink>
       <w:r>
         <w:rPr>
+          <w:rtl/>
+          <w:cs/>
           <w:lang w:val="ar_AE" w:bidi="ar_AE"/>
         </w:rPr>
         <w:t xml:space="preserve">؛ </w:t>
@@ -3848,6 +4816,8 @@
       <w:hyperlink r:id="rId67">
         <w:r>
           <w:rPr>
+            <w:rtl/>
+            <w:cs/>
             <w:lang w:val="ar_AE" w:bidi="ar_AE"/>
           </w:rPr>
           <w:rPr>
@@ -3859,6 +4829,8 @@
       </w:hyperlink>
       <w:r>
         <w:rPr>
+          <w:rtl/>
+          <w:cs/>
           <w:lang w:val="ar_AE" w:bidi="ar_AE"/>
         </w:rPr>
         <w:t xml:space="preserve">؛ </w:t>
@@ -3866,6 +4838,8 @@
       <w:hyperlink r:id="rId68">
         <w:r>
           <w:rPr>
+            <w:rtl/>
+            <w:cs/>
             <w:lang w:val="ar_AE" w:bidi="ar_AE"/>
           </w:rPr>
           <w:rPr>
@@ -3877,27 +4851,35 @@
       </w:hyperlink>
       <w:r>
         <w:rPr>
+          <w:rtl/>
+          <w:cs/>
           <w:lang w:val="ar_AE" w:bidi="ar_AE"/>
         </w:rPr>
         <w:t>).</w:t>
       </w:r>
       <w:r>
         <w:rPr>
-          <w:lang w:val="ar_AE" w:bidi="ar_AE"/>
-        </w:rPr>
-      </w:r>
-      <w:r>
-        <w:rPr>
-          <w:lang w:val="ar_AE" w:bidi="ar_AE"/>
-        </w:rPr>
-      </w:r>
-    </w:p>
-    <w:p>
-      <w:pPr>
-        <w:bidi/>
-      </w:pPr>
-      <w:r>
-        <w:rPr>
+          <w:rtl/>
+          <w:cs/>
+          <w:lang w:val="ar_AE" w:bidi="ar_AE"/>
+        </w:rPr>
+      </w:r>
+      <w:r>
+        <w:rPr>
+          <w:rtl/>
+          <w:cs/>
+          <w:lang w:val="ar_AE" w:bidi="ar_AE"/>
+        </w:rPr>
+      </w:r>
+    </w:p>
+    <w:p>
+      <w:pPr>
+        <w:bidi/>
+      </w:pPr>
+      <w:r>
+        <w:rPr>
+          <w:rtl/>
+          <w:cs/>
           <w:lang w:val="ar_AE" w:bidi="ar_AE"/>
         </w:rPr>
       </w:r>
@@ -3909,27 +4891,35 @@
       </w:pPr>
       <w:r>
         <w:rPr>
+          <w:rtl/>
+          <w:cs/>
           <w:lang w:val="ar_AE" w:bidi="ar_AE"/>
         </w:rPr>
         <w:t>يوئيل 2: 32</w:t>
       </w:r>
       <w:r>
         <w:rPr>
-          <w:lang w:val="ar_AE" w:bidi="ar_AE"/>
-        </w:rPr>
-      </w:r>
-    </w:p>
-    <w:p>
-      <w:pPr>
-        <w:bidi/>
-      </w:pPr>
-      <w:r>
-        <w:rPr>
-          <w:lang w:val="ar_AE" w:bidi="ar_AE"/>
-        </w:rPr>
-      </w:r>
-      <w:r>
-        <w:rPr>
+          <w:rtl/>
+          <w:cs/>
+          <w:lang w:val="ar_AE" w:bidi="ar_AE"/>
+        </w:rPr>
+      </w:r>
+    </w:p>
+    <w:p>
+      <w:pPr>
+        <w:bidi/>
+      </w:pPr>
+      <w:r>
+        <w:rPr>
+          <w:rtl/>
+          <w:cs/>
+          <w:lang w:val="ar_AE" w:bidi="ar_AE"/>
+        </w:rPr>
+      </w:r>
+      <w:r>
+        <w:rPr>
+          <w:rtl/>
+          <w:cs/>
           <w:lang w:val="ar_AE" w:bidi="ar_AE"/>
         </w:rPr>
         <w:t xml:space="preserve">وَيَكُونُ أَنَّ كُلَّ مَنْ يَدْعُو بِاسْمِ الرَّبِّ يَنْجُو: يجب أن تكون الدعوة باسم الله مصحوبة بالتزام دائم بالعبادة والخدمة والشركة مع الرب، وليس عملًا أخيرًا نابعًا من اليأس (انظر </w:t>
@@ -3937,6 +4927,8 @@
       <w:hyperlink r:id="rId69">
         <w:r>
           <w:rPr>
+            <w:rtl/>
+            <w:cs/>
             <w:lang w:val="ar_AE" w:bidi="ar_AE"/>
           </w:rPr>
           <w:rPr>
@@ -3948,6 +4940,8 @@
       </w:hyperlink>
       <w:r>
         <w:rPr>
+          <w:rtl/>
+          <w:cs/>
           <w:lang w:val="ar_AE" w:bidi="ar_AE"/>
         </w:rPr>
         <w:t xml:space="preserve">؛ </w:t>
@@ -3955,6 +4949,8 @@
       <w:hyperlink r:id="rId70">
         <w:r>
           <w:rPr>
+            <w:rtl/>
+            <w:cs/>
             <w:lang w:val="ar_AE" w:bidi="ar_AE"/>
           </w:rPr>
           <w:rPr>
@@ -3966,6 +4962,8 @@
       </w:hyperlink>
       <w:r>
         <w:rPr>
+          <w:rtl/>
+          <w:cs/>
           <w:lang w:val="ar_AE" w:bidi="ar_AE"/>
         </w:rPr>
         <w:t xml:space="preserve">؛ </w:t>
@@ -3973,6 +4971,8 @@
       <w:hyperlink r:id="rId71">
         <w:r>
           <w:rPr>
+            <w:rtl/>
+            <w:cs/>
             <w:lang w:val="ar_AE" w:bidi="ar_AE"/>
           </w:rPr>
           <w:rPr>
@@ -3984,6 +4984,8 @@
       </w:hyperlink>
       <w:r>
         <w:rPr>
+          <w:rtl/>
+          <w:cs/>
           <w:lang w:val="ar_AE" w:bidi="ar_AE"/>
         </w:rPr>
         <w:t xml:space="preserve"> </w:t>
@@ -3991,6 +4993,8 @@
       <w:hyperlink r:id="rId72">
         <w:r>
           <w:rPr>
+            <w:rtl/>
+            <w:cs/>
             <w:lang w:val="ar_AE" w:bidi="ar_AE"/>
           </w:rPr>
           <w:rPr>
@@ -4002,6 +5006,8 @@
       </w:hyperlink>
       <w:r>
         <w:rPr>
+          <w:rtl/>
+          <w:cs/>
           <w:lang w:val="ar_AE" w:bidi="ar_AE"/>
         </w:rPr>
         <w:t xml:space="preserve">؛ </w:t>
@@ -4009,6 +5015,8 @@
       <w:hyperlink r:id="rId73">
         <w:r>
           <w:rPr>
+            <w:rtl/>
+            <w:cs/>
             <w:lang w:val="ar_AE" w:bidi="ar_AE"/>
           </w:rPr>
           <w:rPr>
@@ -4020,6 +5028,8 @@
       </w:hyperlink>
       <w:r>
         <w:rPr>
+          <w:rtl/>
+          <w:cs/>
           <w:lang w:val="ar_AE" w:bidi="ar_AE"/>
         </w:rPr>
         <w:t xml:space="preserve">). • أولئك الذين دعاهم الرب هم البقية المختارة، الناجون من الدينونة الذين يعبدونه (انظر </w:t>
@@ -4027,6 +5037,8 @@
       <w:hyperlink r:id="rId74">
         <w:r>
           <w:rPr>
+            <w:rtl/>
+            <w:cs/>
             <w:lang w:val="ar_AE" w:bidi="ar_AE"/>
           </w:rPr>
           <w:rPr>
@@ -4038,6 +5050,8 @@
       </w:hyperlink>
       <w:r>
         <w:rPr>
+          <w:rtl/>
+          <w:cs/>
           <w:lang w:val="ar_AE" w:bidi="ar_AE"/>
         </w:rPr>
         <w:t xml:space="preserve">؛ </w:t>
@@ -4045,6 +5059,8 @@
       <w:hyperlink r:id="rId75">
         <w:r>
           <w:rPr>
+            <w:rtl/>
+            <w:cs/>
             <w:lang w:val="ar_AE" w:bidi="ar_AE"/>
           </w:rPr>
           <w:rPr>
@@ -4056,6 +5072,8 @@
       </w:hyperlink>
       <w:r>
         <w:rPr>
+          <w:rtl/>
+          <w:cs/>
           <w:lang w:val="ar_AE" w:bidi="ar_AE"/>
         </w:rPr>
         <w:t xml:space="preserve">؛ </w:t>
@@ -4063,6 +5081,8 @@
       <w:hyperlink r:id="rId76">
         <w:r>
           <w:rPr>
+            <w:rtl/>
+            <w:cs/>
             <w:lang w:val="ar_AE" w:bidi="ar_AE"/>
           </w:rPr>
           <w:rPr>
@@ -4074,27 +5094,35 @@
       </w:hyperlink>
       <w:r>
         <w:rPr>
+          <w:rtl/>
+          <w:cs/>
           <w:lang w:val="ar_AE" w:bidi="ar_AE"/>
         </w:rPr>
         <w:t>).</w:t>
       </w:r>
       <w:r>
         <w:rPr>
-          <w:lang w:val="ar_AE" w:bidi="ar_AE"/>
-        </w:rPr>
-      </w:r>
-      <w:r>
-        <w:rPr>
-          <w:lang w:val="ar_AE" w:bidi="ar_AE"/>
-        </w:rPr>
-      </w:r>
-    </w:p>
-    <w:p>
-      <w:pPr>
-        <w:bidi/>
-      </w:pPr>
-      <w:r>
-        <w:rPr>
+          <w:rtl/>
+          <w:cs/>
+          <w:lang w:val="ar_AE" w:bidi="ar_AE"/>
+        </w:rPr>
+      </w:r>
+      <w:r>
+        <w:rPr>
+          <w:rtl/>
+          <w:cs/>
+          <w:lang w:val="ar_AE" w:bidi="ar_AE"/>
+        </w:rPr>
+      </w:r>
+    </w:p>
+    <w:p>
+      <w:pPr>
+        <w:bidi/>
+      </w:pPr>
+      <w:r>
+        <w:rPr>
+          <w:rtl/>
+          <w:cs/>
           <w:lang w:val="ar_AE" w:bidi="ar_AE"/>
         </w:rPr>
       </w:r>
@@ -4106,48 +5134,62 @@
       </w:pPr>
       <w:r>
         <w:rPr>
+          <w:rtl/>
+          <w:cs/>
           <w:lang w:val="ar_AE" w:bidi="ar_AE"/>
         </w:rPr>
         <w:t>يوئيل 3: 1–16</w:t>
       </w:r>
       <w:r>
         <w:rPr>
-          <w:lang w:val="ar_AE" w:bidi="ar_AE"/>
-        </w:rPr>
-      </w:r>
-    </w:p>
-    <w:p>
-      <w:pPr>
-        <w:bidi/>
-      </w:pPr>
-      <w:r>
-        <w:rPr>
-          <w:lang w:val="ar_AE" w:bidi="ar_AE"/>
-        </w:rPr>
-      </w:r>
-      <w:r>
-        <w:rPr>
+          <w:rtl/>
+          <w:cs/>
+          <w:lang w:val="ar_AE" w:bidi="ar_AE"/>
+        </w:rPr>
+      </w:r>
+    </w:p>
+    <w:p>
+      <w:pPr>
+        <w:bidi/>
+      </w:pPr>
+      <w:r>
+        <w:rPr>
+          <w:rtl/>
+          <w:cs/>
+          <w:lang w:val="ar_AE" w:bidi="ar_AE"/>
+        </w:rPr>
+      </w:r>
+      <w:r>
+        <w:rPr>
+          <w:rtl/>
+          <w:cs/>
           <w:lang w:val="ar_AE" w:bidi="ar_AE"/>
         </w:rPr>
         <w:t>يتنبأ يوئيل هنا بالدينونة الإلهية على الأمم، وخاصةً تلك التي اضطهدت شعب الله.</w:t>
       </w:r>
       <w:r>
         <w:rPr>
-          <w:lang w:val="ar_AE" w:bidi="ar_AE"/>
-        </w:rPr>
-      </w:r>
-      <w:r>
-        <w:rPr>
-          <w:lang w:val="ar_AE" w:bidi="ar_AE"/>
-        </w:rPr>
-      </w:r>
-    </w:p>
-    <w:p>
-      <w:pPr>
-        <w:bidi/>
-      </w:pPr>
-      <w:r>
-        <w:rPr>
+          <w:rtl/>
+          <w:cs/>
+          <w:lang w:val="ar_AE" w:bidi="ar_AE"/>
+        </w:rPr>
+      </w:r>
+      <w:r>
+        <w:rPr>
+          <w:rtl/>
+          <w:cs/>
+          <w:lang w:val="ar_AE" w:bidi="ar_AE"/>
+        </w:rPr>
+      </w:r>
+    </w:p>
+    <w:p>
+      <w:pPr>
+        <w:bidi/>
+      </w:pPr>
+      <w:r>
+        <w:rPr>
+          <w:rtl/>
+          <w:cs/>
           <w:lang w:val="ar_AE" w:bidi="ar_AE"/>
         </w:rPr>
       </w:r>
@@ -4159,27 +5201,35 @@
       </w:pPr>
       <w:r>
         <w:rPr>
+          <w:rtl/>
+          <w:cs/>
           <w:lang w:val="ar_AE" w:bidi="ar_AE"/>
         </w:rPr>
         <w:t>يوئيل 3: 2–3</w:t>
       </w:r>
       <w:r>
         <w:rPr>
-          <w:lang w:val="ar_AE" w:bidi="ar_AE"/>
-        </w:rPr>
-      </w:r>
-    </w:p>
-    <w:p>
-      <w:pPr>
-        <w:bidi/>
-      </w:pPr>
-      <w:r>
-        <w:rPr>
-          <w:lang w:val="ar_AE" w:bidi="ar_AE"/>
-        </w:rPr>
-      </w:r>
-      <w:r>
-        <w:rPr>
+          <w:rtl/>
+          <w:cs/>
+          <w:lang w:val="ar_AE" w:bidi="ar_AE"/>
+        </w:rPr>
+      </w:r>
+    </w:p>
+    <w:p>
+      <w:pPr>
+        <w:bidi/>
+      </w:pPr>
+      <w:r>
+        <w:rPr>
+          <w:rtl/>
+          <w:cs/>
+          <w:lang w:val="ar_AE" w:bidi="ar_AE"/>
+        </w:rPr>
+      </w:r>
+      <w:r>
+        <w:rPr>
+          <w:rtl/>
+          <w:cs/>
           <w:lang w:val="ar_AE" w:bidi="ar_AE"/>
         </w:rPr>
         <w:t xml:space="preserve">سيجمع الرب جيوش العالم (حرفيًا </w:t>
@@ -4187,12 +5237,16 @@
       <w:r>
         <w:rPr>
           <w:i/>
+          <w:rtl/>
+          <w:cs/>
           <w:lang w:val="ar_AE" w:bidi="ar_AE"/>
         </w:rPr>
         <w:t>أَجْمَعُ كُلَّ الأُمَمِ</w:t>
       </w:r>
       <w:r>
         <w:rPr>
+          <w:rtl/>
+          <w:cs/>
           <w:lang w:val="ar_AE" w:bidi="ar_AE"/>
         </w:rPr>
         <w:t>) في وادي يهوشافاط. هذا الوادي ليس مرتبطًا بالملك يهوشافاط ملك يهوذا (</w:t>
@@ -4200,6 +5254,8 @@
       <w:hyperlink r:id="rId77">
         <w:r>
           <w:rPr>
+            <w:rtl/>
+            <w:cs/>
             <w:lang w:val="ar_AE" w:bidi="ar_AE"/>
           </w:rPr>
           <w:rPr>
@@ -4211,6 +5267,8 @@
       </w:hyperlink>
       <w:r>
         <w:rPr>
+          <w:rtl/>
+          <w:cs/>
           <w:lang w:val="ar_AE" w:bidi="ar_AE"/>
         </w:rPr>
         <w:t xml:space="preserve">)؛ بل، إن هذا الوصف، الذي يعني "الوادي حيث يقضي الرب"، يحدد الموقع على أنه المكان الذي سيصدر فيه الله قراره (انظر </w:t>
@@ -4218,6 +5276,8 @@
       <w:hyperlink r:id="rId78">
         <w:r>
           <w:rPr>
+            <w:rtl/>
+            <w:cs/>
             <w:lang w:val="ar_AE" w:bidi="ar_AE"/>
           </w:rPr>
           <w:rPr>
@@ -4229,6 +5289,8 @@
       </w:hyperlink>
       <w:r>
         <w:rPr>
+          <w:rtl/>
+          <w:cs/>
           <w:lang w:val="ar_AE" w:bidi="ar_AE"/>
         </w:rPr>
         <w:t xml:space="preserve">) بشأن مصير الأمم. • تشمل خطايا الأمم أنهم سبوا شعب عهد الله واستغلوا الأولاد والبنات العاجزين في تجارة العبيد اللاإنسانية (قارن </w:t>
@@ -4236,6 +5298,8 @@
       <w:hyperlink r:id="rId79">
         <w:r>
           <w:rPr>
+            <w:rtl/>
+            <w:cs/>
             <w:lang w:val="ar_AE" w:bidi="ar_AE"/>
           </w:rPr>
           <w:rPr>
@@ -4247,6 +5311,8 @@
       </w:hyperlink>
       <w:r>
         <w:rPr>
+          <w:rtl/>
+          <w:cs/>
           <w:lang w:val="ar_AE" w:bidi="ar_AE"/>
         </w:rPr>
         <w:t xml:space="preserve">؛ </w:t>
@@ -4254,6 +5320,8 @@
       <w:hyperlink r:id="rId80">
         <w:r>
           <w:rPr>
+            <w:rtl/>
+            <w:cs/>
             <w:lang w:val="ar_AE" w:bidi="ar_AE"/>
           </w:rPr>
           <w:rPr>
@@ -4265,27 +5333,35 @@
       </w:hyperlink>
       <w:r>
         <w:rPr>
+          <w:rtl/>
+          <w:cs/>
           <w:lang w:val="ar_AE" w:bidi="ar_AE"/>
         </w:rPr>
         <w:t>).</w:t>
       </w:r>
       <w:r>
         <w:rPr>
-          <w:lang w:val="ar_AE" w:bidi="ar_AE"/>
-        </w:rPr>
-      </w:r>
-      <w:r>
-        <w:rPr>
-          <w:lang w:val="ar_AE" w:bidi="ar_AE"/>
-        </w:rPr>
-      </w:r>
-    </w:p>
-    <w:p>
-      <w:pPr>
-        <w:bidi/>
-      </w:pPr>
-      <w:r>
-        <w:rPr>
+          <w:rtl/>
+          <w:cs/>
+          <w:lang w:val="ar_AE" w:bidi="ar_AE"/>
+        </w:rPr>
+      </w:r>
+      <w:r>
+        <w:rPr>
+          <w:rtl/>
+          <w:cs/>
+          <w:lang w:val="ar_AE" w:bidi="ar_AE"/>
+        </w:rPr>
+      </w:r>
+    </w:p>
+    <w:p>
+      <w:pPr>
+        <w:bidi/>
+      </w:pPr>
+      <w:r>
+        <w:rPr>
+          <w:rtl/>
+          <w:cs/>
           <w:lang w:val="ar_AE" w:bidi="ar_AE"/>
         </w:rPr>
       </w:r>
@@ -4297,27 +5373,35 @@
       </w:pPr>
       <w:r>
         <w:rPr>
+          <w:rtl/>
+          <w:cs/>
           <w:lang w:val="ar_AE" w:bidi="ar_AE"/>
         </w:rPr>
         <w:t>يوئيل 3: 4–6</w:t>
       </w:r>
       <w:r>
         <w:rPr>
-          <w:lang w:val="ar_AE" w:bidi="ar_AE"/>
-        </w:rPr>
-      </w:r>
-    </w:p>
-    <w:p>
-      <w:pPr>
-        <w:bidi/>
-      </w:pPr>
-      <w:r>
-        <w:rPr>
-          <w:lang w:val="ar_AE" w:bidi="ar_AE"/>
-        </w:rPr>
-      </w:r>
-      <w:r>
-        <w:rPr>
+          <w:rtl/>
+          <w:cs/>
+          <w:lang w:val="ar_AE" w:bidi="ar_AE"/>
+        </w:rPr>
+      </w:r>
+    </w:p>
+    <w:p>
+      <w:pPr>
+        <w:bidi/>
+      </w:pPr>
+      <w:r>
+        <w:rPr>
+          <w:rtl/>
+          <w:cs/>
+          <w:lang w:val="ar_AE" w:bidi="ar_AE"/>
+        </w:rPr>
+      </w:r>
+      <w:r>
+        <w:rPr>
+          <w:rtl/>
+          <w:cs/>
           <w:lang w:val="ar_AE" w:bidi="ar_AE"/>
         </w:rPr>
         <w:t xml:space="preserve">كانت المدن الفينيقية، مثل صور وصيدون، ومدن الفلسطينيين مذنبة بنهب الكنوز الثمينة لأورشليم وبيع شعبها كعبيد لليونانيين (انظر </w:t>
@@ -4325,6 +5409,8 @@
       <w:hyperlink r:id="rId81">
         <w:r>
           <w:rPr>
+            <w:rtl/>
+            <w:cs/>
             <w:lang w:val="ar_AE" w:bidi="ar_AE"/>
           </w:rPr>
           <w:rPr>
@@ -4336,6 +5422,8 @@
       </w:hyperlink>
       <w:r>
         <w:rPr>
+          <w:rtl/>
+          <w:cs/>
           <w:lang w:val="ar_AE" w:bidi="ar_AE"/>
         </w:rPr>
         <w:t xml:space="preserve">، </w:t>
@@ -4343,6 +5431,8 @@
       <w:hyperlink r:id="rId82">
         <w:r>
           <w:rPr>
+            <w:rtl/>
+            <w:cs/>
             <w:lang w:val="ar_AE" w:bidi="ar_AE"/>
           </w:rPr>
           <w:rPr>
@@ -4354,27 +5444,35 @@
       </w:hyperlink>
       <w:r>
         <w:rPr>
+          <w:rtl/>
+          <w:cs/>
           <w:lang w:val="ar_AE" w:bidi="ar_AE"/>
         </w:rPr>
         <w:t>).</w:t>
       </w:r>
       <w:r>
         <w:rPr>
-          <w:lang w:val="ar_AE" w:bidi="ar_AE"/>
-        </w:rPr>
-      </w:r>
-      <w:r>
-        <w:rPr>
-          <w:lang w:val="ar_AE" w:bidi="ar_AE"/>
-        </w:rPr>
-      </w:r>
-    </w:p>
-    <w:p>
-      <w:pPr>
-        <w:bidi/>
-      </w:pPr>
-      <w:r>
-        <w:rPr>
+          <w:rtl/>
+          <w:cs/>
+          <w:lang w:val="ar_AE" w:bidi="ar_AE"/>
+        </w:rPr>
+      </w:r>
+      <w:r>
+        <w:rPr>
+          <w:rtl/>
+          <w:cs/>
+          <w:lang w:val="ar_AE" w:bidi="ar_AE"/>
+        </w:rPr>
+      </w:r>
+    </w:p>
+    <w:p>
+      <w:pPr>
+        <w:bidi/>
+      </w:pPr>
+      <w:r>
+        <w:rPr>
+          <w:rtl/>
+          <w:cs/>
           <w:lang w:val="ar_AE" w:bidi="ar_AE"/>
         </w:rPr>
       </w:r>
@@ -4386,48 +5484,62 @@
       </w:pPr>
       <w:r>
         <w:rPr>
+          <w:rtl/>
+          <w:cs/>
           <w:lang w:val="ar_AE" w:bidi="ar_AE"/>
         </w:rPr>
         <w:t>يوئيل 3: 7–8</w:t>
       </w:r>
       <w:r>
         <w:rPr>
-          <w:lang w:val="ar_AE" w:bidi="ar_AE"/>
-        </w:rPr>
-      </w:r>
-    </w:p>
-    <w:p>
-      <w:pPr>
-        <w:bidi/>
-      </w:pPr>
-      <w:r>
-        <w:rPr>
-          <w:lang w:val="ar_AE" w:bidi="ar_AE"/>
-        </w:rPr>
-      </w:r>
-      <w:r>
-        <w:rPr>
+          <w:rtl/>
+          <w:cs/>
+          <w:lang w:val="ar_AE" w:bidi="ar_AE"/>
+        </w:rPr>
+      </w:r>
+    </w:p>
+    <w:p>
+      <w:pPr>
+        <w:bidi/>
+      </w:pPr>
+      <w:r>
+        <w:rPr>
+          <w:rtl/>
+          <w:cs/>
+          <w:lang w:val="ar_AE" w:bidi="ar_AE"/>
+        </w:rPr>
+      </w:r>
+      <w:r>
+        <w:rPr>
+          <w:rtl/>
+          <w:cs/>
           <w:lang w:val="ar_AE" w:bidi="ar_AE"/>
         </w:rPr>
         <w:t>لقد استعبد شعب صور وصيدون وفلسطين بني إسرائيل، ولذلك سيعاقبهم الرب ببيع بنيهم وبناتهم في عبودية.</w:t>
       </w:r>
       <w:r>
         <w:rPr>
-          <w:lang w:val="ar_AE" w:bidi="ar_AE"/>
-        </w:rPr>
-      </w:r>
-      <w:r>
-        <w:rPr>
-          <w:lang w:val="ar_AE" w:bidi="ar_AE"/>
-        </w:rPr>
-      </w:r>
-    </w:p>
-    <w:p>
-      <w:pPr>
-        <w:bidi/>
-      </w:pPr>
-      <w:r>
-        <w:rPr>
+          <w:rtl/>
+          <w:cs/>
+          <w:lang w:val="ar_AE" w:bidi="ar_AE"/>
+        </w:rPr>
+      </w:r>
+      <w:r>
+        <w:rPr>
+          <w:rtl/>
+          <w:cs/>
+          <w:lang w:val="ar_AE" w:bidi="ar_AE"/>
+        </w:rPr>
+      </w:r>
+    </w:p>
+    <w:p>
+      <w:pPr>
+        <w:bidi/>
+      </w:pPr>
+      <w:r>
+        <w:rPr>
+          <w:rtl/>
+          <w:cs/>
           <w:lang w:val="ar_AE" w:bidi="ar_AE"/>
         </w:rPr>
       </w:r>
@@ -4439,27 +5551,35 @@
       </w:pPr>
       <w:r>
         <w:rPr>
+          <w:rtl/>
+          <w:cs/>
           <w:lang w:val="ar_AE" w:bidi="ar_AE"/>
         </w:rPr>
         <w:t>يوئيل 3: 9</w:t>
       </w:r>
       <w:r>
         <w:rPr>
-          <w:lang w:val="ar_AE" w:bidi="ar_AE"/>
-        </w:rPr>
-      </w:r>
-    </w:p>
-    <w:p>
-      <w:pPr>
-        <w:bidi/>
-      </w:pPr>
-      <w:r>
-        <w:rPr>
-          <w:lang w:val="ar_AE" w:bidi="ar_AE"/>
-        </w:rPr>
-      </w:r>
-      <w:r>
-        <w:rPr>
+          <w:rtl/>
+          <w:cs/>
+          <w:lang w:val="ar_AE" w:bidi="ar_AE"/>
+        </w:rPr>
+      </w:r>
+    </w:p>
+    <w:p>
+      <w:pPr>
+        <w:bidi/>
+      </w:pPr>
+      <w:r>
+        <w:rPr>
+          <w:rtl/>
+          <w:cs/>
+          <w:lang w:val="ar_AE" w:bidi="ar_AE"/>
+        </w:rPr>
+      </w:r>
+      <w:r>
+        <w:rPr>
+          <w:rtl/>
+          <w:cs/>
           <w:lang w:val="ar_AE" w:bidi="ar_AE"/>
         </w:rPr>
         <w:t>إن الأمم مدعوة باستهزاء إلى حرب عقيمة وبلا جدوى ضد الرب، وستنتهي بهلاكهم ودينونتهم.</w:t>
@@ -4471,36 +5591,46 @@
       </w:pPr>
       <w:r>
         <w:rPr>
-          <w:lang w:val="ar_AE" w:bidi="ar_AE"/>
-        </w:rPr>
-      </w:r>
-    </w:p>
-    <w:p>
-      <w:pPr>
-        <w:bidi/>
-      </w:pPr>
-      <w:r>
-        <w:rPr>
-          <w:lang w:val="ar_AE" w:bidi="ar_AE"/>
-        </w:rPr>
-      </w:r>
-      <w:r>
-        <w:rPr>
-          <w:lang w:val="ar_AE" w:bidi="ar_AE"/>
-        </w:rPr>
-      </w:r>
-      <w:r>
-        <w:rPr>
-          <w:lang w:val="ar_AE" w:bidi="ar_AE"/>
-        </w:rPr>
-      </w:r>
-    </w:p>
-    <w:p>
-      <w:pPr>
-        <w:bidi/>
-      </w:pPr>
-      <w:r>
-        <w:rPr>
+          <w:rtl/>
+          <w:cs/>
+          <w:lang w:val="ar_AE" w:bidi="ar_AE"/>
+        </w:rPr>
+      </w:r>
+    </w:p>
+    <w:p>
+      <w:pPr>
+        <w:bidi/>
+      </w:pPr>
+      <w:r>
+        <w:rPr>
+          <w:rtl/>
+          <w:cs/>
+          <w:lang w:val="ar_AE" w:bidi="ar_AE"/>
+        </w:rPr>
+      </w:r>
+      <w:r>
+        <w:rPr>
+          <w:rtl/>
+          <w:cs/>
+          <w:lang w:val="ar_AE" w:bidi="ar_AE"/>
+        </w:rPr>
+      </w:r>
+      <w:r>
+        <w:rPr>
+          <w:rtl/>
+          <w:cs/>
+          <w:lang w:val="ar_AE" w:bidi="ar_AE"/>
+        </w:rPr>
+      </w:r>
+    </w:p>
+    <w:p>
+      <w:pPr>
+        <w:bidi/>
+      </w:pPr>
+      <w:r>
+        <w:rPr>
+          <w:rtl/>
+          <w:cs/>
           <w:lang w:val="ar_AE" w:bidi="ar_AE"/>
         </w:rPr>
       </w:r>
@@ -4512,27 +5642,35 @@
       </w:pPr>
       <w:r>
         <w:rPr>
+          <w:rtl/>
+          <w:cs/>
           <w:lang w:val="ar_AE" w:bidi="ar_AE"/>
         </w:rPr>
         <w:t>يوئيل 3: 10</w:t>
       </w:r>
       <w:r>
         <w:rPr>
-          <w:lang w:val="ar_AE" w:bidi="ar_AE"/>
-        </w:rPr>
-      </w:r>
-    </w:p>
-    <w:p>
-      <w:pPr>
-        <w:bidi/>
-      </w:pPr>
-      <w:r>
-        <w:rPr>
-          <w:lang w:val="ar_AE" w:bidi="ar_AE"/>
-        </w:rPr>
-      </w:r>
-      <w:r>
-        <w:rPr>
+          <w:rtl/>
+          <w:cs/>
+          <w:lang w:val="ar_AE" w:bidi="ar_AE"/>
+        </w:rPr>
+      </w:r>
+    </w:p>
+    <w:p>
+      <w:pPr>
+        <w:bidi/>
+      </w:pPr>
+      <w:r>
+        <w:rPr>
+          <w:rtl/>
+          <w:cs/>
+          <w:lang w:val="ar_AE" w:bidi="ar_AE"/>
+        </w:rPr>
+      </w:r>
+      <w:r>
+        <w:rPr>
+          <w:rtl/>
+          <w:cs/>
           <w:lang w:val="ar_AE" w:bidi="ar_AE"/>
         </w:rPr>
         <w:t xml:space="preserve">اِطْبَعُوا سِكَّاتِكُمْ سُيُوفًا: على عكس الصورة في </w:t>
@@ -4540,6 +5678,8 @@
       <w:hyperlink r:id="rId83">
         <w:r>
           <w:rPr>
+            <w:rtl/>
+            <w:cs/>
             <w:lang w:val="ar_AE" w:bidi="ar_AE"/>
           </w:rPr>
           <w:rPr>
@@ -4551,6 +5691,8 @@
       </w:hyperlink>
       <w:r>
         <w:rPr>
+          <w:rtl/>
+          <w:cs/>
           <w:lang w:val="ar_AE" w:bidi="ar_AE"/>
         </w:rPr>
         <w:t xml:space="preserve"> و</w:t>
@@ -4558,6 +5700,8 @@
       <w:hyperlink r:id="rId84">
         <w:r>
           <w:rPr>
+            <w:rtl/>
+            <w:cs/>
             <w:lang w:val="ar_AE" w:bidi="ar_AE"/>
           </w:rPr>
           <w:rPr>
@@ -4569,6 +5713,8 @@
       </w:hyperlink>
       <w:r>
         <w:rPr>
+          <w:rtl/>
+          <w:cs/>
           <w:lang w:val="ar_AE" w:bidi="ar_AE"/>
         </w:rPr>
         <w:t>، أمر يوئيل الأمم بتعبئة جميع الموارد للمعركة القادمة. حتى أولئك غير المؤهلين للحرب، الضعفاء</w:t>
@@ -4576,33 +5722,43 @@
       <w:r>
         <w:rPr>
           <w:i/>
+          <w:rtl/>
+          <w:cs/>
           <w:lang w:val="ar_AE" w:bidi="ar_AE"/>
         </w:rPr>
         <w:t>،</w:t>
       </w:r>
       <w:r>
         <w:rPr>
+          <w:rtl/>
+          <w:cs/>
           <w:lang w:val="ar_AE" w:bidi="ar_AE"/>
         </w:rPr>
         <w:t xml:space="preserve"> يجب أن يصبحوا جنودًا.</w:t>
       </w:r>
       <w:r>
         <w:rPr>
-          <w:lang w:val="ar_AE" w:bidi="ar_AE"/>
-        </w:rPr>
-      </w:r>
-      <w:r>
-        <w:rPr>
-          <w:lang w:val="ar_AE" w:bidi="ar_AE"/>
-        </w:rPr>
-      </w:r>
-    </w:p>
-    <w:p>
-      <w:pPr>
-        <w:bidi/>
-      </w:pPr>
-      <w:r>
-        <w:rPr>
+          <w:rtl/>
+          <w:cs/>
+          <w:lang w:val="ar_AE" w:bidi="ar_AE"/>
+        </w:rPr>
+      </w:r>
+      <w:r>
+        <w:rPr>
+          <w:rtl/>
+          <w:cs/>
+          <w:lang w:val="ar_AE" w:bidi="ar_AE"/>
+        </w:rPr>
+      </w:r>
+    </w:p>
+    <w:p>
+      <w:pPr>
+        <w:bidi/>
+      </w:pPr>
+      <w:r>
+        <w:rPr>
+          <w:rtl/>
+          <w:cs/>
           <w:lang w:val="ar_AE" w:bidi="ar_AE"/>
         </w:rPr>
       </w:r>
@@ -4614,60 +5770,78 @@
       </w:pPr>
       <w:r>
         <w:rPr>
+          <w:rtl/>
+          <w:cs/>
           <w:lang w:val="ar_AE" w:bidi="ar_AE"/>
         </w:rPr>
         <w:t>يوئيل 3: 12</w:t>
       </w:r>
       <w:r>
         <w:rPr>
-          <w:lang w:val="ar_AE" w:bidi="ar_AE"/>
-        </w:rPr>
-      </w:r>
-    </w:p>
-    <w:p>
-      <w:pPr>
-        <w:bidi/>
-      </w:pPr>
-      <w:r>
-        <w:rPr>
-          <w:lang w:val="ar_AE" w:bidi="ar_AE"/>
-        </w:rPr>
-      </w:r>
-      <w:r>
-        <w:rPr>
+          <w:rtl/>
+          <w:cs/>
+          <w:lang w:val="ar_AE" w:bidi="ar_AE"/>
+        </w:rPr>
+      </w:r>
+    </w:p>
+    <w:p>
+      <w:pPr>
+        <w:bidi/>
+      </w:pPr>
+      <w:r>
+        <w:rPr>
+          <w:rtl/>
+          <w:cs/>
+          <w:lang w:val="ar_AE" w:bidi="ar_AE"/>
+        </w:rPr>
+      </w:r>
+      <w:r>
+        <w:rPr>
+          <w:rtl/>
+          <w:cs/>
           <w:lang w:val="ar_AE" w:bidi="ar_AE"/>
         </w:rPr>
         <w:t xml:space="preserve">ستجري المعركة في وادي يهوشافاط (انظر </w:t>
       </w:r>
       <w:r>
         <w:rPr>
+          <w:rtl/>
+          <w:cs/>
           <w:lang w:val="ar_AE" w:bidi="ar_AE"/>
         </w:rPr>
         <w:t>ملاحظة الدراسة على 3:2–3</w:t>
       </w:r>
       <w:r>
         <w:rPr>
+          <w:rtl/>
+          <w:cs/>
           <w:lang w:val="ar_AE" w:bidi="ar_AE"/>
         </w:rPr>
         <w:t>)، حيث سيُعلن الرب دينونته عليهم جميعًا.</w:t>
       </w:r>
       <w:r>
         <w:rPr>
-          <w:lang w:val="ar_AE" w:bidi="ar_AE"/>
-        </w:rPr>
-      </w:r>
-      <w:r>
-        <w:rPr>
-          <w:lang w:val="ar_AE" w:bidi="ar_AE"/>
-        </w:rPr>
-      </w:r>
-    </w:p>
-    <w:p>
-      <w:pPr>
-        <w:bidi/>
-      </w:pPr>
-      <w:r>
-        <w:rPr>
+          <w:rtl/>
+          <w:cs/>
+          <w:lang w:val="ar_AE" w:bidi="ar_AE"/>
+        </w:rPr>
+      </w:r>
+      <w:r>
+        <w:rPr>
+          <w:rtl/>
+          <w:cs/>
+          <w:lang w:val="ar_AE" w:bidi="ar_AE"/>
+        </w:rPr>
+      </w:r>
+    </w:p>
+    <w:p>
+      <w:pPr>
+        <w:bidi/>
+      </w:pPr>
+      <w:r>
+        <w:rPr>
+          <w:rtl/>
+          <w:cs/>
           <w:lang w:val="ar_AE" w:bidi="ar_AE"/>
         </w:rPr>
       </w:r>
@@ -4679,27 +5853,35 @@
       </w:pPr>
       <w:r>
         <w:rPr>
+          <w:rtl/>
+          <w:cs/>
           <w:lang w:val="ar_AE" w:bidi="ar_AE"/>
         </w:rPr>
         <w:t>يوئيل 3: 13</w:t>
       </w:r>
       <w:r>
         <w:rPr>
-          <w:lang w:val="ar_AE" w:bidi="ar_AE"/>
-        </w:rPr>
-      </w:r>
-    </w:p>
-    <w:p>
-      <w:pPr>
-        <w:bidi/>
-      </w:pPr>
-      <w:r>
-        <w:rPr>
-          <w:lang w:val="ar_AE" w:bidi="ar_AE"/>
-        </w:rPr>
-      </w:r>
-      <w:r>
-        <w:rPr>
+          <w:rtl/>
+          <w:cs/>
+          <w:lang w:val="ar_AE" w:bidi="ar_AE"/>
+        </w:rPr>
+      </w:r>
+    </w:p>
+    <w:p>
+      <w:pPr>
+        <w:bidi/>
+      </w:pPr>
+      <w:r>
+        <w:rPr>
+          <w:rtl/>
+          <w:cs/>
+          <w:lang w:val="ar_AE" w:bidi="ar_AE"/>
+        </w:rPr>
+      </w:r>
+      <w:r>
+        <w:rPr>
+          <w:rtl/>
+          <w:cs/>
           <w:lang w:val="ar_AE" w:bidi="ar_AE"/>
         </w:rPr>
         <w:t xml:space="preserve">سيهزم الله الأمم كما يحصد المنجل سيقان الحبوب وكالعمال الذين يدوسون العنب في المعصرة (انظر </w:t>
@@ -4707,6 +5889,8 @@
       <w:hyperlink r:id="rId85">
         <w:r>
           <w:rPr>
+            <w:rtl/>
+            <w:cs/>
             <w:lang w:val="ar_AE" w:bidi="ar_AE"/>
           </w:rPr>
           <w:rPr>
@@ -4718,6 +5902,8 @@
       </w:hyperlink>
       <w:r>
         <w:rPr>
+          <w:rtl/>
+          <w:cs/>
           <w:lang w:val="ar_AE" w:bidi="ar_AE"/>
         </w:rPr>
         <w:t xml:space="preserve">؛ </w:t>
@@ -4725,6 +5911,8 @@
       <w:hyperlink r:id="rId86">
         <w:r>
           <w:rPr>
+            <w:rtl/>
+            <w:cs/>
             <w:lang w:val="ar_AE" w:bidi="ar_AE"/>
           </w:rPr>
           <w:rPr>
@@ -4736,27 +5924,35 @@
       </w:hyperlink>
       <w:r>
         <w:rPr>
+          <w:rtl/>
+          <w:cs/>
           <w:lang w:val="ar_AE" w:bidi="ar_AE"/>
         </w:rPr>
         <w:t>).</w:t>
       </w:r>
       <w:r>
         <w:rPr>
-          <w:lang w:val="ar_AE" w:bidi="ar_AE"/>
-        </w:rPr>
-      </w:r>
-      <w:r>
-        <w:rPr>
-          <w:lang w:val="ar_AE" w:bidi="ar_AE"/>
-        </w:rPr>
-      </w:r>
-    </w:p>
-    <w:p>
-      <w:pPr>
-        <w:bidi/>
-      </w:pPr>
-      <w:r>
-        <w:rPr>
+          <w:rtl/>
+          <w:cs/>
+          <w:lang w:val="ar_AE" w:bidi="ar_AE"/>
+        </w:rPr>
+      </w:r>
+      <w:r>
+        <w:rPr>
+          <w:rtl/>
+          <w:cs/>
+          <w:lang w:val="ar_AE" w:bidi="ar_AE"/>
+        </w:rPr>
+      </w:r>
+    </w:p>
+    <w:p>
+      <w:pPr>
+        <w:bidi/>
+      </w:pPr>
+      <w:r>
+        <w:rPr>
+          <w:rtl/>
+          <w:cs/>
           <w:lang w:val="ar_AE" w:bidi="ar_AE"/>
         </w:rPr>
       </w:r>
@@ -4768,27 +5964,35 @@
       </w:pPr>
       <w:r>
         <w:rPr>
+          <w:rtl/>
+          <w:cs/>
           <w:lang w:val="ar_AE" w:bidi="ar_AE"/>
         </w:rPr>
         <w:t>يوئيل 3: 14</w:t>
       </w:r>
       <w:r>
         <w:rPr>
-          <w:lang w:val="ar_AE" w:bidi="ar_AE"/>
-        </w:rPr>
-      </w:r>
-    </w:p>
-    <w:p>
-      <w:pPr>
-        <w:bidi/>
-      </w:pPr>
-      <w:r>
-        <w:rPr>
-          <w:lang w:val="ar_AE" w:bidi="ar_AE"/>
-        </w:rPr>
-      </w:r>
-      <w:r>
-        <w:rPr>
+          <w:rtl/>
+          <w:cs/>
+          <w:lang w:val="ar_AE" w:bidi="ar_AE"/>
+        </w:rPr>
+      </w:r>
+    </w:p>
+    <w:p>
+      <w:pPr>
+        <w:bidi/>
+      </w:pPr>
+      <w:r>
+        <w:rPr>
+          <w:rtl/>
+          <w:cs/>
+          <w:lang w:val="ar_AE" w:bidi="ar_AE"/>
+        </w:rPr>
+      </w:r>
+      <w:r>
+        <w:rPr>
+          <w:rtl/>
+          <w:cs/>
           <w:lang w:val="ar_AE" w:bidi="ar_AE"/>
         </w:rPr>
         <w:t xml:space="preserve">آلاف مؤلفة (حرفيًا </w:t>
@@ -4796,12 +6000,16 @@
       <w:r>
         <w:rPr>
           <w:i/>
+          <w:rtl/>
+          <w:cs/>
           <w:lang w:val="ar_AE" w:bidi="ar_AE"/>
         </w:rPr>
         <w:t>هدير، هدير؛</w:t>
       </w:r>
       <w:r>
         <w:rPr>
+          <w:rtl/>
+          <w:cs/>
           <w:lang w:val="ar_AE" w:bidi="ar_AE"/>
         </w:rPr>
         <w:t xml:space="preserve"> أو </w:t>
@@ -4809,12 +6017,16 @@
       <w:r>
         <w:rPr>
           <w:i/>
+          <w:rtl/>
+          <w:cs/>
           <w:lang w:val="ar_AE" w:bidi="ar_AE"/>
         </w:rPr>
         <w:t>جَمَاهِيرُ جَمَاهِيرُ</w:t>
       </w:r>
       <w:r>
         <w:rPr>
+          <w:rtl/>
+          <w:cs/>
           <w:lang w:val="ar_AE" w:bidi="ar_AE"/>
         </w:rPr>
         <w:t xml:space="preserve">): تكرار الكلمة العبرية يجسد الضجيج الفوضوي الذي يُحدثه الحشد الهائل. • وَادِي الْقَضَاءِ: تم تغيير اسم الوادي (قارن </w:t>
@@ -4822,6 +6034,8 @@
       <w:hyperlink r:id="rId87">
         <w:r>
           <w:rPr>
+            <w:rtl/>
+            <w:cs/>
             <w:lang w:val="ar_AE" w:bidi="ar_AE"/>
           </w:rPr>
           <w:rPr>
@@ -4833,6 +6047,8 @@
       </w:hyperlink>
       <w:r>
         <w:rPr>
+          <w:rtl/>
+          <w:cs/>
           <w:lang w:val="ar_AE" w:bidi="ar_AE"/>
         </w:rPr>
         <w:t xml:space="preserve">، </w:t>
@@ -4840,6 +6056,8 @@
       <w:hyperlink r:id="rId88">
         <w:r>
           <w:rPr>
+            <w:rtl/>
+            <w:cs/>
             <w:lang w:val="ar_AE" w:bidi="ar_AE"/>
           </w:rPr>
           <w:rPr>
@@ -4851,27 +6069,35 @@
       </w:hyperlink>
       <w:r>
         <w:rPr>
+          <w:rtl/>
+          <w:cs/>
           <w:lang w:val="ar_AE" w:bidi="ar_AE"/>
         </w:rPr>
         <w:t>) لأن دينونة الرب قد قُررت الآن.</w:t>
       </w:r>
       <w:r>
         <w:rPr>
-          <w:lang w:val="ar_AE" w:bidi="ar_AE"/>
-        </w:rPr>
-      </w:r>
-      <w:r>
-        <w:rPr>
-          <w:lang w:val="ar_AE" w:bidi="ar_AE"/>
-        </w:rPr>
-      </w:r>
-    </w:p>
-    <w:p>
-      <w:pPr>
-        <w:bidi/>
-      </w:pPr>
-      <w:r>
-        <w:rPr>
+          <w:rtl/>
+          <w:cs/>
+          <w:lang w:val="ar_AE" w:bidi="ar_AE"/>
+        </w:rPr>
+      </w:r>
+      <w:r>
+        <w:rPr>
+          <w:rtl/>
+          <w:cs/>
+          <w:lang w:val="ar_AE" w:bidi="ar_AE"/>
+        </w:rPr>
+      </w:r>
+    </w:p>
+    <w:p>
+      <w:pPr>
+        <w:bidi/>
+      </w:pPr>
+      <w:r>
+        <w:rPr>
+          <w:rtl/>
+          <w:cs/>
           <w:lang w:val="ar_AE" w:bidi="ar_AE"/>
         </w:rPr>
       </w:r>
@@ -4883,27 +6109,35 @@
       </w:pPr>
       <w:r>
         <w:rPr>
+          <w:rtl/>
+          <w:cs/>
           <w:lang w:val="ar_AE" w:bidi="ar_AE"/>
         </w:rPr>
         <w:t>يوئيل 3: 16</w:t>
       </w:r>
       <w:r>
         <w:rPr>
-          <w:lang w:val="ar_AE" w:bidi="ar_AE"/>
-        </w:rPr>
-      </w:r>
-    </w:p>
-    <w:p>
-      <w:pPr>
-        <w:bidi/>
-      </w:pPr>
-      <w:r>
-        <w:rPr>
-          <w:lang w:val="ar_AE" w:bidi="ar_AE"/>
-        </w:rPr>
-      </w:r>
-      <w:r>
-        <w:rPr>
+          <w:rtl/>
+          <w:cs/>
+          <w:lang w:val="ar_AE" w:bidi="ar_AE"/>
+        </w:rPr>
+      </w:r>
+    </w:p>
+    <w:p>
+      <w:pPr>
+        <w:bidi/>
+      </w:pPr>
+      <w:r>
+        <w:rPr>
+          <w:rtl/>
+          <w:cs/>
+          <w:lang w:val="ar_AE" w:bidi="ar_AE"/>
+        </w:rPr>
+      </w:r>
+      <w:r>
+        <w:rPr>
+          <w:rtl/>
+          <w:cs/>
           <w:lang w:val="ar_AE" w:bidi="ar_AE"/>
         </w:rPr>
         <w:t xml:space="preserve">كان صوت الرب، مثل صوت الأسد، يزمجر من صهيون، يهز السماء والأرض ويرعب الخطاة (انظر </w:t>
@@ -4911,6 +6145,8 @@
       <w:hyperlink r:id="rId89">
         <w:r>
           <w:rPr>
+            <w:rtl/>
+            <w:cs/>
             <w:lang w:val="ar_AE" w:bidi="ar_AE"/>
           </w:rPr>
           <w:rPr>
@@ -4922,27 +6158,35 @@
       </w:hyperlink>
       <w:r>
         <w:rPr>
+          <w:rtl/>
+          <w:cs/>
           <w:lang w:val="ar_AE" w:bidi="ar_AE"/>
         </w:rPr>
         <w:t>). ومع ذلك، فإن هذا الأسد الشرس هو أيضًا ملجأ لشعبه.</w:t>
       </w:r>
       <w:r>
         <w:rPr>
-          <w:lang w:val="ar_AE" w:bidi="ar_AE"/>
-        </w:rPr>
-      </w:r>
-      <w:r>
-        <w:rPr>
-          <w:lang w:val="ar_AE" w:bidi="ar_AE"/>
-        </w:rPr>
-      </w:r>
-    </w:p>
-    <w:p>
-      <w:pPr>
-        <w:bidi/>
-      </w:pPr>
-      <w:r>
-        <w:rPr>
+          <w:rtl/>
+          <w:cs/>
+          <w:lang w:val="ar_AE" w:bidi="ar_AE"/>
+        </w:rPr>
+      </w:r>
+      <w:r>
+        <w:rPr>
+          <w:rtl/>
+          <w:cs/>
+          <w:lang w:val="ar_AE" w:bidi="ar_AE"/>
+        </w:rPr>
+      </w:r>
+    </w:p>
+    <w:p>
+      <w:pPr>
+        <w:bidi/>
+      </w:pPr>
+      <w:r>
+        <w:rPr>
+          <w:rtl/>
+          <w:cs/>
           <w:lang w:val="ar_AE" w:bidi="ar_AE"/>
         </w:rPr>
       </w:r>
@@ -4954,27 +6198,35 @@
       </w:pPr>
       <w:r>
         <w:rPr>
+          <w:rtl/>
+          <w:cs/>
           <w:lang w:val="ar_AE" w:bidi="ar_AE"/>
         </w:rPr>
         <w:t>يوئيل 3: 17</w:t>
       </w:r>
       <w:r>
         <w:rPr>
-          <w:lang w:val="ar_AE" w:bidi="ar_AE"/>
-        </w:rPr>
-      </w:r>
-    </w:p>
-    <w:p>
-      <w:pPr>
-        <w:bidi/>
-      </w:pPr>
-      <w:r>
-        <w:rPr>
-          <w:lang w:val="ar_AE" w:bidi="ar_AE"/>
-        </w:rPr>
-      </w:r>
-      <w:r>
-        <w:rPr>
+          <w:rtl/>
+          <w:cs/>
+          <w:lang w:val="ar_AE" w:bidi="ar_AE"/>
+        </w:rPr>
+      </w:r>
+    </w:p>
+    <w:p>
+      <w:pPr>
+        <w:bidi/>
+      </w:pPr>
+      <w:r>
+        <w:rPr>
+          <w:rtl/>
+          <w:cs/>
+          <w:lang w:val="ar_AE" w:bidi="ar_AE"/>
+        </w:rPr>
+      </w:r>
+      <w:r>
+        <w:rPr>
+          <w:rtl/>
+          <w:cs/>
           <w:lang w:val="ar_AE" w:bidi="ar_AE"/>
         </w:rPr>
         <w:t>فَتَعْرِفُونَ: الغرض الأسمى لله هو أن يعرفه شعبه ويشتركوا في طبيعته المُقَدَّسة. ويجب أن يتعلموا أنه هو الله وحده وأنه يملك على كل الخليقة من صهيون</w:t>
@@ -4982,12 +6234,16 @@
       <w:r>
         <w:rPr>
           <w:i/>
+          <w:rtl/>
+          <w:cs/>
           <w:lang w:val="ar_AE" w:bidi="ar_AE"/>
         </w:rPr>
         <w:t>،</w:t>
       </w:r>
       <w:r>
         <w:rPr>
+          <w:rtl/>
+          <w:cs/>
           <w:lang w:val="ar_AE" w:bidi="ar_AE"/>
         </w:rPr>
         <w:t xml:space="preserve"> جبل قدسه (انظر أيضًا </w:t>
@@ -4995,6 +6251,8 @@
       <w:hyperlink r:id="rId90">
         <w:r>
           <w:rPr>
+            <w:rtl/>
+            <w:cs/>
             <w:lang w:val="ar_AE" w:bidi="ar_AE"/>
           </w:rPr>
           <w:rPr>
@@ -5006,27 +6264,35 @@
       </w:hyperlink>
       <w:r>
         <w:rPr>
+          <w:rtl/>
+          <w:cs/>
           <w:lang w:val="ar_AE" w:bidi="ar_AE"/>
         </w:rPr>
         <w:t>). الأمان الحقيقي الوحيد في الحاضر، والرجاء الوحيد للمستقبل، ينبع من حضور الله.</w:t>
       </w:r>
       <w:r>
         <w:rPr>
-          <w:lang w:val="ar_AE" w:bidi="ar_AE"/>
-        </w:rPr>
-      </w:r>
-      <w:r>
-        <w:rPr>
-          <w:lang w:val="ar_AE" w:bidi="ar_AE"/>
-        </w:rPr>
-      </w:r>
-    </w:p>
-    <w:p>
-      <w:pPr>
-        <w:bidi/>
-      </w:pPr>
-      <w:r>
-        <w:rPr>
+          <w:rtl/>
+          <w:cs/>
+          <w:lang w:val="ar_AE" w:bidi="ar_AE"/>
+        </w:rPr>
+      </w:r>
+      <w:r>
+        <w:rPr>
+          <w:rtl/>
+          <w:cs/>
+          <w:lang w:val="ar_AE" w:bidi="ar_AE"/>
+        </w:rPr>
+      </w:r>
+    </w:p>
+    <w:p>
+      <w:pPr>
+        <w:bidi/>
+      </w:pPr>
+      <w:r>
+        <w:rPr>
+          <w:rtl/>
+          <w:cs/>
           <w:lang w:val="ar_AE" w:bidi="ar_AE"/>
         </w:rPr>
       </w:r>
@@ -5038,27 +6304,35 @@
       </w:pPr>
       <w:r>
         <w:rPr>
+          <w:rtl/>
+          <w:cs/>
           <w:lang w:val="ar_AE" w:bidi="ar_AE"/>
         </w:rPr>
         <w:t>يوئيل 3: 18</w:t>
       </w:r>
       <w:r>
         <w:rPr>
-          <w:lang w:val="ar_AE" w:bidi="ar_AE"/>
-        </w:rPr>
-      </w:r>
-    </w:p>
-    <w:p>
-      <w:pPr>
-        <w:bidi/>
-      </w:pPr>
-      <w:r>
-        <w:rPr>
-          <w:lang w:val="ar_AE" w:bidi="ar_AE"/>
-        </w:rPr>
-      </w:r>
-      <w:r>
-        <w:rPr>
+          <w:rtl/>
+          <w:cs/>
+          <w:lang w:val="ar_AE" w:bidi="ar_AE"/>
+        </w:rPr>
+      </w:r>
+    </w:p>
+    <w:p>
+      <w:pPr>
+        <w:bidi/>
+      </w:pPr>
+      <w:r>
+        <w:rPr>
+          <w:rtl/>
+          <w:cs/>
+          <w:lang w:val="ar_AE" w:bidi="ar_AE"/>
+        </w:rPr>
+      </w:r>
+      <w:r>
+        <w:rPr>
+          <w:rtl/>
+          <w:cs/>
           <w:lang w:val="ar_AE" w:bidi="ar_AE"/>
         </w:rPr>
         <w:t xml:space="preserve">ستتدفق البركات من حضور الرب السيادي في صهيون (انظر أيضًا </w:t>
@@ -5066,6 +6340,8 @@
       <w:hyperlink r:id="rId91">
         <w:r>
           <w:rPr>
+            <w:rtl/>
+            <w:cs/>
             <w:lang w:val="ar_AE" w:bidi="ar_AE"/>
           </w:rPr>
           <w:rPr>
@@ -5077,6 +6353,8 @@
       </w:hyperlink>
       <w:r>
         <w:rPr>
+          <w:rtl/>
+          <w:cs/>
           <w:lang w:val="ar_AE" w:bidi="ar_AE"/>
         </w:rPr>
         <w:t xml:space="preserve">؛ </w:t>
@@ -5084,6 +6362,8 @@
       <w:hyperlink r:id="rId92">
         <w:r>
           <w:rPr>
+            <w:rtl/>
+            <w:cs/>
             <w:lang w:val="ar_AE" w:bidi="ar_AE"/>
           </w:rPr>
           <w:rPr>
@@ -5095,6 +6375,8 @@
       </w:hyperlink>
       <w:r>
         <w:rPr>
+          <w:rtl/>
+          <w:cs/>
           <w:lang w:val="ar_AE" w:bidi="ar_AE"/>
         </w:rPr>
         <w:t xml:space="preserve">). ستكون هناك وفرة فائضة من الخمر الجيد واللبن. ومن الهيكل، مسكن الله الخاص على الأرض، يخرج ينبوع يسقي الأراضي القاحلة إلى الأبد (انظر </w:t>
@@ -5102,6 +6384,8 @@
       <w:hyperlink r:id="rId93">
         <w:r>
           <w:rPr>
+            <w:rtl/>
+            <w:cs/>
             <w:lang w:val="ar_AE" w:bidi="ar_AE"/>
           </w:rPr>
           <w:rPr>
@@ -5113,6 +6397,8 @@
       </w:hyperlink>
       <w:r>
         <w:rPr>
+          <w:rtl/>
+          <w:cs/>
           <w:lang w:val="ar_AE" w:bidi="ar_AE"/>
         </w:rPr>
         <w:t xml:space="preserve">؛ </w:t>
@@ -5120,6 +6406,8 @@
       <w:hyperlink r:id="rId94">
         <w:r>
           <w:rPr>
+            <w:rtl/>
+            <w:cs/>
             <w:lang w:val="ar_AE" w:bidi="ar_AE"/>
           </w:rPr>
           <w:rPr>
@@ -5131,27 +6419,35 @@
       </w:hyperlink>
       <w:r>
         <w:rPr>
+          <w:rtl/>
+          <w:cs/>
           <w:lang w:val="ar_AE" w:bidi="ar_AE"/>
         </w:rPr>
         <w:t>).</w:t>
       </w:r>
       <w:r>
         <w:rPr>
-          <w:lang w:val="ar_AE" w:bidi="ar_AE"/>
-        </w:rPr>
-      </w:r>
-      <w:r>
-        <w:rPr>
-          <w:lang w:val="ar_AE" w:bidi="ar_AE"/>
-        </w:rPr>
-      </w:r>
-    </w:p>
-    <w:p>
-      <w:pPr>
-        <w:bidi/>
-      </w:pPr>
-      <w:r>
-        <w:rPr>
+          <w:rtl/>
+          <w:cs/>
+          <w:lang w:val="ar_AE" w:bidi="ar_AE"/>
+        </w:rPr>
+      </w:r>
+      <w:r>
+        <w:rPr>
+          <w:rtl/>
+          <w:cs/>
+          <w:lang w:val="ar_AE" w:bidi="ar_AE"/>
+        </w:rPr>
+      </w:r>
+    </w:p>
+    <w:p>
+      <w:pPr>
+        <w:bidi/>
+      </w:pPr>
+      <w:r>
+        <w:rPr>
+          <w:rtl/>
+          <w:cs/>
           <w:lang w:val="ar_AE" w:bidi="ar_AE"/>
         </w:rPr>
       </w:r>
@@ -5163,48 +6459,62 @@
       </w:pPr>
       <w:r>
         <w:rPr>
+          <w:rtl/>
+          <w:cs/>
           <w:lang w:val="ar_AE" w:bidi="ar_AE"/>
         </w:rPr>
         <w:t>يوئيل 3: 19</w:t>
       </w:r>
       <w:r>
         <w:rPr>
-          <w:lang w:val="ar_AE" w:bidi="ar_AE"/>
-        </w:rPr>
-      </w:r>
-    </w:p>
-    <w:p>
-      <w:pPr>
-        <w:bidi/>
-      </w:pPr>
-      <w:r>
-        <w:rPr>
-          <w:lang w:val="ar_AE" w:bidi="ar_AE"/>
-        </w:rPr>
-      </w:r>
-      <w:r>
-        <w:rPr>
+          <w:rtl/>
+          <w:cs/>
+          <w:lang w:val="ar_AE" w:bidi="ar_AE"/>
+        </w:rPr>
+      </w:r>
+    </w:p>
+    <w:p>
+      <w:pPr>
+        <w:bidi/>
+      </w:pPr>
+      <w:r>
+        <w:rPr>
+          <w:rtl/>
+          <w:cs/>
+          <w:lang w:val="ar_AE" w:bidi="ar_AE"/>
+        </w:rPr>
+      </w:r>
+      <w:r>
+        <w:rPr>
+          <w:rtl/>
+          <w:cs/>
           <w:lang w:val="ar_AE" w:bidi="ar_AE"/>
         </w:rPr>
         <w:t>وعندما تُستَرد يهوذا، فإن عدويها القدماء، مصر وأدوم، سيختبران دينونة الله على جرائمهما ضد شعبه.</w:t>
       </w:r>
       <w:r>
         <w:rPr>
-          <w:lang w:val="ar_AE" w:bidi="ar_AE"/>
-        </w:rPr>
-      </w:r>
-      <w:r>
-        <w:rPr>
-          <w:lang w:val="ar_AE" w:bidi="ar_AE"/>
-        </w:rPr>
-      </w:r>
-    </w:p>
-    <w:p>
-      <w:pPr>
-        <w:bidi/>
-      </w:pPr>
-      <w:r>
-        <w:rPr>
+          <w:rtl/>
+          <w:cs/>
+          <w:lang w:val="ar_AE" w:bidi="ar_AE"/>
+        </w:rPr>
+      </w:r>
+      <w:r>
+        <w:rPr>
+          <w:rtl/>
+          <w:cs/>
+          <w:lang w:val="ar_AE" w:bidi="ar_AE"/>
+        </w:rPr>
+      </w:r>
+    </w:p>
+    <w:p>
+      <w:pPr>
+        <w:bidi/>
+      </w:pPr>
+      <w:r>
+        <w:rPr>
+          <w:rtl/>
+          <w:cs/>
           <w:lang w:val="ar_AE" w:bidi="ar_AE"/>
         </w:rPr>
       </w:r>
@@ -5216,27 +6526,35 @@
       </w:pPr>
       <w:r>
         <w:rPr>
+          <w:rtl/>
+          <w:cs/>
           <w:lang w:val="ar_AE" w:bidi="ar_AE"/>
         </w:rPr>
         <w:t>يوئيل 3: 20–21</w:t>
       </w:r>
       <w:r>
         <w:rPr>
-          <w:lang w:val="ar_AE" w:bidi="ar_AE"/>
-        </w:rPr>
-      </w:r>
-    </w:p>
-    <w:p>
-      <w:pPr>
-        <w:bidi/>
-      </w:pPr>
-      <w:r>
-        <w:rPr>
-          <w:lang w:val="ar_AE" w:bidi="ar_AE"/>
-        </w:rPr>
-      </w:r>
-      <w:r>
-        <w:rPr>
+          <w:rtl/>
+          <w:cs/>
+          <w:lang w:val="ar_AE" w:bidi="ar_AE"/>
+        </w:rPr>
+      </w:r>
+    </w:p>
+    <w:p>
+      <w:pPr>
+        <w:bidi/>
+      </w:pPr>
+      <w:r>
+        <w:rPr>
+          <w:rtl/>
+          <w:cs/>
+          <w:lang w:val="ar_AE" w:bidi="ar_AE"/>
+        </w:rPr>
+      </w:r>
+      <w:r>
+        <w:rPr>
+          <w:rtl/>
+          <w:cs/>
           <w:lang w:val="ar_AE" w:bidi="ar_AE"/>
         </w:rPr>
         <w:t xml:space="preserve">إن خاتمة نبوة يوئيل هي نقيض بدايتها. ففي </w:t>
@@ -5244,6 +6562,8 @@
       <w:hyperlink r:id="rId26">
         <w:r>
           <w:rPr>
+            <w:rtl/>
+            <w:cs/>
             <w:lang w:val="ar_AE" w:bidi="ar_AE"/>
           </w:rPr>
           <w:rPr>
@@ -5255,6 +6575,8 @@
       </w:hyperlink>
       <w:r>
         <w:rPr>
+          <w:rtl/>
+          <w:cs/>
           <w:lang w:val="ar_AE" w:bidi="ar_AE"/>
         </w:rPr>
         <w:t xml:space="preserve">، بدا مستقبل يهوذا موضع شك كبير. وكانت ضربة الجراد والجفاف، وهما علامتان للدينونة الإلهية، يهددان وجود يهوذا. والآن، ينتهي يوئيل بتأكيد إلهي على أن يهوذا … وأورشليم ستبقيان إلى دورٍ فدورٍ. وينعم شعب الله في كل جيل بالطمأنينة في الرجاء بأن مملكته ستسود على السماء والأرض (انظر أيضًا </w:t>
@@ -5262,6 +6584,8 @@
       <w:hyperlink r:id="rId95">
         <w:r>
           <w:rPr>
+            <w:rtl/>
+            <w:cs/>
             <w:lang w:val="ar_AE" w:bidi="ar_AE"/>
           </w:rPr>
           <w:rPr>
@@ -5273,6 +6597,8 @@
       </w:hyperlink>
       <w:r>
         <w:rPr>
+          <w:rtl/>
+          <w:cs/>
           <w:lang w:val="ar_AE" w:bidi="ar_AE"/>
         </w:rPr>
         <w:t xml:space="preserve"> </w:t>
@@ -5280,6 +6606,8 @@
       <w:hyperlink r:id="rId96">
         <w:r>
           <w:rPr>
+            <w:rtl/>
+            <w:cs/>
             <w:lang w:val="ar_AE" w:bidi="ar_AE"/>
           </w:rPr>
           <w:rPr>
@@ -5291,6 +6619,8 @@
       </w:hyperlink>
       <w:r>
         <w:rPr>
+          <w:rtl/>
+          <w:cs/>
           <w:lang w:val="ar_AE" w:bidi="ar_AE"/>
         </w:rPr>
         <w:t xml:space="preserve">؛ </w:t>
@@ -5298,6 +6628,8 @@
       <w:hyperlink r:id="rId97">
         <w:r>
           <w:rPr>
+            <w:rtl/>
+            <w:cs/>
             <w:lang w:val="ar_AE" w:bidi="ar_AE"/>
           </w:rPr>
           <w:rPr>
@@ -5309,17 +6641,23 @@
       </w:hyperlink>
       <w:r>
         <w:rPr>
+          <w:rtl/>
+          <w:cs/>
           <w:lang w:val="ar_AE" w:bidi="ar_AE"/>
         </w:rPr>
         <w:t>).</w:t>
       </w:r>
       <w:r>
         <w:rPr>
-          <w:lang w:val="ar_AE" w:bidi="ar_AE"/>
-        </w:rPr>
-      </w:r>
-      <w:r>
-        <w:rPr>
+          <w:rtl/>
+          <w:cs/>
+          <w:lang w:val="ar_AE" w:bidi="ar_AE"/>
+        </w:rPr>
+      </w:r>
+      <w:r>
+        <w:rPr>
+          <w:rtl/>
+          <w:cs/>
           <w:lang w:val="ar_AE" w:bidi="ar_AE"/>
         </w:rPr>
       </w:r>

--- a/arb/docx/29.content.docx
+++ b/arb/docx/29.content.docx
@@ -561,20 +561,14 @@
         </w:rPr>
         <w:t xml:space="preserve">كان شعب الله سيخبر الأجيال القادمة عما كان يحدث حتى يستفيد نسلهم من الدروس التي تعلموها (انظر </w:t>
       </w:r>
-      <w:hyperlink r:id="rId13">
-        <w:r>
-          <w:rPr>
-            <w:rtl/>
-            <w:cs/>
-            <w:lang w:val="ar_AE" w:bidi="ar_AE"/>
-          </w:rPr>
-          <w:rPr>
-            <w:color w:val="0000EE"/>
-            <w:u w:val="single"/>
-          </w:rPr>
-          <w:t>تثنية 4: 9</w:t>
-        </w:r>
-      </w:hyperlink>
+      <w:r>
+        <w:rPr>
+          <w:rtl/>
+          <w:cs/>
+          <w:lang w:val="ar_AE" w:bidi="ar_AE"/>
+        </w:rPr>
+        <w:t>تثنية 4: 9</w:t>
+      </w:r>
       <w:r>
         <w:rPr>
           <w:rtl/>
@@ -583,20 +577,14 @@
         </w:rPr>
         <w:t xml:space="preserve">؛ </w:t>
       </w:r>
-      <w:hyperlink r:id="rId14">
-        <w:r>
-          <w:rPr>
-            <w:rtl/>
-            <w:cs/>
-            <w:lang w:val="ar_AE" w:bidi="ar_AE"/>
-          </w:rPr>
-          <w:rPr>
-            <w:color w:val="0000EE"/>
-            <w:u w:val="single"/>
-          </w:rPr>
-          <w:t>6:20–25</w:t>
-        </w:r>
-      </w:hyperlink>
+      <w:r>
+        <w:rPr>
+          <w:rtl/>
+          <w:cs/>
+          <w:lang w:val="ar_AE" w:bidi="ar_AE"/>
+        </w:rPr>
+        <w:t>6:20–25</w:t>
+      </w:r>
       <w:r>
         <w:rPr>
           <w:rtl/>
@@ -986,20 +974,14 @@
         </w:rPr>
         <w:t xml:space="preserve">هددت ضربة الجراد شعب يهوذا بالمجاعة وأدَّت إلى توقف الذبائح الحيوانية اليومية المعتادة وتقدمات الحبوب والخمر في الهيكل في أورشليم (قارن </w:t>
       </w:r>
-      <w:hyperlink r:id="rId15">
-        <w:r>
-          <w:rPr>
-            <w:rtl/>
-            <w:cs/>
-            <w:lang w:val="ar_AE" w:bidi="ar_AE"/>
-          </w:rPr>
-          <w:rPr>
-            <w:color w:val="0000EE"/>
-            <w:u w:val="single"/>
-          </w:rPr>
-          <w:t>خروج 29:38–41</w:t>
-        </w:r>
-      </w:hyperlink>
+      <w:r>
+        <w:rPr>
+          <w:rtl/>
+          <w:cs/>
+          <w:lang w:val="ar_AE" w:bidi="ar_AE"/>
+        </w:rPr>
+        <w:t>خروج 29:38–41</w:t>
+      </w:r>
       <w:r>
         <w:rPr>
           <w:rtl/>
@@ -1008,20 +990,14 @@
         </w:rPr>
         <w:t xml:space="preserve">؛ </w:t>
       </w:r>
-      <w:hyperlink r:id="rId16">
-        <w:r>
-          <w:rPr>
-            <w:rtl/>
-            <w:cs/>
-            <w:lang w:val="ar_AE" w:bidi="ar_AE"/>
-          </w:rPr>
-          <w:rPr>
-            <w:color w:val="0000EE"/>
-            <w:u w:val="single"/>
-          </w:rPr>
-          <w:t>العدد 28:2–8</w:t>
-        </w:r>
-      </w:hyperlink>
+      <w:r>
+        <w:rPr>
+          <w:rtl/>
+          <w:cs/>
+          <w:lang w:val="ar_AE" w:bidi="ar_AE"/>
+        </w:rPr>
+        <w:t>العدد 28:2–8</w:t>
+      </w:r>
       <w:r>
         <w:rPr>
           <w:rtl/>
@@ -1176,20 +1152,14 @@
         </w:rPr>
         <w:t xml:space="preserve">لقد زاد الجفاف من حدة دمار ضربة الجراد؛ فقد ذبل كل شيء وجف (انظر أيضًا </w:t>
       </w:r>
-      <w:hyperlink r:id="rId17">
-        <w:r>
-          <w:rPr>
-            <w:rtl/>
-            <w:cs/>
-            <w:lang w:val="ar_AE" w:bidi="ar_AE"/>
-          </w:rPr>
-          <w:rPr>
-            <w:color w:val="0000EE"/>
-            <w:u w:val="single"/>
-          </w:rPr>
-          <w:t>1:19–20</w:t>
-        </w:r>
-      </w:hyperlink>
+      <w:r>
+        <w:rPr>
+          <w:rtl/>
+          <w:cs/>
+          <w:lang w:val="ar_AE" w:bidi="ar_AE"/>
+        </w:rPr>
+        <w:t>1:19–20</w:t>
+      </w:r>
       <w:r>
         <w:rPr>
           <w:rtl/>
@@ -1265,20 +1235,14 @@
         </w:rPr>
         <w:t xml:space="preserve">كان على الكهنة أن يقودوا جميع الناس في طقوس الحداد (الاعتكاف) العامة في الهيكل. وينبغي أن تتوافق أفعالهم الخارجية مع تغيير داخلي حقيقي (انظر </w:t>
       </w:r>
-      <w:hyperlink r:id="rId18">
-        <w:r>
-          <w:rPr>
-            <w:rtl/>
-            <w:cs/>
-            <w:lang w:val="ar_AE" w:bidi="ar_AE"/>
-          </w:rPr>
-          <w:rPr>
-            <w:color w:val="0000EE"/>
-            <w:u w:val="single"/>
-          </w:rPr>
-          <w:t>2:13</w:t>
-        </w:r>
-      </w:hyperlink>
+      <w:r>
+        <w:rPr>
+          <w:rtl/>
+          <w:cs/>
+          <w:lang w:val="ar_AE" w:bidi="ar_AE"/>
+        </w:rPr>
+        <w:t>2:13</w:t>
+      </w:r>
       <w:r>
         <w:rPr>
           <w:rtl/>
@@ -1354,20 +1318,14 @@
         </w:rPr>
         <w:t>لم تكن ضربة الجراد مجرد حدث طبيعي، بل كانت علامة على اقتراب يوم الرب. فبدءًا من عاموس في القرن السابع قبل الميلاد (</w:t>
       </w:r>
-      <w:hyperlink r:id="rId19">
-        <w:r>
-          <w:rPr>
-            <w:rtl/>
-            <w:cs/>
-            <w:lang w:val="ar_AE" w:bidi="ar_AE"/>
-          </w:rPr>
-          <w:rPr>
-            <w:color w:val="0000EE"/>
-            <w:u w:val="single"/>
-          </w:rPr>
-          <w:t>عاموس 5:18</w:t>
-        </w:r>
-      </w:hyperlink>
+      <w:r>
+        <w:rPr>
+          <w:rtl/>
+          <w:cs/>
+          <w:lang w:val="ar_AE" w:bidi="ar_AE"/>
+        </w:rPr>
+        <w:t>عاموس 5:18</w:t>
+      </w:r>
       <w:r>
         <w:rPr>
           <w:rtl/>
@@ -1741,20 +1699,14 @@
         </w:rPr>
         <w:t>كل الخليقة تعاني بسبب خطية الإنسان (</w:t>
       </w:r>
-      <w:hyperlink r:id="rId20">
-        <w:r>
-          <w:rPr>
-            <w:rtl/>
-            <w:cs/>
-            <w:lang w:val="ar_AE" w:bidi="ar_AE"/>
-          </w:rPr>
-          <w:rPr>
-            <w:color w:val="0000EE"/>
-            <w:u w:val="single"/>
-          </w:rPr>
-          <w:t>تكوين 3:17–18</w:t>
-        </w:r>
-      </w:hyperlink>
+      <w:r>
+        <w:rPr>
+          <w:rtl/>
+          <w:cs/>
+          <w:lang w:val="ar_AE" w:bidi="ar_AE"/>
+        </w:rPr>
+        <w:t>تكوين 3:17–18</w:t>
+      </w:r>
       <w:r>
         <w:rPr>
           <w:rtl/>
@@ -1763,20 +1715,14 @@
         </w:rPr>
         <w:t xml:space="preserve">؛ </w:t>
       </w:r>
-      <w:hyperlink r:id="rId21">
-        <w:r>
-          <w:rPr>
-            <w:rtl/>
-            <w:cs/>
-            <w:lang w:val="ar_AE" w:bidi="ar_AE"/>
-          </w:rPr>
-          <w:rPr>
-            <w:color w:val="0000EE"/>
-            <w:u w:val="single"/>
-          </w:rPr>
-          <w:t>9:2</w:t>
-        </w:r>
-      </w:hyperlink>
+      <w:r>
+        <w:rPr>
+          <w:rtl/>
+          <w:cs/>
+          <w:lang w:val="ar_AE" w:bidi="ar_AE"/>
+        </w:rPr>
+        <w:t>9:2</w:t>
+      </w:r>
       <w:r>
         <w:rPr>
           <w:rtl/>
@@ -1785,20 +1731,14 @@
         </w:rPr>
         <w:t xml:space="preserve">؛ </w:t>
       </w:r>
-      <w:hyperlink r:id="rId22">
-        <w:r>
-          <w:rPr>
-            <w:rtl/>
-            <w:cs/>
-            <w:lang w:val="ar_AE" w:bidi="ar_AE"/>
-          </w:rPr>
-          <w:rPr>
-            <w:color w:val="0000EE"/>
-            <w:u w:val="single"/>
-          </w:rPr>
-          <w:t>رومية 8:20–21</w:t>
-        </w:r>
-      </w:hyperlink>
+      <w:r>
+        <w:rPr>
+          <w:rtl/>
+          <w:cs/>
+          <w:lang w:val="ar_AE" w:bidi="ar_AE"/>
+        </w:rPr>
+        <w:t>رومية 8:20–21</w:t>
+      </w:r>
       <w:r>
         <w:rPr>
           <w:rtl/>
@@ -1807,20 +1747,14 @@
         </w:rPr>
         <w:t xml:space="preserve">)—حتى الحيوانات البرية تصرخ إلى الله. الكلمة العبرية المترجمة "تصرخ" هي نفس الكلمة المستخدمة في </w:t>
       </w:r>
-      <w:hyperlink r:id="rId23">
-        <w:r>
-          <w:rPr>
-            <w:rtl/>
-            <w:cs/>
-            <w:lang w:val="ar_AE" w:bidi="ar_AE"/>
-          </w:rPr>
-          <w:rPr>
-            <w:color w:val="0000EE"/>
-            <w:u w:val="single"/>
-          </w:rPr>
-          <w:t>مزمور 42:1</w:t>
-        </w:r>
-      </w:hyperlink>
+      <w:r>
+        <w:rPr>
+          <w:rtl/>
+          <w:cs/>
+          <w:lang w:val="ar_AE" w:bidi="ar_AE"/>
+        </w:rPr>
+        <w:t>مزمور 42:1</w:t>
+      </w:r>
       <w:r>
         <w:rPr>
           <w:rtl/>
@@ -1829,20 +1763,14 @@
         </w:rPr>
         <w:t xml:space="preserve"> عن الأيل الذي "يشتاق" إلى جداول المياه. الحيوانات، التي تحتاج بشدة إلى طعامها وشرابها، تُقدم مثالًا لكيف ينبغي لشعب يهوذا وأورشليم أن يطلبوا الرب (قارن </w:t>
       </w:r>
-      <w:hyperlink r:id="rId24">
-        <w:r>
-          <w:rPr>
-            <w:rtl/>
-            <w:cs/>
-            <w:lang w:val="ar_AE" w:bidi="ar_AE"/>
-          </w:rPr>
-          <w:rPr>
-            <w:color w:val="0000EE"/>
-            <w:u w:val="single"/>
-          </w:rPr>
-          <w:t>إشعياء 1:3</w:t>
-        </w:r>
-      </w:hyperlink>
+      <w:r>
+        <w:rPr>
+          <w:rtl/>
+          <w:cs/>
+          <w:lang w:val="ar_AE" w:bidi="ar_AE"/>
+        </w:rPr>
+        <w:t>إشعياء 1:3</w:t>
+      </w:r>
       <w:r>
         <w:rPr>
           <w:rtl/>
@@ -1918,20 +1846,14 @@
         </w:rPr>
         <w:t xml:space="preserve">عندما تتعرض مدينة قديمة للهجوم، كان الحراس على سور المدينة يطلقون الإنذار عن طريق النفخ في البوق، وهي أداة مصنوعة من قرن الكبش تُسمى شوفار (انظر أيضًا </w:t>
       </w:r>
-      <w:hyperlink r:id="rId25">
-        <w:r>
-          <w:rPr>
-            <w:rtl/>
-            <w:cs/>
-            <w:lang w:val="ar_AE" w:bidi="ar_AE"/>
-          </w:rPr>
-          <w:rPr>
-            <w:color w:val="0000EE"/>
-            <w:u w:val="single"/>
-          </w:rPr>
-          <w:t>2:15</w:t>
-        </w:r>
-      </w:hyperlink>
+      <w:r>
+        <w:rPr>
+          <w:rtl/>
+          <w:cs/>
+          <w:lang w:val="ar_AE" w:bidi="ar_AE"/>
+        </w:rPr>
+        <w:t>2:15</w:t>
+      </w:r>
       <w:r>
         <w:rPr>
           <w:rtl/>
@@ -2007,20 +1929,14 @@
         </w:rPr>
         <w:t xml:space="preserve">يعتبر البعض أن هذا القسم يمثل رواية ثانية لضربة الجراد الموصوفة في أصحاح </w:t>
       </w:r>
-      <w:hyperlink r:id="rId26">
-        <w:r>
-          <w:rPr>
-            <w:rtl/>
-            <w:cs/>
-            <w:lang w:val="ar_AE" w:bidi="ar_AE"/>
-          </w:rPr>
-          <w:rPr>
-            <w:color w:val="0000EE"/>
-            <w:u w:val="single"/>
-          </w:rPr>
-          <w:t>1</w:t>
-        </w:r>
-      </w:hyperlink>
+      <w:r>
+        <w:rPr>
+          <w:rtl/>
+          <w:cs/>
+          <w:lang w:val="ar_AE" w:bidi="ar_AE"/>
+        </w:rPr>
+        <w:t>1</w:t>
+      </w:r>
       <w:r>
         <w:rPr>
           <w:rtl/>
@@ -2029,20 +1945,14 @@
         </w:rPr>
         <w:t xml:space="preserve">، ولكن في أصحاح </w:t>
       </w:r>
-      <w:hyperlink r:id="rId26">
-        <w:r>
-          <w:rPr>
-            <w:rtl/>
-            <w:cs/>
-            <w:lang w:val="ar_AE" w:bidi="ar_AE"/>
-          </w:rPr>
-          <w:rPr>
-            <w:color w:val="0000EE"/>
-            <w:u w:val="single"/>
-          </w:rPr>
-          <w:t>1</w:t>
-        </w:r>
-      </w:hyperlink>
+      <w:r>
+        <w:rPr>
+          <w:rtl/>
+          <w:cs/>
+          <w:lang w:val="ar_AE" w:bidi="ar_AE"/>
+        </w:rPr>
+        <w:t>1</w:t>
+      </w:r>
       <w:r>
         <w:rPr>
           <w:rtl/>
@@ -2135,20 +2045,14 @@
         </w:rPr>
         <w:t xml:space="preserve">علّم بعض القادة الدينيين شعب أورشليم ويهوذا أن يوم الرب سيكون وقت بركة لشعب الله. بينما أعلن يوئيل أنه سيكون بدلًا من ذلك يوم ظلام وكآبة (انظر أيضًا </w:t>
       </w:r>
-      <w:hyperlink r:id="rId27">
-        <w:r>
-          <w:rPr>
-            <w:rtl/>
-            <w:cs/>
-            <w:lang w:val="ar_AE" w:bidi="ar_AE"/>
-          </w:rPr>
-          <w:rPr>
-            <w:color w:val="0000EE"/>
-            <w:u w:val="single"/>
-          </w:rPr>
-          <w:t>عاموس 5:18–20</w:t>
-        </w:r>
-      </w:hyperlink>
+      <w:r>
+        <w:rPr>
+          <w:rtl/>
+          <w:cs/>
+          <w:lang w:val="ar_AE" w:bidi="ar_AE"/>
+        </w:rPr>
+        <w:t>عاموس 5:18–20</w:t>
+      </w:r>
       <w:r>
         <w:rPr>
           <w:rtl/>
@@ -2157,20 +2061,14 @@
         </w:rPr>
         <w:t>)، مرددًا صدى النبي صفنيا (</w:t>
       </w:r>
-      <w:hyperlink r:id="rId28">
-        <w:r>
-          <w:rPr>
-            <w:rtl/>
-            <w:cs/>
-            <w:lang w:val="ar_AE" w:bidi="ar_AE"/>
-          </w:rPr>
-          <w:rPr>
-            <w:color w:val="0000EE"/>
-            <w:u w:val="single"/>
-          </w:rPr>
-          <w:t>صفنيا 1:15</w:t>
-        </w:r>
-      </w:hyperlink>
+      <w:r>
+        <w:rPr>
+          <w:rtl/>
+          <w:cs/>
+          <w:lang w:val="ar_AE" w:bidi="ar_AE"/>
+        </w:rPr>
+        <w:t>صفنيا 1:15</w:t>
+      </w:r>
       <w:r>
         <w:rPr>
           <w:rtl/>
@@ -2263,20 +2161,14 @@
         </w:rPr>
         <w:t xml:space="preserve"> ولكن بعده، لن تكون سوى خراب (عكس </w:t>
       </w:r>
-      <w:hyperlink r:id="rId29">
-        <w:r>
-          <w:rPr>
-            <w:rtl/>
-            <w:cs/>
-            <w:lang w:val="ar_AE" w:bidi="ar_AE"/>
-          </w:rPr>
-          <w:rPr>
-            <w:color w:val="0000EE"/>
-            <w:u w:val="single"/>
-          </w:rPr>
-          <w:t>إشعياء 51: 3</w:t>
-        </w:r>
-      </w:hyperlink>
+      <w:r>
+        <w:rPr>
+          <w:rtl/>
+          <w:cs/>
+          <w:lang w:val="ar_AE" w:bidi="ar_AE"/>
+        </w:rPr>
+        <w:t>إشعياء 51: 3</w:t>
+      </w:r>
       <w:r>
         <w:rPr>
           <w:rtl/>
@@ -2285,20 +2177,14 @@
         </w:rPr>
         <w:t xml:space="preserve"> و</w:t>
       </w:r>
-      <w:hyperlink r:id="rId30">
-        <w:r>
-          <w:rPr>
-            <w:rtl/>
-            <w:cs/>
-            <w:lang w:val="ar_AE" w:bidi="ar_AE"/>
-          </w:rPr>
-          <w:rPr>
-            <w:color w:val="0000EE"/>
-            <w:u w:val="single"/>
-          </w:rPr>
-          <w:t>حزقيال 36: 35</w:t>
-        </w:r>
-      </w:hyperlink>
+      <w:r>
+        <w:rPr>
+          <w:rtl/>
+          <w:cs/>
+          <w:lang w:val="ar_AE" w:bidi="ar_AE"/>
+        </w:rPr>
+        <w:t>حزقيال 36: 35</w:t>
+      </w:r>
       <w:r>
         <w:rPr>
           <w:rtl/>
@@ -2374,20 +2260,14 @@
         </w:rPr>
         <w:t xml:space="preserve">كَمَنْظَرِ الْخَيْلِ مَنْظَرُهُ: التشابه بين الجراد والخيول (انظر أيضًا </w:t>
       </w:r>
-      <w:hyperlink r:id="rId31">
-        <w:r>
-          <w:rPr>
-            <w:rtl/>
-            <w:cs/>
-            <w:lang w:val="ar_AE" w:bidi="ar_AE"/>
-          </w:rPr>
-          <w:rPr>
-            <w:color w:val="0000EE"/>
-            <w:u w:val="single"/>
-          </w:rPr>
-          <w:t>رؤيا 9:7</w:t>
-        </w:r>
-      </w:hyperlink>
+      <w:r>
+        <w:rPr>
+          <w:rtl/>
+          <w:cs/>
+          <w:lang w:val="ar_AE" w:bidi="ar_AE"/>
+        </w:rPr>
+        <w:t>رؤيا 9:7</w:t>
+      </w:r>
       <w:r>
         <w:rPr>
           <w:rtl/>
@@ -2463,20 +2343,14 @@
         </w:rPr>
         <w:t xml:space="preserve">مِنْهُ تَرْتَعِدُ الشُّعُوبِ: تَوَقُّع الغزو هيأ الشعب إلى الدعوة للتوبة في </w:t>
       </w:r>
-      <w:hyperlink r:id="rId32">
-        <w:r>
-          <w:rPr>
-            <w:rtl/>
-            <w:cs/>
-            <w:lang w:val="ar_AE" w:bidi="ar_AE"/>
-          </w:rPr>
-          <w:rPr>
-            <w:color w:val="0000EE"/>
-            <w:u w:val="single"/>
-          </w:rPr>
-          <w:t>2:12–14</w:t>
-        </w:r>
-      </w:hyperlink>
+      <w:r>
+        <w:rPr>
+          <w:rtl/>
+          <w:cs/>
+          <w:lang w:val="ar_AE" w:bidi="ar_AE"/>
+        </w:rPr>
+        <w:t>2:12–14</w:t>
+      </w:r>
       <w:r>
         <w:rPr>
           <w:rtl/>
@@ -2636,20 +2510,14 @@
         </w:rPr>
         <w:t xml:space="preserve"> أي ظهور الله (انظر </w:t>
       </w:r>
-      <w:hyperlink r:id="rId33">
-        <w:r>
-          <w:rPr>
-            <w:rtl/>
-            <w:cs/>
-            <w:lang w:val="ar_AE" w:bidi="ar_AE"/>
-          </w:rPr>
-          <w:rPr>
-            <w:color w:val="0000EE"/>
-            <w:u w:val="single"/>
-          </w:rPr>
-          <w:t>خروج 19:16–19</w:t>
-        </w:r>
-      </w:hyperlink>
+      <w:r>
+        <w:rPr>
+          <w:rtl/>
+          <w:cs/>
+          <w:lang w:val="ar_AE" w:bidi="ar_AE"/>
+        </w:rPr>
+        <w:t>خروج 19:16–19</w:t>
+      </w:r>
       <w:r>
         <w:rPr>
           <w:rtl/>
@@ -2658,20 +2526,14 @@
         </w:rPr>
         <w:t xml:space="preserve">؛ </w:t>
       </w:r>
-      <w:hyperlink r:id="rId34">
-        <w:r>
-          <w:rPr>
-            <w:rtl/>
-            <w:cs/>
-            <w:lang w:val="ar_AE" w:bidi="ar_AE"/>
-          </w:rPr>
-          <w:rPr>
-            <w:color w:val="0000EE"/>
-            <w:u w:val="single"/>
-          </w:rPr>
-          <w:t>إشعياء 13:13</w:t>
-        </w:r>
-      </w:hyperlink>
+      <w:r>
+        <w:rPr>
+          <w:rtl/>
+          <w:cs/>
+          <w:lang w:val="ar_AE" w:bidi="ar_AE"/>
+        </w:rPr>
+        <w:t>إشعياء 13:13</w:t>
+      </w:r>
       <w:r>
         <w:rPr>
           <w:rtl/>
@@ -2680,20 +2542,14 @@
         </w:rPr>
         <w:t xml:space="preserve">؛ </w:t>
       </w:r>
-      <w:hyperlink r:id="rId35">
-        <w:r>
-          <w:rPr>
-            <w:rtl/>
-            <w:cs/>
-            <w:lang w:val="ar_AE" w:bidi="ar_AE"/>
-          </w:rPr>
-          <w:rPr>
-            <w:color w:val="0000EE"/>
-            <w:u w:val="single"/>
-          </w:rPr>
-          <w:t>ناحوم 1:5–6</w:t>
-        </w:r>
-      </w:hyperlink>
+      <w:r>
+        <w:rPr>
+          <w:rtl/>
+          <w:cs/>
+          <w:lang w:val="ar_AE" w:bidi="ar_AE"/>
+        </w:rPr>
+        <w:t>ناحوم 1:5–6</w:t>
+      </w:r>
       <w:r>
         <w:rPr>
           <w:rtl/>
@@ -2702,20 +2558,14 @@
         </w:rPr>
         <w:t>). ويرمز ظلام الشمس والقمر إلى القضاء الإلهي (</w:t>
       </w:r>
-      <w:hyperlink r:id="rId36">
-        <w:r>
-          <w:rPr>
-            <w:rtl/>
-            <w:cs/>
-            <w:lang w:val="ar_AE" w:bidi="ar_AE"/>
-          </w:rPr>
-          <w:rPr>
-            <w:color w:val="0000EE"/>
-            <w:u w:val="single"/>
-          </w:rPr>
-          <w:t>إشعياء 13:9–11</w:t>
-        </w:r>
-      </w:hyperlink>
+      <w:r>
+        <w:rPr>
+          <w:rtl/>
+          <w:cs/>
+          <w:lang w:val="ar_AE" w:bidi="ar_AE"/>
+        </w:rPr>
+        <w:t>إشعياء 13:9–11</w:t>
+      </w:r>
       <w:r>
         <w:rPr>
           <w:rtl/>
@@ -2875,20 +2725,14 @@
         </w:rPr>
         <w:t xml:space="preserve">تبدأ هذه الآية بكلمات "يقول الرب"، وهي عبارة ترافق بشكل متكرر الخطابات الإلهية في الأنبياء. وهذه هي المرة الوحيدة التي تظهر فيها في يوئيل ("يقول الرب" في </w:t>
       </w:r>
-      <w:hyperlink r:id="rId37">
-        <w:r>
-          <w:rPr>
-            <w:rtl/>
-            <w:cs/>
-            <w:lang w:val="ar_AE" w:bidi="ar_AE"/>
-          </w:rPr>
-          <w:rPr>
-            <w:color w:val="0000EE"/>
-            <w:u w:val="single"/>
-          </w:rPr>
-          <w:t>3:1</w:t>
-        </w:r>
-      </w:hyperlink>
+      <w:r>
+        <w:rPr>
+          <w:rtl/>
+          <w:cs/>
+          <w:lang w:val="ar_AE" w:bidi="ar_AE"/>
+        </w:rPr>
+        <w:t>3:1</w:t>
+      </w:r>
       <w:r>
         <w:rPr>
           <w:rtl/>
@@ -3031,20 +2875,14 @@
         </w:rPr>
         <w:t>كانت إحدى وسائل التعبير عن الحزن في العالم القديم هي تمزيق الثياب (</w:t>
       </w:r>
-      <w:hyperlink r:id="rId38">
-        <w:r>
-          <w:rPr>
-            <w:rtl/>
-            <w:cs/>
-            <w:lang w:val="ar_AE" w:bidi="ar_AE"/>
-          </w:rPr>
-          <w:rPr>
-            <w:color w:val="0000EE"/>
-            <w:u w:val="single"/>
-          </w:rPr>
-          <w:t>تكوين 37:34</w:t>
-        </w:r>
-      </w:hyperlink>
+      <w:r>
+        <w:rPr>
+          <w:rtl/>
+          <w:cs/>
+          <w:lang w:val="ar_AE" w:bidi="ar_AE"/>
+        </w:rPr>
+        <w:t>تكوين 37:34</w:t>
+      </w:r>
       <w:r>
         <w:rPr>
           <w:rtl/>
@@ -3053,20 +2891,14 @@
         </w:rPr>
         <w:t xml:space="preserve">؛ </w:t>
       </w:r>
-      <w:hyperlink r:id="rId39">
-        <w:r>
-          <w:rPr>
-            <w:rtl/>
-            <w:cs/>
-            <w:lang w:val="ar_AE" w:bidi="ar_AE"/>
-          </w:rPr>
-          <w:rPr>
-            <w:color w:val="0000EE"/>
-            <w:u w:val="single"/>
-          </w:rPr>
-          <w:t>2 صموئيل 3:31</w:t>
-        </w:r>
-      </w:hyperlink>
+      <w:r>
+        <w:rPr>
+          <w:rtl/>
+          <w:cs/>
+          <w:lang w:val="ar_AE" w:bidi="ar_AE"/>
+        </w:rPr>
+        <w:t>2 صموئيل 3:31</w:t>
+      </w:r>
       <w:r>
         <w:rPr>
           <w:rtl/>
@@ -3075,20 +2907,14 @@
         </w:rPr>
         <w:t xml:space="preserve">؛ </w:t>
       </w:r>
-      <w:hyperlink r:id="rId40">
-        <w:r>
-          <w:rPr>
-            <w:rtl/>
-            <w:cs/>
-            <w:lang w:val="ar_AE" w:bidi="ar_AE"/>
-          </w:rPr>
-          <w:rPr>
-            <w:color w:val="0000EE"/>
-            <w:u w:val="single"/>
-          </w:rPr>
-          <w:t>2 ملوك 19:1</w:t>
-        </w:r>
-      </w:hyperlink>
+      <w:r>
+        <w:rPr>
+          <w:rtl/>
+          <w:cs/>
+          <w:lang w:val="ar_AE" w:bidi="ar_AE"/>
+        </w:rPr>
+        <w:t>2 ملوك 19:1</w:t>
+      </w:r>
       <w:r>
         <w:rPr>
           <w:rtl/>
@@ -3097,20 +2923,14 @@
         </w:rPr>
         <w:t xml:space="preserve">). • مَزِّقُوا قُلُوبَكُمْ: في اللغة العبرية، القلب هو مركز الفكر والإيمان والإرادة. كان على شعب الله أن يتجاوزوا المظاهر الخارجية للتوبة ليحققوا توبة داخلية—بتغيير توجهاتهم وأولوياتهم ومواقفهم. هذا لا يمكن أن يتحقق إلا إذا عادوا إلى الرب. • لأَنَّهُ رَؤُوفٌ رَحِيمٌ، … وَكَثِيرُ الرَّأْفَةِ: كان رجاء الشعب الوحيد هو شخصية الرب الرحيمة (انظر أيضًا </w:t>
       </w:r>
-      <w:hyperlink r:id="rId41">
-        <w:r>
-          <w:rPr>
-            <w:rtl/>
-            <w:cs/>
-            <w:lang w:val="ar_AE" w:bidi="ar_AE"/>
-          </w:rPr>
-          <w:rPr>
-            <w:color w:val="0000EE"/>
-            <w:u w:val="single"/>
-          </w:rPr>
-          <w:t>خروج 34:6–7؛</w:t>
-        </w:r>
-      </w:hyperlink>
+      <w:r>
+        <w:rPr>
+          <w:rtl/>
+          <w:cs/>
+          <w:lang w:val="ar_AE" w:bidi="ar_AE"/>
+        </w:rPr>
+        <w:t>خروج 34:6–7؛</w:t>
+      </w:r>
       <w:r>
         <w:rPr>
           <w:rtl/>
@@ -3119,20 +2939,14 @@
         </w:rPr>
         <w:t xml:space="preserve"> </w:t>
       </w:r>
-      <w:hyperlink r:id="rId42">
-        <w:r>
-          <w:rPr>
-            <w:rtl/>
-            <w:cs/>
-            <w:lang w:val="ar_AE" w:bidi="ar_AE"/>
-          </w:rPr>
-          <w:rPr>
-            <w:color w:val="0000EE"/>
-            <w:u w:val="single"/>
-          </w:rPr>
-          <w:t>عدد 14:18</w:t>
-        </w:r>
-      </w:hyperlink>
+      <w:r>
+        <w:rPr>
+          <w:rtl/>
+          <w:cs/>
+          <w:lang w:val="ar_AE" w:bidi="ar_AE"/>
+        </w:rPr>
+        <w:t>عدد 14:18</w:t>
+      </w:r>
       <w:r>
         <w:rPr>
           <w:rtl/>
@@ -3141,20 +2955,14 @@
         </w:rPr>
         <w:t xml:space="preserve">؛ </w:t>
       </w:r>
-      <w:hyperlink r:id="rId43">
-        <w:r>
-          <w:rPr>
-            <w:rtl/>
-            <w:cs/>
-            <w:lang w:val="ar_AE" w:bidi="ar_AE"/>
-          </w:rPr>
-          <w:rPr>
-            <w:color w:val="0000EE"/>
-            <w:u w:val="single"/>
-          </w:rPr>
-          <w:t>نحميا 9:17</w:t>
-        </w:r>
-      </w:hyperlink>
+      <w:r>
+        <w:rPr>
+          <w:rtl/>
+          <w:cs/>
+          <w:lang w:val="ar_AE" w:bidi="ar_AE"/>
+        </w:rPr>
+        <w:t>نحميا 9:17</w:t>
+      </w:r>
       <w:r>
         <w:rPr>
           <w:rtl/>
@@ -3163,20 +2971,14 @@
         </w:rPr>
         <w:t xml:space="preserve">؛ </w:t>
       </w:r>
-      <w:hyperlink r:id="rId44">
-        <w:r>
-          <w:rPr>
-            <w:rtl/>
-            <w:cs/>
-            <w:lang w:val="ar_AE" w:bidi="ar_AE"/>
-          </w:rPr>
-          <w:rPr>
-            <w:color w:val="0000EE"/>
-            <w:u w:val="single"/>
-          </w:rPr>
-          <w:t>مزامير 86:15</w:t>
-        </w:r>
-      </w:hyperlink>
+      <w:r>
+        <w:rPr>
+          <w:rtl/>
+          <w:cs/>
+          <w:lang w:val="ar_AE" w:bidi="ar_AE"/>
+        </w:rPr>
+        <w:t>مزامير 86:15</w:t>
+      </w:r>
       <w:r>
         <w:rPr>
           <w:rtl/>
@@ -3185,20 +2987,14 @@
         </w:rPr>
         <w:t xml:space="preserve">؛ </w:t>
       </w:r>
-      <w:hyperlink r:id="rId45">
-        <w:r>
-          <w:rPr>
-            <w:rtl/>
-            <w:cs/>
-            <w:lang w:val="ar_AE" w:bidi="ar_AE"/>
-          </w:rPr>
-          <w:rPr>
-            <w:color w:val="0000EE"/>
-            <w:u w:val="single"/>
-          </w:rPr>
-          <w:t>103:8</w:t>
-        </w:r>
-      </w:hyperlink>
+      <w:r>
+        <w:rPr>
+          <w:rtl/>
+          <w:cs/>
+          <w:lang w:val="ar_AE" w:bidi="ar_AE"/>
+        </w:rPr>
+        <w:t>103:8</w:t>
+      </w:r>
       <w:r>
         <w:rPr>
           <w:rtl/>
@@ -3207,20 +3003,14 @@
         </w:rPr>
         <w:t xml:space="preserve">؛ </w:t>
       </w:r>
-      <w:hyperlink r:id="rId46">
-        <w:r>
-          <w:rPr>
-            <w:rtl/>
-            <w:cs/>
-            <w:lang w:val="ar_AE" w:bidi="ar_AE"/>
-          </w:rPr>
-          <w:rPr>
-            <w:color w:val="0000EE"/>
-            <w:u w:val="single"/>
-          </w:rPr>
-          <w:t>145:8</w:t>
-        </w:r>
-      </w:hyperlink>
+      <w:r>
+        <w:rPr>
+          <w:rtl/>
+          <w:cs/>
+          <w:lang w:val="ar_AE" w:bidi="ar_AE"/>
+        </w:rPr>
+        <w:t>145:8</w:t>
+      </w:r>
       <w:r>
         <w:rPr>
           <w:rtl/>
@@ -3229,20 +3019,14 @@
         </w:rPr>
         <w:t xml:space="preserve">؛ </w:t>
       </w:r>
-      <w:hyperlink r:id="rId47">
-        <w:r>
-          <w:rPr>
-            <w:rtl/>
-            <w:cs/>
-            <w:lang w:val="ar_AE" w:bidi="ar_AE"/>
-          </w:rPr>
-          <w:rPr>
-            <w:color w:val="0000EE"/>
-            <w:u w:val="single"/>
-          </w:rPr>
-          <w:t>يونان 4:2</w:t>
-        </w:r>
-      </w:hyperlink>
+      <w:r>
+        <w:rPr>
+          <w:rtl/>
+          <w:cs/>
+          <w:lang w:val="ar_AE" w:bidi="ar_AE"/>
+        </w:rPr>
+        <w:t>يونان 4:2</w:t>
+      </w:r>
       <w:r>
         <w:rPr>
           <w:rtl/>
@@ -3318,20 +3102,14 @@
         </w:rPr>
         <w:t xml:space="preserve">من يعلم؟ (لَعَلَّهُ) يعكس سؤال يوئيل البسيط سيادة الله المطلقة (انظر أيضًا </w:t>
       </w:r>
-      <w:hyperlink r:id="rId48">
-        <w:r>
-          <w:rPr>
-            <w:rtl/>
-            <w:cs/>
-            <w:lang w:val="ar_AE" w:bidi="ar_AE"/>
-          </w:rPr>
-          <w:rPr>
-            <w:color w:val="0000EE"/>
-            <w:u w:val="single"/>
-          </w:rPr>
-          <w:t>يونان 3:9</w:t>
-        </w:r>
-      </w:hyperlink>
+      <w:r>
+        <w:rPr>
+          <w:rtl/>
+          <w:cs/>
+          <w:lang w:val="ar_AE" w:bidi="ar_AE"/>
+        </w:rPr>
+        <w:t>يونان 3:9</w:t>
+      </w:r>
       <w:r>
         <w:rPr>
           <w:rtl/>
@@ -3340,20 +3118,14 @@
         </w:rPr>
         <w:t>). الله ليس ملزمًا بأن يستردنا لمجرد أننا نقوم بطقوس معينة. تأتي المغفرة فقط من خلال النعمة الإلهية، لكن يوئيل كان يعلم أن الله يميل إلى أن يغفر (</w:t>
       </w:r>
-      <w:hyperlink r:id="rId18">
-        <w:r>
-          <w:rPr>
-            <w:rtl/>
-            <w:cs/>
-            <w:lang w:val="ar_AE" w:bidi="ar_AE"/>
-          </w:rPr>
-          <w:rPr>
-            <w:color w:val="0000EE"/>
-            <w:u w:val="single"/>
-          </w:rPr>
-          <w:t>يوئيل 2:13</w:t>
-        </w:r>
-      </w:hyperlink>
+      <w:r>
+        <w:rPr>
+          <w:rtl/>
+          <w:cs/>
+          <w:lang w:val="ar_AE" w:bidi="ar_AE"/>
+        </w:rPr>
+        <w:t>يوئيل 2:13</w:t>
+      </w:r>
       <w:r>
         <w:rPr>
           <w:rtl/>
@@ -3496,20 +3268,14 @@
         </w:rPr>
         <w:t xml:space="preserve"> الْعَرِيسُ … وَالْعَرُوسُ: كان المتزوجون حديثًا معفيين من معظم الواجبات المدنية في إسرائيل القديمة (</w:t>
       </w:r>
-      <w:hyperlink r:id="rId49">
-        <w:r>
-          <w:rPr>
-            <w:rtl/>
-            <w:cs/>
-            <w:lang w:val="ar_AE" w:bidi="ar_AE"/>
-          </w:rPr>
-          <w:rPr>
-            <w:color w:val="0000EE"/>
-            <w:u w:val="single"/>
-          </w:rPr>
-          <w:t>تثنية 24:5</w:t>
-        </w:r>
-      </w:hyperlink>
+      <w:r>
+        <w:rPr>
+          <w:rtl/>
+          <w:cs/>
+          <w:lang w:val="ar_AE" w:bidi="ar_AE"/>
+        </w:rPr>
+        <w:t>تثنية 24:5</w:t>
+      </w:r>
       <w:r>
         <w:rPr>
           <w:rtl/>
@@ -3518,20 +3284,14 @@
         </w:rPr>
         <w:t xml:space="preserve">؛ </w:t>
       </w:r>
-      <w:hyperlink r:id="rId50">
-        <w:r>
-          <w:rPr>
-            <w:rtl/>
-            <w:cs/>
-            <w:lang w:val="ar_AE" w:bidi="ar_AE"/>
-          </w:rPr>
-          <w:rPr>
-            <w:color w:val="0000EE"/>
-            <w:u w:val="single"/>
-          </w:rPr>
-          <w:t>لوقا 14:20</w:t>
-        </w:r>
-      </w:hyperlink>
+      <w:r>
+        <w:rPr>
+          <w:rtl/>
+          <w:cs/>
+          <w:lang w:val="ar_AE" w:bidi="ar_AE"/>
+        </w:rPr>
+        <w:t>لوقا 14:20</w:t>
+      </w:r>
       <w:r>
         <w:rPr>
           <w:rtl/>
@@ -3875,20 +3635,14 @@
         </w:rPr>
         <w:t xml:space="preserve">قَمْحًا وَمِسْطَارًا وَزَيْتًا: سيعيد الله ثمار الأرض. هذا سيجعل العناصر الضرورية للذبيحة والعبادة متاحة مرة أخرى (انظر </w:t>
       </w:r>
-      <w:hyperlink r:id="rId51">
-        <w:r>
-          <w:rPr>
-            <w:rtl/>
-            <w:cs/>
-            <w:lang w:val="ar_AE" w:bidi="ar_AE"/>
-          </w:rPr>
-          <w:rPr>
-            <w:color w:val="0000EE"/>
-            <w:u w:val="single"/>
-          </w:rPr>
-          <w:t>1:10</w:t>
-        </w:r>
-      </w:hyperlink>
+      <w:r>
+        <w:rPr>
+          <w:rtl/>
+          <w:cs/>
+          <w:lang w:val="ar_AE" w:bidi="ar_AE"/>
+        </w:rPr>
+        <w:t>1:10</w:t>
+      </w:r>
       <w:r>
         <w:rPr>
           <w:rtl/>
@@ -3897,20 +3651,14 @@
         </w:rPr>
         <w:t xml:space="preserve">؛ </w:t>
       </w:r>
-      <w:hyperlink r:id="rId52">
-        <w:r>
-          <w:rPr>
-            <w:rtl/>
-            <w:cs/>
-            <w:lang w:val="ar_AE" w:bidi="ar_AE"/>
-          </w:rPr>
-          <w:rPr>
-            <w:color w:val="0000EE"/>
-            <w:u w:val="single"/>
-          </w:rPr>
-          <w:t>13</w:t>
-        </w:r>
-      </w:hyperlink>
+      <w:r>
+        <w:rPr>
+          <w:rtl/>
+          <w:cs/>
+          <w:lang w:val="ar_AE" w:bidi="ar_AE"/>
+        </w:rPr>
+        <w:t>13</w:t>
+      </w:r>
       <w:r>
         <w:rPr>
           <w:rtl/>
@@ -4053,20 +3801,14 @@
         </w:rPr>
         <w:t>أمطار الخريف (المطر المبكر) … أمطار الربيع (المطر المتأخر): سيعيد الله مرة أخرى النمط المنتظم لهطول الأمطار، وسينعكس الجفاف (</w:t>
       </w:r>
-      <w:hyperlink r:id="rId53">
-        <w:r>
-          <w:rPr>
-            <w:rtl/>
-            <w:cs/>
-            <w:lang w:val="ar_AE" w:bidi="ar_AE"/>
-          </w:rPr>
-          <w:rPr>
-            <w:color w:val="0000EE"/>
-            <w:u w:val="single"/>
-          </w:rPr>
-          <w:t>1:12</w:t>
-        </w:r>
-      </w:hyperlink>
+      <w:r>
+        <w:rPr>
+          <w:rtl/>
+          <w:cs/>
+          <w:lang w:val="ar_AE" w:bidi="ar_AE"/>
+        </w:rPr>
+        <w:t>1:12</w:t>
+      </w:r>
       <w:r>
         <w:rPr>
           <w:rtl/>
@@ -4075,20 +3817,14 @@
         </w:rPr>
         <w:t xml:space="preserve">، </w:t>
       </w:r>
-      <w:hyperlink r:id="rId54">
-        <w:r>
-          <w:rPr>
-            <w:rtl/>
-            <w:cs/>
-            <w:lang w:val="ar_AE" w:bidi="ar_AE"/>
-          </w:rPr>
-          <w:rPr>
-            <w:color w:val="0000EE"/>
-            <w:u w:val="single"/>
-          </w:rPr>
-          <w:t>20</w:t>
-        </w:r>
-      </w:hyperlink>
+      <w:r>
+        <w:rPr>
+          <w:rtl/>
+          <w:cs/>
+          <w:lang w:val="ar_AE" w:bidi="ar_AE"/>
+        </w:rPr>
+        <w:t>20</w:t>
+      </w:r>
       <w:r>
         <w:rPr>
           <w:rtl/>
@@ -4164,20 +3900,14 @@
         </w:rPr>
         <w:t xml:space="preserve">لقد وعد الرب بالتعويض عن الأضرار الفادحة التي تسبب فيها الجراد (انظر </w:t>
       </w:r>
-      <w:hyperlink r:id="rId55">
-        <w:r>
-          <w:rPr>
-            <w:rtl/>
-            <w:cs/>
-            <w:lang w:val="ar_AE" w:bidi="ar_AE"/>
-          </w:rPr>
-          <w:rPr>
-            <w:color w:val="0000EE"/>
-            <w:u w:val="single"/>
-          </w:rPr>
-          <w:t>1:4</w:t>
-        </w:r>
-      </w:hyperlink>
+      <w:r>
+        <w:rPr>
+          <w:rtl/>
+          <w:cs/>
+          <w:lang w:val="ar_AE" w:bidi="ar_AE"/>
+        </w:rPr>
+        <w:t>1:4</w:t>
+      </w:r>
       <w:r>
         <w:rPr>
           <w:rtl/>
@@ -4186,20 +3916,14 @@
         </w:rPr>
         <w:t xml:space="preserve">، </w:t>
       </w:r>
-      <w:hyperlink r:id="rId51">
-        <w:r>
-          <w:rPr>
-            <w:rtl/>
-            <w:cs/>
-            <w:lang w:val="ar_AE" w:bidi="ar_AE"/>
-          </w:rPr>
-          <w:rPr>
-            <w:color w:val="0000EE"/>
-            <w:u w:val="single"/>
-          </w:rPr>
-          <w:t>10</w:t>
-        </w:r>
-      </w:hyperlink>
+      <w:r>
+        <w:rPr>
+          <w:rtl/>
+          <w:cs/>
+          <w:lang w:val="ar_AE" w:bidi="ar_AE"/>
+        </w:rPr>
+        <w:t>10</w:t>
+      </w:r>
       <w:r>
         <w:rPr>
           <w:rtl/>
@@ -4370,20 +4094,14 @@
         </w:rPr>
         <w:t>أَنِّي أَسْكُبُ رُوحِي عَلَى كُلِّ بَشَرٍ: في إسرائيل، كانت عطية روح الله المُقوية تُمنح سابقًا فقط لأفراد مختارين مثل القضاة (</w:t>
       </w:r>
-      <w:hyperlink r:id="rId56">
-        <w:r>
-          <w:rPr>
-            <w:rtl/>
-            <w:cs/>
-            <w:lang w:val="ar_AE" w:bidi="ar_AE"/>
-          </w:rPr>
-          <w:rPr>
-            <w:color w:val="0000EE"/>
-            <w:u w:val="single"/>
-          </w:rPr>
-          <w:t>قضاة 3:10</w:t>
-        </w:r>
-      </w:hyperlink>
+      <w:r>
+        <w:rPr>
+          <w:rtl/>
+          <w:cs/>
+          <w:lang w:val="ar_AE" w:bidi="ar_AE"/>
+        </w:rPr>
+        <w:t>قضاة 3:10</w:t>
+      </w:r>
       <w:r>
         <w:rPr>
           <w:rtl/>
@@ -4392,20 +4110,14 @@
         </w:rPr>
         <w:t xml:space="preserve">؛ </w:t>
       </w:r>
-      <w:hyperlink r:id="rId57">
-        <w:r>
-          <w:rPr>
-            <w:rtl/>
-            <w:cs/>
-            <w:lang w:val="ar_AE" w:bidi="ar_AE"/>
-          </w:rPr>
-          <w:rPr>
-            <w:color w:val="0000EE"/>
-            <w:u w:val="single"/>
-          </w:rPr>
-          <w:t>15:14</w:t>
-        </w:r>
-      </w:hyperlink>
+      <w:r>
+        <w:rPr>
+          <w:rtl/>
+          <w:cs/>
+          <w:lang w:val="ar_AE" w:bidi="ar_AE"/>
+        </w:rPr>
+        <w:t>15:14</w:t>
+      </w:r>
       <w:r>
         <w:rPr>
           <w:rtl/>
@@ -4414,20 +4126,14 @@
         </w:rPr>
         <w:t>)، والكهنة (</w:t>
       </w:r>
-      <w:hyperlink r:id="rId58">
-        <w:r>
-          <w:rPr>
-            <w:rtl/>
-            <w:cs/>
-            <w:lang w:val="ar_AE" w:bidi="ar_AE"/>
-          </w:rPr>
-          <w:rPr>
-            <w:color w:val="0000EE"/>
-            <w:u w:val="single"/>
-          </w:rPr>
-          <w:t>2 أخبار 24:20</w:t>
-        </w:r>
-      </w:hyperlink>
+      <w:r>
+        <w:rPr>
+          <w:rtl/>
+          <w:cs/>
+          <w:lang w:val="ar_AE" w:bidi="ar_AE"/>
+        </w:rPr>
+        <w:t>2 أخبار 24:20</w:t>
+      </w:r>
       <w:r>
         <w:rPr>
           <w:rtl/>
@@ -4436,20 +4142,14 @@
         </w:rPr>
         <w:t>)، والملوك (</w:t>
       </w:r>
-      <w:hyperlink r:id="rId59">
-        <w:r>
-          <w:rPr>
-            <w:rtl/>
-            <w:cs/>
-            <w:lang w:val="ar_AE" w:bidi="ar_AE"/>
-          </w:rPr>
-          <w:rPr>
-            <w:color w:val="0000EE"/>
-            <w:u w:val="single"/>
-          </w:rPr>
-          <w:t>1 صموئيل 10:10</w:t>
-        </w:r>
-      </w:hyperlink>
+      <w:r>
+        <w:rPr>
+          <w:rtl/>
+          <w:cs/>
+          <w:lang w:val="ar_AE" w:bidi="ar_AE"/>
+        </w:rPr>
+        <w:t>1 صموئيل 10:10</w:t>
+      </w:r>
       <w:r>
         <w:rPr>
           <w:rtl/>
@@ -4458,20 +4158,14 @@
         </w:rPr>
         <w:t>)، والأنبياء (</w:t>
       </w:r>
-      <w:hyperlink r:id="rId60">
-        <w:r>
-          <w:rPr>
-            <w:rtl/>
-            <w:cs/>
-            <w:lang w:val="ar_AE" w:bidi="ar_AE"/>
-          </w:rPr>
-          <w:rPr>
-            <w:color w:val="0000EE"/>
-            <w:u w:val="single"/>
-          </w:rPr>
-          <w:t>إشعياء 61:1</w:t>
-        </w:r>
-      </w:hyperlink>
+      <w:r>
+        <w:rPr>
+          <w:rtl/>
+          <w:cs/>
+          <w:lang w:val="ar_AE" w:bidi="ar_AE"/>
+        </w:rPr>
+        <w:t>إشعياء 61:1</w:t>
+      </w:r>
       <w:r>
         <w:rPr>
           <w:rtl/>
@@ -4480,20 +4174,14 @@
         </w:rPr>
         <w:t>). لكن سيأتي الوقت الذي سيُعطَى فيه الروح القدس لكل فرد من شعب الله، بغض النظر عن الجنس أو العمر أو المكانة الاجتماعية. وتحقيقًا لرغبة موسى في أن يكون كل إسرائيلي نبيًا (</w:t>
       </w:r>
-      <w:hyperlink r:id="rId61">
-        <w:r>
-          <w:rPr>
-            <w:rtl/>
-            <w:cs/>
-            <w:lang w:val="ar_AE" w:bidi="ar_AE"/>
-          </w:rPr>
-          <w:rPr>
-            <w:color w:val="0000EE"/>
-            <w:u w:val="single"/>
-          </w:rPr>
-          <w:t>عدد 11:29</w:t>
-        </w:r>
-      </w:hyperlink>
+      <w:r>
+        <w:rPr>
+          <w:rtl/>
+          <w:cs/>
+          <w:lang w:val="ar_AE" w:bidi="ar_AE"/>
+        </w:rPr>
+        <w:t>عدد 11:29</w:t>
+      </w:r>
       <w:r>
         <w:rPr>
           <w:rtl/>
@@ -4502,20 +4190,14 @@
         </w:rPr>
         <w:t xml:space="preserve">)، سيتنبأ الجميع ويرون رؤى. في </w:t>
       </w:r>
-      <w:hyperlink r:id="rId62">
-        <w:r>
-          <w:rPr>
-            <w:rtl/>
-            <w:cs/>
-            <w:lang w:val="ar_AE" w:bidi="ar_AE"/>
-          </w:rPr>
-          <w:rPr>
-            <w:color w:val="0000EE"/>
-            <w:u w:val="single"/>
-          </w:rPr>
-          <w:t>أعمال 2:1–47</w:t>
-        </w:r>
-      </w:hyperlink>
+      <w:r>
+        <w:rPr>
+          <w:rtl/>
+          <w:cs/>
+          <w:lang w:val="ar_AE" w:bidi="ar_AE"/>
+        </w:rPr>
+        <w:t>أعمال 2:1–47</w:t>
+      </w:r>
       <w:r>
         <w:rPr>
           <w:rtl/>
@@ -4524,20 +4206,14 @@
         </w:rPr>
         <w:t>، وسّع بطرس هذا الوعد ليشمل الناس من جميع أنحاء العالم المعروف الذين تجمعوا في أورشليم، بغض النظر عن عرقهم (</w:t>
       </w:r>
-      <w:hyperlink r:id="rId63">
-        <w:r>
-          <w:rPr>
-            <w:rtl/>
-            <w:cs/>
-            <w:lang w:val="ar_AE" w:bidi="ar_AE"/>
-          </w:rPr>
-          <w:rPr>
-            <w:color w:val="0000EE"/>
-            <w:u w:val="single"/>
-          </w:rPr>
-          <w:t>أعمال 2:39</w:t>
-        </w:r>
-      </w:hyperlink>
+      <w:r>
+        <w:rPr>
+          <w:rtl/>
+          <w:cs/>
+          <w:lang w:val="ar_AE" w:bidi="ar_AE"/>
+        </w:rPr>
+        <w:t>أعمال 2:39</w:t>
+      </w:r>
       <w:r>
         <w:rPr>
           <w:rtl/>
@@ -4546,20 +4222,14 @@
         </w:rPr>
         <w:t xml:space="preserve">؛ انظر أيضًا </w:t>
       </w:r>
-      <w:hyperlink r:id="rId64">
-        <w:r>
-          <w:rPr>
-            <w:rtl/>
-            <w:cs/>
-            <w:lang w:val="ar_AE" w:bidi="ar_AE"/>
-          </w:rPr>
-          <w:rPr>
-            <w:color w:val="0000EE"/>
-            <w:u w:val="single"/>
-          </w:rPr>
-          <w:t>غلاطية 3:28</w:t>
-        </w:r>
-      </w:hyperlink>
+      <w:r>
+        <w:rPr>
+          <w:rtl/>
+          <w:cs/>
+          <w:lang w:val="ar_AE" w:bidi="ar_AE"/>
+        </w:rPr>
+        <w:t>غلاطية 3:28</w:t>
+      </w:r>
       <w:r>
         <w:rPr>
           <w:rtl/>
@@ -4635,20 +4305,14 @@
         </w:rPr>
         <w:t>لقد نظر النبي إلى ما هو أبعد من زمنه إلى يوم الرب المستقبلي، عندما يسكب الله روحه بطرق لم يسبق لها مثيل، ويجري آيات وعجائب ليراها كل البشر. وقد اقتبس الرسول بطرس هذا المقطع باعتباره قد تحقق في يوم الخمسين (</w:t>
       </w:r>
-      <w:hyperlink r:id="rId65">
-        <w:r>
-          <w:rPr>
-            <w:rtl/>
-            <w:cs/>
-            <w:lang w:val="ar_AE" w:bidi="ar_AE"/>
-          </w:rPr>
-          <w:rPr>
-            <w:color w:val="0000EE"/>
-            <w:u w:val="single"/>
-          </w:rPr>
-          <w:t>أعمال الرسل 2:16–21</w:t>
-        </w:r>
-      </w:hyperlink>
+      <w:r>
+        <w:rPr>
+          <w:rtl/>
+          <w:cs/>
+          <w:lang w:val="ar_AE" w:bidi="ar_AE"/>
+        </w:rPr>
+        <w:t>أعمال الرسل 2:16–21</w:t>
+      </w:r>
       <w:r>
         <w:rPr>
           <w:rtl/>
@@ -4791,20 +4455,14 @@
         </w:rPr>
         <w:t xml:space="preserve">سيكون انسكاب روح الله في المستقبل مصحوبًا بعلامات وعجائب. الدم والنار … والدخان، مع ظلام الشمس والقمر، هي إشارات لقدوم الله للدينونة (انظر </w:t>
       </w:r>
-      <w:hyperlink r:id="rId66">
-        <w:r>
-          <w:rPr>
-            <w:rtl/>
-            <w:cs/>
-            <w:lang w:val="ar_AE" w:bidi="ar_AE"/>
-          </w:rPr>
-          <w:rPr>
-            <w:color w:val="0000EE"/>
-            <w:u w:val="single"/>
-          </w:rPr>
-          <w:t>2:10</w:t>
-        </w:r>
-      </w:hyperlink>
+      <w:r>
+        <w:rPr>
+          <w:rtl/>
+          <w:cs/>
+          <w:lang w:val="ar_AE" w:bidi="ar_AE"/>
+        </w:rPr>
+        <w:t>2:10</w:t>
+      </w:r>
       <w:r>
         <w:rPr>
           <w:rtl/>
@@ -4813,20 +4471,14 @@
         </w:rPr>
         <w:t xml:space="preserve">؛ </w:t>
       </w:r>
-      <w:hyperlink r:id="rId67">
-        <w:r>
-          <w:rPr>
-            <w:rtl/>
-            <w:cs/>
-            <w:lang w:val="ar_AE" w:bidi="ar_AE"/>
-          </w:rPr>
-          <w:rPr>
-            <w:color w:val="0000EE"/>
-            <w:u w:val="single"/>
-          </w:rPr>
-          <w:t>مرقس 13:24</w:t>
-        </w:r>
-      </w:hyperlink>
+      <w:r>
+        <w:rPr>
+          <w:rtl/>
+          <w:cs/>
+          <w:lang w:val="ar_AE" w:bidi="ar_AE"/>
+        </w:rPr>
+        <w:t>مرقس 13:24</w:t>
+      </w:r>
       <w:r>
         <w:rPr>
           <w:rtl/>
@@ -4835,20 +4487,14 @@
         </w:rPr>
         <w:t xml:space="preserve">؛ </w:t>
       </w:r>
-      <w:hyperlink r:id="rId68">
-        <w:r>
-          <w:rPr>
-            <w:rtl/>
-            <w:cs/>
-            <w:lang w:val="ar_AE" w:bidi="ar_AE"/>
-          </w:rPr>
-          <w:rPr>
-            <w:color w:val="0000EE"/>
-            <w:u w:val="single"/>
-          </w:rPr>
-          <w:t>رؤيا 6:12</w:t>
-        </w:r>
-      </w:hyperlink>
+      <w:r>
+        <w:rPr>
+          <w:rtl/>
+          <w:cs/>
+          <w:lang w:val="ar_AE" w:bidi="ar_AE"/>
+        </w:rPr>
+        <w:t>رؤيا 6:12</w:t>
+      </w:r>
       <w:r>
         <w:rPr>
           <w:rtl/>
@@ -4924,20 +4570,14 @@
         </w:rPr>
         <w:t xml:space="preserve">وَيَكُونُ أَنَّ كُلَّ مَنْ يَدْعُو بِاسْمِ الرَّبِّ يَنْجُو: يجب أن تكون الدعوة باسم الله مصحوبة بالتزام دائم بالعبادة والخدمة والشركة مع الرب، وليس عملًا أخيرًا نابعًا من اليأس (انظر </w:t>
       </w:r>
-      <w:hyperlink r:id="rId69">
-        <w:r>
-          <w:rPr>
-            <w:rtl/>
-            <w:cs/>
-            <w:lang w:val="ar_AE" w:bidi="ar_AE"/>
-          </w:rPr>
-          <w:rPr>
-            <w:color w:val="0000EE"/>
-            <w:u w:val="single"/>
-          </w:rPr>
-          <w:t>تكوين 12:8</w:t>
-        </w:r>
-      </w:hyperlink>
+      <w:r>
+        <w:rPr>
+          <w:rtl/>
+          <w:cs/>
+          <w:lang w:val="ar_AE" w:bidi="ar_AE"/>
+        </w:rPr>
+        <w:t>تكوين 12:8</w:t>
+      </w:r>
       <w:r>
         <w:rPr>
           <w:rtl/>
@@ -4946,20 +4586,14 @@
         </w:rPr>
         <w:t xml:space="preserve">؛ </w:t>
       </w:r>
-      <w:hyperlink r:id="rId70">
-        <w:r>
-          <w:rPr>
-            <w:rtl/>
-            <w:cs/>
-            <w:lang w:val="ar_AE" w:bidi="ar_AE"/>
-          </w:rPr>
-          <w:rPr>
-            <w:color w:val="0000EE"/>
-            <w:u w:val="single"/>
-          </w:rPr>
-          <w:t>مزمور 105:1</w:t>
-        </w:r>
-      </w:hyperlink>
+      <w:r>
+        <w:rPr>
+          <w:rtl/>
+          <w:cs/>
+          <w:lang w:val="ar_AE" w:bidi="ar_AE"/>
+        </w:rPr>
+        <w:t>مزمور 105:1</w:t>
+      </w:r>
       <w:r>
         <w:rPr>
           <w:rtl/>
@@ -4968,20 +4602,14 @@
         </w:rPr>
         <w:t xml:space="preserve">؛ </w:t>
       </w:r>
-      <w:hyperlink r:id="rId71">
-        <w:r>
-          <w:rPr>
-            <w:rtl/>
-            <w:cs/>
-            <w:lang w:val="ar_AE" w:bidi="ar_AE"/>
-          </w:rPr>
-          <w:rPr>
-            <w:color w:val="0000EE"/>
-            <w:u w:val="single"/>
-          </w:rPr>
-          <w:t>إشعياء 12: 4؛</w:t>
-        </w:r>
-      </w:hyperlink>
+      <w:r>
+        <w:rPr>
+          <w:rtl/>
+          <w:cs/>
+          <w:lang w:val="ar_AE" w:bidi="ar_AE"/>
+        </w:rPr>
+        <w:t>إشعياء 12: 4؛</w:t>
+      </w:r>
       <w:r>
         <w:rPr>
           <w:rtl/>
@@ -4990,20 +4618,14 @@
         </w:rPr>
         <w:t xml:space="preserve"> </w:t>
       </w:r>
-      <w:hyperlink r:id="rId72">
-        <w:r>
-          <w:rPr>
-            <w:rtl/>
-            <w:cs/>
-            <w:lang w:val="ar_AE" w:bidi="ar_AE"/>
-          </w:rPr>
-          <w:rPr>
-            <w:color w:val="0000EE"/>
-            <w:u w:val="single"/>
-          </w:rPr>
-          <w:t>رومية 10:13</w:t>
-        </w:r>
-      </w:hyperlink>
+      <w:r>
+        <w:rPr>
+          <w:rtl/>
+          <w:cs/>
+          <w:lang w:val="ar_AE" w:bidi="ar_AE"/>
+        </w:rPr>
+        <w:t>رومية 10:13</w:t>
+      </w:r>
       <w:r>
         <w:rPr>
           <w:rtl/>
@@ -5012,20 +4634,14 @@
         </w:rPr>
         <w:t xml:space="preserve">؛ </w:t>
       </w:r>
-      <w:hyperlink r:id="rId73">
-        <w:r>
-          <w:rPr>
-            <w:rtl/>
-            <w:cs/>
-            <w:lang w:val="ar_AE" w:bidi="ar_AE"/>
-          </w:rPr>
-          <w:rPr>
-            <w:color w:val="0000EE"/>
-            <w:u w:val="single"/>
-          </w:rPr>
-          <w:t>12:1–2</w:t>
-        </w:r>
-      </w:hyperlink>
+      <w:r>
+        <w:rPr>
+          <w:rtl/>
+          <w:cs/>
+          <w:lang w:val="ar_AE" w:bidi="ar_AE"/>
+        </w:rPr>
+        <w:t>12:1–2</w:t>
+      </w:r>
       <w:r>
         <w:rPr>
           <w:rtl/>
@@ -5034,20 +4650,14 @@
         </w:rPr>
         <w:t xml:space="preserve">). • أولئك الذين دعاهم الرب هم البقية المختارة، الناجون من الدينونة الذين يعبدونه (انظر </w:t>
       </w:r>
-      <w:hyperlink r:id="rId74">
-        <w:r>
-          <w:rPr>
-            <w:rtl/>
-            <w:cs/>
-            <w:lang w:val="ar_AE" w:bidi="ar_AE"/>
-          </w:rPr>
-          <w:rPr>
-            <w:color w:val="0000EE"/>
-            <w:u w:val="single"/>
-          </w:rPr>
-          <w:t>2 ملوك 19:31</w:t>
-        </w:r>
-      </w:hyperlink>
+      <w:r>
+        <w:rPr>
+          <w:rtl/>
+          <w:cs/>
+          <w:lang w:val="ar_AE" w:bidi="ar_AE"/>
+        </w:rPr>
+        <w:t>2 ملوك 19:31</w:t>
+      </w:r>
       <w:r>
         <w:rPr>
           <w:rtl/>
@@ -5056,20 +4666,14 @@
         </w:rPr>
         <w:t xml:space="preserve">؛ </w:t>
       </w:r>
-      <w:hyperlink r:id="rId75">
-        <w:r>
-          <w:rPr>
-            <w:rtl/>
-            <w:cs/>
-            <w:lang w:val="ar_AE" w:bidi="ar_AE"/>
-          </w:rPr>
-          <w:rPr>
-            <w:color w:val="0000EE"/>
-            <w:u w:val="single"/>
-          </w:rPr>
-          <w:t>عزرا 9:8–15</w:t>
-        </w:r>
-      </w:hyperlink>
+      <w:r>
+        <w:rPr>
+          <w:rtl/>
+          <w:cs/>
+          <w:lang w:val="ar_AE" w:bidi="ar_AE"/>
+        </w:rPr>
+        <w:t>عزرا 9:8–15</w:t>
+      </w:r>
       <w:r>
         <w:rPr>
           <w:rtl/>
@@ -5078,20 +4682,14 @@
         </w:rPr>
         <w:t xml:space="preserve">؛ </w:t>
       </w:r>
-      <w:hyperlink r:id="rId76">
-        <w:r>
-          <w:rPr>
-            <w:rtl/>
-            <w:cs/>
-            <w:lang w:val="ar_AE" w:bidi="ar_AE"/>
-          </w:rPr>
-          <w:rPr>
-            <w:color w:val="0000EE"/>
-            <w:u w:val="single"/>
-          </w:rPr>
-          <w:t>إشعياء 10:20–22</w:t>
-        </w:r>
-      </w:hyperlink>
+      <w:r>
+        <w:rPr>
+          <w:rtl/>
+          <w:cs/>
+          <w:lang w:val="ar_AE" w:bidi="ar_AE"/>
+        </w:rPr>
+        <w:t>إشعياء 10:20–22</w:t>
+      </w:r>
       <w:r>
         <w:rPr>
           <w:rtl/>
@@ -5251,20 +4849,14 @@
         </w:rPr>
         <w:t>) في وادي يهوشافاط. هذا الوادي ليس مرتبطًا بالملك يهوشافاط ملك يهوذا (</w:t>
       </w:r>
-      <w:hyperlink r:id="rId77">
-        <w:r>
-          <w:rPr>
-            <w:rtl/>
-            <w:cs/>
-            <w:lang w:val="ar_AE" w:bidi="ar_AE"/>
-          </w:rPr>
-          <w:rPr>
-            <w:color w:val="0000EE"/>
-            <w:u w:val="single"/>
-          </w:rPr>
-          <w:t>1 ملوك 22:41</w:t>
-        </w:r>
-      </w:hyperlink>
+      <w:r>
+        <w:rPr>
+          <w:rtl/>
+          <w:cs/>
+          <w:lang w:val="ar_AE" w:bidi="ar_AE"/>
+        </w:rPr>
+        <w:t>1 ملوك 22:41</w:t>
+      </w:r>
       <w:r>
         <w:rPr>
           <w:rtl/>
@@ -5273,20 +4865,14 @@
         </w:rPr>
         <w:t xml:space="preserve">)؛ بل، إن هذا الوصف، الذي يعني "الوادي حيث يقضي الرب"، يحدد الموقع على أنه المكان الذي سيصدر فيه الله قراره (انظر </w:t>
       </w:r>
-      <w:hyperlink r:id="rId78">
-        <w:r>
-          <w:rPr>
-            <w:rtl/>
-            <w:cs/>
-            <w:lang w:val="ar_AE" w:bidi="ar_AE"/>
-          </w:rPr>
-          <w:rPr>
-            <w:color w:val="0000EE"/>
-            <w:u w:val="single"/>
-          </w:rPr>
-          <w:t>يوئيل 3:14</w:t>
-        </w:r>
-      </w:hyperlink>
+      <w:r>
+        <w:rPr>
+          <w:rtl/>
+          <w:cs/>
+          <w:lang w:val="ar_AE" w:bidi="ar_AE"/>
+        </w:rPr>
+        <w:t>يوئيل 3:14</w:t>
+      </w:r>
       <w:r>
         <w:rPr>
           <w:rtl/>
@@ -5295,20 +4881,14 @@
         </w:rPr>
         <w:t xml:space="preserve">) بشأن مصير الأمم. • تشمل خطايا الأمم أنهم سبوا شعب عهد الله واستغلوا الأولاد والبنات العاجزين في تجارة العبيد اللاإنسانية (قارن </w:t>
       </w:r>
-      <w:hyperlink r:id="rId79">
-        <w:r>
-          <w:rPr>
-            <w:rtl/>
-            <w:cs/>
-            <w:lang w:val="ar_AE" w:bidi="ar_AE"/>
-          </w:rPr>
-          <w:rPr>
-            <w:color w:val="0000EE"/>
-            <w:u w:val="single"/>
-          </w:rPr>
-          <w:t>حزقيال 27:13</w:t>
-        </w:r>
-      </w:hyperlink>
+      <w:r>
+        <w:rPr>
+          <w:rtl/>
+          <w:cs/>
+          <w:lang w:val="ar_AE" w:bidi="ar_AE"/>
+        </w:rPr>
+        <w:t>حزقيال 27:13</w:t>
+      </w:r>
       <w:r>
         <w:rPr>
           <w:rtl/>
@@ -5317,20 +4897,14 @@
         </w:rPr>
         <w:t xml:space="preserve">؛ </w:t>
       </w:r>
-      <w:hyperlink r:id="rId80">
-        <w:r>
-          <w:rPr>
-            <w:rtl/>
-            <w:cs/>
-            <w:lang w:val="ar_AE" w:bidi="ar_AE"/>
-          </w:rPr>
-          <w:rPr>
-            <w:color w:val="0000EE"/>
-            <w:u w:val="single"/>
-          </w:rPr>
-          <w:t>رؤيا 18:13</w:t>
-        </w:r>
-      </w:hyperlink>
+      <w:r>
+        <w:rPr>
+          <w:rtl/>
+          <w:cs/>
+          <w:lang w:val="ar_AE" w:bidi="ar_AE"/>
+        </w:rPr>
+        <w:t>رؤيا 18:13</w:t>
+      </w:r>
       <w:r>
         <w:rPr>
           <w:rtl/>
@@ -5406,20 +4980,14 @@
         </w:rPr>
         <w:t xml:space="preserve">كانت المدن الفينيقية، مثل صور وصيدون، ومدن الفلسطينيين مذنبة بنهب الكنوز الثمينة لأورشليم وبيع شعبها كعبيد لليونانيين (انظر </w:t>
       </w:r>
-      <w:hyperlink r:id="rId81">
-        <w:r>
-          <w:rPr>
-            <w:rtl/>
-            <w:cs/>
-            <w:lang w:val="ar_AE" w:bidi="ar_AE"/>
-          </w:rPr>
-          <w:rPr>
-            <w:color w:val="0000EE"/>
-            <w:u w:val="single"/>
-          </w:rPr>
-          <w:t>عاموس 1:6</w:t>
-        </w:r>
-      </w:hyperlink>
+      <w:r>
+        <w:rPr>
+          <w:rtl/>
+          <w:cs/>
+          <w:lang w:val="ar_AE" w:bidi="ar_AE"/>
+        </w:rPr>
+        <w:t>عاموس 1:6</w:t>
+      </w:r>
       <w:r>
         <w:rPr>
           <w:rtl/>
@@ -5428,20 +4996,14 @@
         </w:rPr>
         <w:t xml:space="preserve">، </w:t>
       </w:r>
-      <w:hyperlink r:id="rId82">
-        <w:r>
-          <w:rPr>
-            <w:rtl/>
-            <w:cs/>
-            <w:lang w:val="ar_AE" w:bidi="ar_AE"/>
-          </w:rPr>
-          <w:rPr>
-            <w:color w:val="0000EE"/>
-            <w:u w:val="single"/>
-          </w:rPr>
-          <w:t>9</w:t>
-        </w:r>
-      </w:hyperlink>
+      <w:r>
+        <w:rPr>
+          <w:rtl/>
+          <w:cs/>
+          <w:lang w:val="ar_AE" w:bidi="ar_AE"/>
+        </w:rPr>
+        <w:t>9</w:t>
+      </w:r>
       <w:r>
         <w:rPr>
           <w:rtl/>
@@ -5675,20 +5237,14 @@
         </w:rPr>
         <w:t xml:space="preserve">اِطْبَعُوا سِكَّاتِكُمْ سُيُوفًا: على عكس الصورة في </w:t>
       </w:r>
-      <w:hyperlink r:id="rId83">
-        <w:r>
-          <w:rPr>
-            <w:rtl/>
-            <w:cs/>
-            <w:lang w:val="ar_AE" w:bidi="ar_AE"/>
-          </w:rPr>
-          <w:rPr>
-            <w:color w:val="0000EE"/>
-            <w:u w:val="single"/>
-          </w:rPr>
-          <w:t>إشعياء 2:4</w:t>
-        </w:r>
-      </w:hyperlink>
+      <w:r>
+        <w:rPr>
+          <w:rtl/>
+          <w:cs/>
+          <w:lang w:val="ar_AE" w:bidi="ar_AE"/>
+        </w:rPr>
+        <w:t>إشعياء 2:4</w:t>
+      </w:r>
       <w:r>
         <w:rPr>
           <w:rtl/>
@@ -5697,20 +5253,14 @@
         </w:rPr>
         <w:t xml:space="preserve"> و</w:t>
       </w:r>
-      <w:hyperlink r:id="rId84">
-        <w:r>
-          <w:rPr>
-            <w:rtl/>
-            <w:cs/>
-            <w:lang w:val="ar_AE" w:bidi="ar_AE"/>
-          </w:rPr>
-          <w:rPr>
-            <w:color w:val="0000EE"/>
-            <w:u w:val="single"/>
-          </w:rPr>
-          <w:t>ميخا 4:3</w:t>
-        </w:r>
-      </w:hyperlink>
+      <w:r>
+        <w:rPr>
+          <w:rtl/>
+          <w:cs/>
+          <w:lang w:val="ar_AE" w:bidi="ar_AE"/>
+        </w:rPr>
+        <w:t>ميخا 4:3</w:t>
+      </w:r>
       <w:r>
         <w:rPr>
           <w:rtl/>
@@ -5886,20 +5436,14 @@
         </w:rPr>
         <w:t xml:space="preserve">سيهزم الله الأمم كما يحصد المنجل سيقان الحبوب وكالعمال الذين يدوسون العنب في المعصرة (انظر </w:t>
       </w:r>
-      <w:hyperlink r:id="rId85">
-        <w:r>
-          <w:rPr>
-            <w:rtl/>
-            <w:cs/>
-            <w:lang w:val="ar_AE" w:bidi="ar_AE"/>
-          </w:rPr>
-          <w:rPr>
-            <w:color w:val="0000EE"/>
-            <w:u w:val="single"/>
-          </w:rPr>
-          <w:t>إشعياء 63:2–3</w:t>
-        </w:r>
-      </w:hyperlink>
+      <w:r>
+        <w:rPr>
+          <w:rtl/>
+          <w:cs/>
+          <w:lang w:val="ar_AE" w:bidi="ar_AE"/>
+        </w:rPr>
+        <w:t>إشعياء 63:2–3</w:t>
+      </w:r>
       <w:r>
         <w:rPr>
           <w:rtl/>
@@ -5908,20 +5452,14 @@
         </w:rPr>
         <w:t xml:space="preserve">؛ </w:t>
       </w:r>
-      <w:hyperlink r:id="rId86">
-        <w:r>
-          <w:rPr>
-            <w:rtl/>
-            <w:cs/>
-            <w:lang w:val="ar_AE" w:bidi="ar_AE"/>
-          </w:rPr>
-          <w:rPr>
-            <w:color w:val="0000EE"/>
-            <w:u w:val="single"/>
-          </w:rPr>
-          <w:t>رؤيا 14:14–20</w:t>
-        </w:r>
-      </w:hyperlink>
+      <w:r>
+        <w:rPr>
+          <w:rtl/>
+          <w:cs/>
+          <w:lang w:val="ar_AE" w:bidi="ar_AE"/>
+        </w:rPr>
+        <w:t>رؤيا 14:14–20</w:t>
+      </w:r>
       <w:r>
         <w:rPr>
           <w:rtl/>
@@ -6031,20 +5569,14 @@
         </w:rPr>
         <w:t xml:space="preserve">): تكرار الكلمة العبرية يجسد الضجيج الفوضوي الذي يُحدثه الحشد الهائل. • وَادِي الْقَضَاءِ: تم تغيير اسم الوادي (قارن </w:t>
       </w:r>
-      <w:hyperlink r:id="rId87">
-        <w:r>
-          <w:rPr>
-            <w:rtl/>
-            <w:cs/>
-            <w:lang w:val="ar_AE" w:bidi="ar_AE"/>
-          </w:rPr>
-          <w:rPr>
-            <w:color w:val="0000EE"/>
-            <w:u w:val="single"/>
-          </w:rPr>
-          <w:t>3:2–3</w:t>
-        </w:r>
-      </w:hyperlink>
+      <w:r>
+        <w:rPr>
+          <w:rtl/>
+          <w:cs/>
+          <w:lang w:val="ar_AE" w:bidi="ar_AE"/>
+        </w:rPr>
+        <w:t>3:2–3</w:t>
+      </w:r>
       <w:r>
         <w:rPr>
           <w:rtl/>
@@ -6053,20 +5585,14 @@
         </w:rPr>
         <w:t xml:space="preserve">، </w:t>
       </w:r>
-      <w:hyperlink r:id="rId88">
-        <w:r>
-          <w:rPr>
-            <w:rtl/>
-            <w:cs/>
-            <w:lang w:val="ar_AE" w:bidi="ar_AE"/>
-          </w:rPr>
-          <w:rPr>
-            <w:color w:val="0000EE"/>
-            <w:u w:val="single"/>
-          </w:rPr>
-          <w:t>12</w:t>
-        </w:r>
-      </w:hyperlink>
+      <w:r>
+        <w:rPr>
+          <w:rtl/>
+          <w:cs/>
+          <w:lang w:val="ar_AE" w:bidi="ar_AE"/>
+        </w:rPr>
+        <w:t>12</w:t>
+      </w:r>
       <w:r>
         <w:rPr>
           <w:rtl/>
@@ -6142,20 +5668,14 @@
         </w:rPr>
         <w:t xml:space="preserve">كان صوت الرب، مثل صوت الأسد، يزمجر من صهيون، يهز السماء والأرض ويرعب الخطاة (انظر </w:t>
       </w:r>
-      <w:hyperlink r:id="rId89">
-        <w:r>
-          <w:rPr>
-            <w:rtl/>
-            <w:cs/>
-            <w:lang w:val="ar_AE" w:bidi="ar_AE"/>
-          </w:rPr>
-          <w:rPr>
-            <w:color w:val="0000EE"/>
-            <w:u w:val="single"/>
-          </w:rPr>
-          <w:t>عاموس 1:2</w:t>
-        </w:r>
-      </w:hyperlink>
+      <w:r>
+        <w:rPr>
+          <w:rtl/>
+          <w:cs/>
+          <w:lang w:val="ar_AE" w:bidi="ar_AE"/>
+        </w:rPr>
+        <w:t>عاموس 1:2</w:t>
+      </w:r>
       <w:r>
         <w:rPr>
           <w:rtl/>
@@ -6248,20 +5768,14 @@
         </w:rPr>
         <w:t xml:space="preserve"> جبل قدسه (انظر أيضًا </w:t>
       </w:r>
-      <w:hyperlink r:id="rId90">
-        <w:r>
-          <w:rPr>
-            <w:rtl/>
-            <w:cs/>
-            <w:lang w:val="ar_AE" w:bidi="ar_AE"/>
-          </w:rPr>
-          <w:rPr>
-            <w:color w:val="0000EE"/>
-            <w:u w:val="single"/>
-          </w:rPr>
-          <w:t>2:27</w:t>
-        </w:r>
-      </w:hyperlink>
+      <w:r>
+        <w:rPr>
+          <w:rtl/>
+          <w:cs/>
+          <w:lang w:val="ar_AE" w:bidi="ar_AE"/>
+        </w:rPr>
+        <w:t>2:27</w:t>
+      </w:r>
       <w:r>
         <w:rPr>
           <w:rtl/>
@@ -6337,20 +5851,14 @@
         </w:rPr>
         <w:t xml:space="preserve">ستتدفق البركات من حضور الرب السيادي في صهيون (انظر أيضًا </w:t>
       </w:r>
-      <w:hyperlink r:id="rId91">
-        <w:r>
-          <w:rPr>
-            <w:rtl/>
-            <w:cs/>
-            <w:lang w:val="ar_AE" w:bidi="ar_AE"/>
-          </w:rPr>
-          <w:rPr>
-            <w:color w:val="0000EE"/>
-            <w:u w:val="single"/>
-          </w:rPr>
-          <w:t>حزقيال 47:1–12</w:t>
-        </w:r>
-      </w:hyperlink>
+      <w:r>
+        <w:rPr>
+          <w:rtl/>
+          <w:cs/>
+          <w:lang w:val="ar_AE" w:bidi="ar_AE"/>
+        </w:rPr>
+        <w:t>حزقيال 47:1–12</w:t>
+      </w:r>
       <w:r>
         <w:rPr>
           <w:rtl/>
@@ -6359,20 +5867,14 @@
         </w:rPr>
         <w:t xml:space="preserve">؛ </w:t>
       </w:r>
-      <w:hyperlink r:id="rId92">
-        <w:r>
-          <w:rPr>
-            <w:rtl/>
-            <w:cs/>
-            <w:lang w:val="ar_AE" w:bidi="ar_AE"/>
-          </w:rPr>
-          <w:rPr>
-            <w:color w:val="0000EE"/>
-            <w:u w:val="single"/>
-          </w:rPr>
-          <w:t>عاموس 9:13</w:t>
-        </w:r>
-      </w:hyperlink>
+      <w:r>
+        <w:rPr>
+          <w:rtl/>
+          <w:cs/>
+          <w:lang w:val="ar_AE" w:bidi="ar_AE"/>
+        </w:rPr>
+        <w:t>عاموس 9:13</w:t>
+      </w:r>
       <w:r>
         <w:rPr>
           <w:rtl/>
@@ -6381,20 +5883,14 @@
         </w:rPr>
         <w:t xml:space="preserve">). ستكون هناك وفرة فائضة من الخمر الجيد واللبن. ومن الهيكل، مسكن الله الخاص على الأرض، يخرج ينبوع يسقي الأراضي القاحلة إلى الأبد (انظر </w:t>
       </w:r>
-      <w:hyperlink r:id="rId93">
-        <w:r>
-          <w:rPr>
-            <w:rtl/>
-            <w:cs/>
-            <w:lang w:val="ar_AE" w:bidi="ar_AE"/>
-          </w:rPr>
-          <w:rPr>
-            <w:color w:val="0000EE"/>
-            <w:u w:val="single"/>
-          </w:rPr>
-          <w:t>زكريا 14:8</w:t>
-        </w:r>
-      </w:hyperlink>
+      <w:r>
+        <w:rPr>
+          <w:rtl/>
+          <w:cs/>
+          <w:lang w:val="ar_AE" w:bidi="ar_AE"/>
+        </w:rPr>
+        <w:t>زكريا 14:8</w:t>
+      </w:r>
       <w:r>
         <w:rPr>
           <w:rtl/>
@@ -6403,20 +5899,14 @@
         </w:rPr>
         <w:t xml:space="preserve">؛ </w:t>
       </w:r>
-      <w:hyperlink r:id="rId94">
-        <w:r>
-          <w:rPr>
-            <w:rtl/>
-            <w:cs/>
-            <w:lang w:val="ar_AE" w:bidi="ar_AE"/>
-          </w:rPr>
-          <w:rPr>
-            <w:color w:val="0000EE"/>
-            <w:u w:val="single"/>
-          </w:rPr>
-          <w:t>رؤيا 22:1–2</w:t>
-        </w:r>
-      </w:hyperlink>
+      <w:r>
+        <w:rPr>
+          <w:rtl/>
+          <w:cs/>
+          <w:lang w:val="ar_AE" w:bidi="ar_AE"/>
+        </w:rPr>
+        <w:t>رؤيا 22:1–2</w:t>
+      </w:r>
       <w:r>
         <w:rPr>
           <w:rtl/>
@@ -6559,20 +6049,14 @@
         </w:rPr>
         <w:t xml:space="preserve">إن خاتمة نبوة يوئيل هي نقيض بدايتها. ففي </w:t>
       </w:r>
-      <w:hyperlink r:id="rId26">
-        <w:r>
-          <w:rPr>
-            <w:rtl/>
-            <w:cs/>
-            <w:lang w:val="ar_AE" w:bidi="ar_AE"/>
-          </w:rPr>
-          <w:rPr>
-            <w:color w:val="0000EE"/>
-            <w:u w:val="single"/>
-          </w:rPr>
-          <w:t>1:1–20</w:t>
-        </w:r>
-      </w:hyperlink>
+      <w:r>
+        <w:rPr>
+          <w:rtl/>
+          <w:cs/>
+          <w:lang w:val="ar_AE" w:bidi="ar_AE"/>
+        </w:rPr>
+        <w:t>1:1–20</w:t>
+      </w:r>
       <w:r>
         <w:rPr>
           <w:rtl/>
@@ -6581,20 +6065,14 @@
         </w:rPr>
         <w:t xml:space="preserve">، بدا مستقبل يهوذا موضع شك كبير. وكانت ضربة الجراد والجفاف، وهما علامتان للدينونة الإلهية، يهددان وجود يهوذا. والآن، ينتهي يوئيل بتأكيد إلهي على أن يهوذا … وأورشليم ستبقيان إلى دورٍ فدورٍ. وينعم شعب الله في كل جيل بالطمأنينة في الرجاء بأن مملكته ستسود على السماء والأرض (انظر أيضًا </w:t>
       </w:r>
-      <w:hyperlink r:id="rId95">
-        <w:r>
-          <w:rPr>
-            <w:rtl/>
-            <w:cs/>
-            <w:lang w:val="ar_AE" w:bidi="ar_AE"/>
-          </w:rPr>
-          <w:rPr>
-            <w:color w:val="0000EE"/>
-            <w:u w:val="single"/>
-          </w:rPr>
-          <w:t>إشعياء 9:6–7؛</w:t>
-        </w:r>
-      </w:hyperlink>
+      <w:r>
+        <w:rPr>
+          <w:rtl/>
+          <w:cs/>
+          <w:lang w:val="ar_AE" w:bidi="ar_AE"/>
+        </w:rPr>
+        <w:t>إشعياء 9:6–7؛</w:t>
+      </w:r>
       <w:r>
         <w:rPr>
           <w:rtl/>
@@ -6603,20 +6081,14 @@
         </w:rPr>
         <w:t xml:space="preserve"> </w:t>
       </w:r>
-      <w:hyperlink r:id="rId96">
-        <w:r>
-          <w:rPr>
-            <w:rtl/>
-            <w:cs/>
-            <w:lang w:val="ar_AE" w:bidi="ar_AE"/>
-          </w:rPr>
-          <w:rPr>
-            <w:color w:val="0000EE"/>
-            <w:u w:val="single"/>
-          </w:rPr>
-          <w:t>دانيآل 2:44</w:t>
-        </w:r>
-      </w:hyperlink>
+      <w:r>
+        <w:rPr>
+          <w:rtl/>
+          <w:cs/>
+          <w:lang w:val="ar_AE" w:bidi="ar_AE"/>
+        </w:rPr>
+        <w:t>دانيآل 2:44</w:t>
+      </w:r>
       <w:r>
         <w:rPr>
           <w:rtl/>
@@ -6625,20 +6097,14 @@
         </w:rPr>
         <w:t xml:space="preserve">؛ </w:t>
       </w:r>
-      <w:hyperlink r:id="rId97">
-        <w:r>
-          <w:rPr>
-            <w:rtl/>
-            <w:cs/>
-            <w:lang w:val="ar_AE" w:bidi="ar_AE"/>
-          </w:rPr>
-          <w:rPr>
-            <w:color w:val="0000EE"/>
-            <w:u w:val="single"/>
-          </w:rPr>
-          <w:t>7:13–14</w:t>
-        </w:r>
-      </w:hyperlink>
+      <w:r>
+        <w:rPr>
+          <w:rtl/>
+          <w:cs/>
+          <w:lang w:val="ar_AE" w:bidi="ar_AE"/>
+        </w:rPr>
+        <w:t>7:13–14</w:t>
+      </w:r>
       <w:r>
         <w:rPr>
           <w:rtl/>
